--- a/docs/report/BAO_CAO_CUOI_KY_NOOK_KY.docx
+++ b/docs/report/BAO_CAO_CUOI_KY_NOOK_KY.docx
@@ -198,7 +198,7 @@
     </w:sdt>
     <w:p>
       <w:pPr>
-        <w:spacing w:after="120" w:line="276"/>
+        <w:spacing w:after="120" w:line="264"/>
         <w:jc w:val="center"/>
       </w:pPr>
       <w:r>
@@ -210,21 +210,16 @@
       </w:r>
     </w:p>
     <w:p>
-      <w:r>
-        <w:br w:type="page"/>
-      </w:r>
-    </w:p>
-    <w:p>
-      <w:pPr>
-        <w:spacing w:after="200"/>
+      <w:pPr>
+        <w:spacing w:after="120" w:before="240"/>
         <w:jc w:val="center"/>
       </w:pPr>
       <w:r>
         <w:rPr>
           <w:b/>
           <w:bCs/>
-          <w:sz w:val="30"/>
-          <w:szCs w:val="30"/>
+          <w:sz w:val="28"/>
+          <w:szCs w:val="28"/>
         </w:rPr>
         <w:t xml:space="preserve">THÀNH VIÊN VÀ PHÂN CÔNG VAI TRÒ</w:t>
       </w:r>
@@ -779,7 +774,7 @@
                 <w:sz w:val="20"/>
                 <w:szCs w:val="20"/>
               </w:rPr>
-              <w:t xml:space="preserve">Phần 3, Bảng 4 đến Bảng 8, Hình 1 đến Hình 4</w:t>
+              <w:t xml:space="preserve">Phần 3, Bảng 3 đến Bảng 7, Hình 1 đến Hình 4</w:t>
             </w:r>
           </w:p>
         </w:tc>
@@ -949,7 +944,7 @@
                 <w:sz w:val="20"/>
                 <w:szCs w:val="20"/>
               </w:rPr>
-              <w:t xml:space="preserve">Phần 4, Hình 5 đến Hình 7</w:t>
+              <w:t xml:space="preserve">Phần 4, Hình 5 đến Hình 8</w:t>
             </w:r>
           </w:p>
         </w:tc>
@@ -1159,7 +1154,7 @@
     </w:p>
     <w:p>
       <w:pPr>
-        <w:spacing w:after="120" w:line="276"/>
+        <w:spacing w:after="120" w:line="264"/>
         <w:jc w:val="both"/>
       </w:pPr>
       <w:r>
@@ -1173,7 +1168,121 @@
         <w:t xml:space="preserve">Book Nook</w:t>
       </w:r>
       <w:r>
-        <w:t xml:space="preserve">: mô hình thu nhỏ dạng hộp đặt vừa kệ sách, người mua tự lắp ráp (350 đến 430 mảnh, 6 đến 8 giờ lắp) rồi giữ lại làm vật décor. Đây là nhánh nhỏ trong ngành quà tặng và đồ thủ công DIY (do it yourself, tự làm). Danh mục có 6 SKU (mã sản phẩm), mỗi mẫu tái hiện một nơi chốn Việt Nam, giá từ 749.000đ đến 1.099.000đ (Bảng 2).</w:t>
+        <w:t xml:space="preserve">: mô hình thu nhỏ dạng hộp đặt vừa kệ sách, người mua tự lắp ráp (350 đến 430 mảnh, 6 đến 8 giờ lắp) rồi giữ lại làm vật décor. Đây là nhánh nhỏ trong ngành quà tặng và đồ thủ công DIY (do it yourself, tự làm). Danh mục có 6 SKU (mã sản phẩm), mỗi mẫu tái hiện một nơi chốn Việt Nam, giá niêm yết: Hội An (Phố Vừa Lên Đèn) 899.000đ, Huế (Mưa Qua Sân Gạch) 929.000đ, Hà Nội (Sáng Trên Phố Cũ) 849.000đ, Sài Gòn (Hẻm Còn Sáng Đèn) 1.099.000đ, Đà Lạt (Đèn Ấm Trên Dốc) 849.000đ, Miền Tây (Sông Vừa Thức Giấc) 749.000đ (nguồn: dữ liệu sản phẩm trên website, đối chiếu 26/10/2026).</w:t>
+      </w:r>
+    </w:p>
+    <w:p>
+      <w:pPr>
+        <w:spacing w:after="120" w:line="264"/>
+        <w:jc w:val="both"/>
+      </w:pPr>
+      <w:r>
+        <w:rPr>
+          <w:b/>
+          <w:bCs/>
+        </w:rPr>
+        <w:t xml:space="preserve">Lý do chọn:</w:t>
+      </w:r>
+      <w:r>
+        <w:t xml:space="preserve"> [CẦN BỔ SUNG: lý do của nhóm]. Về mặt đồ án, ngành hàng có giá trị đơn cao (AOV, average order value, giá trị đơn trung bình, đạt 975.442đ trong kỳ đo) và cần nhiều hình ảnh, thông tin lắp ráp trước khi mua, nên các điểm rớt trong phễu thể hiện rõ trên dữ liệu.</w:t>
+      </w:r>
+    </w:p>
+    <w:p>
+      <w:pPr>
+        <w:pStyle w:val="Heading2"/>
+      </w:pPr>
+      <w:r>
+        <w:t xml:space="preserve">1.2 Định vị website</w:t>
+      </w:r>
+    </w:p>
+    <w:p>
+      <w:pPr>
+        <w:spacing w:after="120" w:line="264"/>
+        <w:jc w:val="both"/>
+      </w:pPr>
+      <w:r>
+        <w:t xml:space="preserve">Mô hình bán hàng trực tiếp (D2C, direct to consumer) với thông điệp </w:t>
+      </w:r>
+      <w:r>
+        <w:rPr>
+          <w:b/>
+          <w:bCs/>
+        </w:rPr>
+        <w:t xml:space="preserve">"Bản sắc Việt thu nhỏ"</w:t>
+      </w:r>
+      <w:r>
+        <w:t xml:space="preserve">: mỗi sản phẩm gắn với ký ức một nơi chốn thay vì chỉ là bộ kit lắp ráp. Website gồm trang chủ dạng kể chuyện, /shop, /collections, 6 trang chi tiết sản phẩm (PDP, product detail page), giỏ hàng, checkout với COD, chuyển khoản, MoMo, ZaloPay, trang /studio (đang hoàn thiện) và chatbot tư vấn. USP (lợi điểm bán hàng độc nhất): [CẦN BỔ SUNG].</w:t>
+      </w:r>
+    </w:p>
+    <w:p>
+      <w:pPr>
+        <w:spacing w:after="120" w:line="264"/>
+        <w:jc w:val="both"/>
+      </w:pPr>
+      <w:r>
+        <w:t xml:space="preserve">Website được dựng trên </w:t>
+      </w:r>
+      <w:r>
+        <w:rPr>
+          <w:b/>
+          <w:bCs/>
+        </w:rPr>
+        <w:t xml:space="preserve">WordPress/WooCommerce</w:t>
+      </w:r>
+      <w:r>
+        <w:t xml:space="preserve"> (bản V3.2) theo yêu cầu học phần, sau đó chuyển giao diện sang </w:t>
+      </w:r>
+      <w:r>
+        <w:rPr>
+          <w:b/>
+          <w:bCs/>
+        </w:rPr>
+        <w:t xml:space="preserve">Next.js</w:t>
+      </w:r>
+      <w:r>
+        <w:t xml:space="preserve"> trên Vercel để mỗi thay đổi có link xem trước riêng. Kỳ đo 01 đến 25/10/2026 chạy trên bản Next.js [CẦN BỔ SUNG: ngày chuyển đổi].</w:t>
+      </w:r>
+    </w:p>
+    <w:p>
+      <w:pPr>
+        <w:pStyle w:val="Heading2"/>
+      </w:pPr>
+      <w:r>
+        <w:t xml:space="preserve">1.3 Khách hàng mục tiêu</w:t>
+      </w:r>
+    </w:p>
+    <w:p>
+      <w:pPr>
+        <w:spacing w:after="120" w:line="264"/>
+        <w:jc w:val="both"/>
+      </w:pPr>
+      <w:r>
+        <w:rPr>
+          <w:b/>
+          <w:bCs/>
+        </w:rPr>
+        <w:t xml:space="preserve">Persona:</w:t>
+      </w:r>
+      <w:r>
+        <w:t xml:space="preserve"> người trẻ 20 đến 30 tuổi tại thành phố lớn, thích đồ décor có câu chuyện, mua cho bản thân hoặc làm quà (giả định của nhóm, [CẦN BỔ SUNG: xác nhận]). Họ cần biết độ khó, thời gian lắp, chi phí và thời gian giao trước khi chi khoảng 750.000đ đến 1.100.000đ. </w:t>
+      </w:r>
+      <w:r>
+        <w:rPr>
+          <w:b/>
+          <w:bCs/>
+        </w:rPr>
+        <w:t xml:space="preserve">Thiết bị chính là mobile</w:t>
+      </w:r>
+      <w:r>
+        <w:t xml:space="preserve"> (65,8% sessions); kênh tìm đến chủ yếu là truy cập trực tiếp, tìm kiếm Google và mạng xã hội (Bảng 3).</w:t>
+      </w:r>
+    </w:p>
+    <w:p>
+      <w:pPr>
+        <w:pStyle w:val="Heading1"/>
+      </w:pPr>
+      <w:r>
+        <w:t xml:space="preserve">2. Dữ liệu &amp; phương pháp</w:t>
       </w:r>
     </w:p>
     <w:p>
@@ -1189,1138 +1298,7 @@
           <w:sz w:val="22"/>
           <w:szCs w:val="22"/>
         </w:rPr>
-        <w:t xml:space="preserve">Bảng 2. Danh mục sản phẩm</w:t>
-      </w:r>
-    </w:p>
-    <w:tbl>
-      <w:tblPr>
-        <w:tblW w:type="dxa" w:w="9354"/>
-        <w:tblBorders>
-          <w:top w:val="single" w:color="auto" w:sz="4"/>
-          <w:left w:val="single" w:color="auto" w:sz="4"/>
-          <w:bottom w:val="single" w:color="auto" w:sz="4"/>
-          <w:right w:val="single" w:color="auto" w:sz="4"/>
-          <w:insideH w:val="single" w:color="auto" w:sz="4"/>
-          <w:insideV w:val="single" w:color="auto" w:sz="4"/>
-        </w:tblBorders>
-      </w:tblPr>
-      <w:tblGrid>
-        <w:gridCol w:w="3474"/>
-        <w:gridCol w:w="1870"/>
-        <w:gridCol w:w="2004"/>
-        <w:gridCol w:w="2006"/>
-      </w:tblGrid>
-      <w:tr>
-        <w:trPr>
-          <w:tblHeader/>
-        </w:trPr>
-        <w:tc>
-          <w:tcPr>
-            <w:tcW w:type="dxa" w:w="3474"/>
-            <w:tcBorders>
-              <w:top w:val="single" w:color="A6A6A6" w:sz="4"/>
-              <w:left w:val="single" w:color="A6A6A6" w:sz="4"/>
-              <w:bottom w:val="single" w:color="A6A6A6" w:sz="4"/>
-              <w:right w:val="single" w:color="A6A6A6" w:sz="4"/>
-            </w:tcBorders>
-            <w:shd w:fill="1F4E79" w:val="clear"/>
-            <w:tcMar>
-              <w:top w:type="dxa" w:w="30"/>
-              <w:left w:type="dxa" w:w="80"/>
-              <w:bottom w:type="dxa" w:w="30"/>
-              <w:right w:type="dxa" w:w="80"/>
-            </w:tcMar>
-            <w:vAlign w:val="center"/>
-          </w:tcPr>
-          <w:p>
-            <w:pPr>
-              <w:spacing w:after="0"/>
-              <w:jc w:val="center"/>
-            </w:pPr>
-            <w:r>
-              <w:rPr>
-                <w:b/>
-                <w:bCs/>
-                <w:color w:val="FFFFFF"/>
-                <w:sz w:val="20"/>
-                <w:szCs w:val="20"/>
-              </w:rPr>
-              <w:t xml:space="preserve">Tên sản phẩm</w:t>
-            </w:r>
-          </w:p>
-        </w:tc>
-        <w:tc>
-          <w:tcPr>
-            <w:tcW w:type="dxa" w:w="1870"/>
-            <w:tcBorders>
-              <w:top w:val="single" w:color="A6A6A6" w:sz="4"/>
-              <w:left w:val="single" w:color="A6A6A6" w:sz="4"/>
-              <w:bottom w:val="single" w:color="A6A6A6" w:sz="4"/>
-              <w:right w:val="single" w:color="A6A6A6" w:sz="4"/>
-            </w:tcBorders>
-            <w:shd w:fill="1F4E79" w:val="clear"/>
-            <w:tcMar>
-              <w:top w:type="dxa" w:w="30"/>
-              <w:left w:type="dxa" w:w="80"/>
-              <w:bottom w:type="dxa" w:w="30"/>
-              <w:right w:type="dxa" w:w="80"/>
-            </w:tcMar>
-            <w:vAlign w:val="center"/>
-          </w:tcPr>
-          <w:p>
-            <w:pPr>
-              <w:spacing w:after="0"/>
-              <w:jc w:val="center"/>
-            </w:pPr>
-            <w:r>
-              <w:rPr>
-                <w:b/>
-                <w:bCs/>
-                <w:color w:val="FFFFFF"/>
-                <w:sz w:val="20"/>
-                <w:szCs w:val="20"/>
-              </w:rPr>
-              <w:t xml:space="preserve">Địa danh</w:t>
-            </w:r>
-          </w:p>
-        </w:tc>
-        <w:tc>
-          <w:tcPr>
-            <w:tcW w:type="dxa" w:w="2004"/>
-            <w:tcBorders>
-              <w:top w:val="single" w:color="A6A6A6" w:sz="4"/>
-              <w:left w:val="single" w:color="A6A6A6" w:sz="4"/>
-              <w:bottom w:val="single" w:color="A6A6A6" w:sz="4"/>
-              <w:right w:val="single" w:color="A6A6A6" w:sz="4"/>
-            </w:tcBorders>
-            <w:shd w:fill="1F4E79" w:val="clear"/>
-            <w:tcMar>
-              <w:top w:type="dxa" w:w="30"/>
-              <w:left w:type="dxa" w:w="80"/>
-              <w:bottom w:type="dxa" w:w="30"/>
-              <w:right w:type="dxa" w:w="80"/>
-            </w:tcMar>
-            <w:vAlign w:val="center"/>
-          </w:tcPr>
-          <w:p>
-            <w:pPr>
-              <w:spacing w:after="0"/>
-              <w:jc w:val="center"/>
-            </w:pPr>
-            <w:r>
-              <w:rPr>
-                <w:b/>
-                <w:bCs/>
-                <w:color w:val="FFFFFF"/>
-                <w:sz w:val="20"/>
-                <w:szCs w:val="20"/>
-              </w:rPr>
-              <w:t xml:space="preserve">Khu vực</w:t>
-            </w:r>
-          </w:p>
-        </w:tc>
-        <w:tc>
-          <w:tcPr>
-            <w:tcW w:type="dxa" w:w="2006"/>
-            <w:tcBorders>
-              <w:top w:val="single" w:color="A6A6A6" w:sz="4"/>
-              <w:left w:val="single" w:color="A6A6A6" w:sz="4"/>
-              <w:bottom w:val="single" w:color="A6A6A6" w:sz="4"/>
-              <w:right w:val="single" w:color="A6A6A6" w:sz="4"/>
-            </w:tcBorders>
-            <w:shd w:fill="1F4E79" w:val="clear"/>
-            <w:tcMar>
-              <w:top w:type="dxa" w:w="30"/>
-              <w:left w:type="dxa" w:w="80"/>
-              <w:bottom w:type="dxa" w:w="30"/>
-              <w:right w:type="dxa" w:w="80"/>
-            </w:tcMar>
-            <w:vAlign w:val="center"/>
-          </w:tcPr>
-          <w:p>
-            <w:pPr>
-              <w:spacing w:after="0"/>
-              <w:jc w:val="center"/>
-            </w:pPr>
-            <w:r>
-              <w:rPr>
-                <w:b/>
-                <w:bCs/>
-                <w:color w:val="FFFFFF"/>
-                <w:sz w:val="20"/>
-                <w:szCs w:val="20"/>
-              </w:rPr>
-              <w:t xml:space="preserve">Giá bán (VND)</w:t>
-            </w:r>
-          </w:p>
-        </w:tc>
-      </w:tr>
-      <w:tr>
-        <w:trPr>
-          <w:tblHeader w:val="false"/>
-        </w:trPr>
-        <w:tc>
-          <w:tcPr>
-            <w:tcW w:type="dxa" w:w="3474"/>
-            <w:tcBorders>
-              <w:top w:val="single" w:color="A6A6A6" w:sz="4"/>
-              <w:left w:val="single" w:color="A6A6A6" w:sz="4"/>
-              <w:bottom w:val="single" w:color="A6A6A6" w:sz="4"/>
-              <w:right w:val="single" w:color="A6A6A6" w:sz="4"/>
-            </w:tcBorders>
-            <w:tcMar>
-              <w:top w:type="dxa" w:w="30"/>
-              <w:left w:type="dxa" w:w="80"/>
-              <w:bottom w:type="dxa" w:w="30"/>
-              <w:right w:type="dxa" w:w="80"/>
-            </w:tcMar>
-            <w:vAlign w:val="center"/>
-          </w:tcPr>
-          <w:p>
-            <w:pPr>
-              <w:spacing w:after="0" w:line="260"/>
-              <w:jc w:val="left"/>
-            </w:pPr>
-            <w:r>
-              <w:rPr>
-                <w:b w:val="false"/>
-                <w:bCs w:val="false"/>
-                <w:sz w:val="20"/>
-                <w:szCs w:val="20"/>
-              </w:rPr>
-              <w:t xml:space="preserve">Phố Vừa Lên Đèn</w:t>
-            </w:r>
-          </w:p>
-        </w:tc>
-        <w:tc>
-          <w:tcPr>
-            <w:tcW w:type="dxa" w:w="1870"/>
-            <w:tcBorders>
-              <w:top w:val="single" w:color="A6A6A6" w:sz="4"/>
-              <w:left w:val="single" w:color="A6A6A6" w:sz="4"/>
-              <w:bottom w:val="single" w:color="A6A6A6" w:sz="4"/>
-              <w:right w:val="single" w:color="A6A6A6" w:sz="4"/>
-            </w:tcBorders>
-            <w:tcMar>
-              <w:top w:type="dxa" w:w="30"/>
-              <w:left w:type="dxa" w:w="80"/>
-              <w:bottom w:type="dxa" w:w="30"/>
-              <w:right w:type="dxa" w:w="80"/>
-            </w:tcMar>
-            <w:vAlign w:val="center"/>
-          </w:tcPr>
-          <w:p>
-            <w:pPr>
-              <w:spacing w:after="0" w:line="260"/>
-              <w:jc w:val="left"/>
-            </w:pPr>
-            <w:r>
-              <w:rPr>
-                <w:b w:val="false"/>
-                <w:bCs w:val="false"/>
-                <w:sz w:val="20"/>
-                <w:szCs w:val="20"/>
-              </w:rPr>
-              <w:t xml:space="preserve">Hội An</w:t>
-            </w:r>
-          </w:p>
-        </w:tc>
-        <w:tc>
-          <w:tcPr>
-            <w:tcW w:type="dxa" w:w="2004"/>
-            <w:tcBorders>
-              <w:top w:val="single" w:color="A6A6A6" w:sz="4"/>
-              <w:left w:val="single" w:color="A6A6A6" w:sz="4"/>
-              <w:bottom w:val="single" w:color="A6A6A6" w:sz="4"/>
-              <w:right w:val="single" w:color="A6A6A6" w:sz="4"/>
-            </w:tcBorders>
-            <w:tcMar>
-              <w:top w:type="dxa" w:w="30"/>
-              <w:left w:type="dxa" w:w="80"/>
-              <w:bottom w:type="dxa" w:w="30"/>
-              <w:right w:type="dxa" w:w="80"/>
-            </w:tcMar>
-            <w:vAlign w:val="center"/>
-          </w:tcPr>
-          <w:p>
-            <w:pPr>
-              <w:spacing w:after="0" w:line="260"/>
-              <w:jc w:val="left"/>
-            </w:pPr>
-            <w:r>
-              <w:rPr>
-                <w:b w:val="false"/>
-                <w:bCs w:val="false"/>
-                <w:sz w:val="20"/>
-                <w:szCs w:val="20"/>
-              </w:rPr>
-              <w:t xml:space="preserve">Miền Trung</w:t>
-            </w:r>
-          </w:p>
-        </w:tc>
-        <w:tc>
-          <w:tcPr>
-            <w:tcW w:type="dxa" w:w="2006"/>
-            <w:tcBorders>
-              <w:top w:val="single" w:color="A6A6A6" w:sz="4"/>
-              <w:left w:val="single" w:color="A6A6A6" w:sz="4"/>
-              <w:bottom w:val="single" w:color="A6A6A6" w:sz="4"/>
-              <w:right w:val="single" w:color="A6A6A6" w:sz="4"/>
-            </w:tcBorders>
-            <w:tcMar>
-              <w:top w:type="dxa" w:w="30"/>
-              <w:left w:type="dxa" w:w="80"/>
-              <w:bottom w:type="dxa" w:w="30"/>
-              <w:right w:type="dxa" w:w="80"/>
-            </w:tcMar>
-            <w:vAlign w:val="center"/>
-          </w:tcPr>
-          <w:p>
-            <w:pPr>
-              <w:spacing w:after="0" w:line="260"/>
-              <w:jc w:val="right"/>
-            </w:pPr>
-            <w:r>
-              <w:rPr>
-                <w:b w:val="false"/>
-                <w:bCs w:val="false"/>
-                <w:sz w:val="20"/>
-                <w:szCs w:val="20"/>
-              </w:rPr>
-              <w:t xml:space="preserve">899.000</w:t>
-            </w:r>
-          </w:p>
-        </w:tc>
-      </w:tr>
-      <w:tr>
-        <w:trPr>
-          <w:tblHeader w:val="false"/>
-        </w:trPr>
-        <w:tc>
-          <w:tcPr>
-            <w:tcW w:type="dxa" w:w="3474"/>
-            <w:tcBorders>
-              <w:top w:val="single" w:color="A6A6A6" w:sz="4"/>
-              <w:left w:val="single" w:color="A6A6A6" w:sz="4"/>
-              <w:bottom w:val="single" w:color="A6A6A6" w:sz="4"/>
-              <w:right w:val="single" w:color="A6A6A6" w:sz="4"/>
-            </w:tcBorders>
-            <w:tcMar>
-              <w:top w:type="dxa" w:w="30"/>
-              <w:left w:type="dxa" w:w="80"/>
-              <w:bottom w:type="dxa" w:w="30"/>
-              <w:right w:type="dxa" w:w="80"/>
-            </w:tcMar>
-            <w:vAlign w:val="center"/>
-          </w:tcPr>
-          <w:p>
-            <w:pPr>
-              <w:spacing w:after="0" w:line="260"/>
-              <w:jc w:val="left"/>
-            </w:pPr>
-            <w:r>
-              <w:rPr>
-                <w:b w:val="false"/>
-                <w:bCs w:val="false"/>
-                <w:sz w:val="20"/>
-                <w:szCs w:val="20"/>
-              </w:rPr>
-              <w:t xml:space="preserve">Mưa Qua Sân Gạch</w:t>
-            </w:r>
-          </w:p>
-        </w:tc>
-        <w:tc>
-          <w:tcPr>
-            <w:tcW w:type="dxa" w:w="1870"/>
-            <w:tcBorders>
-              <w:top w:val="single" w:color="A6A6A6" w:sz="4"/>
-              <w:left w:val="single" w:color="A6A6A6" w:sz="4"/>
-              <w:bottom w:val="single" w:color="A6A6A6" w:sz="4"/>
-              <w:right w:val="single" w:color="A6A6A6" w:sz="4"/>
-            </w:tcBorders>
-            <w:tcMar>
-              <w:top w:type="dxa" w:w="30"/>
-              <w:left w:type="dxa" w:w="80"/>
-              <w:bottom w:type="dxa" w:w="30"/>
-              <w:right w:type="dxa" w:w="80"/>
-            </w:tcMar>
-            <w:vAlign w:val="center"/>
-          </w:tcPr>
-          <w:p>
-            <w:pPr>
-              <w:spacing w:after="0" w:line="260"/>
-              <w:jc w:val="left"/>
-            </w:pPr>
-            <w:r>
-              <w:rPr>
-                <w:b w:val="false"/>
-                <w:bCs w:val="false"/>
-                <w:sz w:val="20"/>
-                <w:szCs w:val="20"/>
-              </w:rPr>
-              <w:t xml:space="preserve">Huế</w:t>
-            </w:r>
-          </w:p>
-        </w:tc>
-        <w:tc>
-          <w:tcPr>
-            <w:tcW w:type="dxa" w:w="2004"/>
-            <w:tcBorders>
-              <w:top w:val="single" w:color="A6A6A6" w:sz="4"/>
-              <w:left w:val="single" w:color="A6A6A6" w:sz="4"/>
-              <w:bottom w:val="single" w:color="A6A6A6" w:sz="4"/>
-              <w:right w:val="single" w:color="A6A6A6" w:sz="4"/>
-            </w:tcBorders>
-            <w:tcMar>
-              <w:top w:type="dxa" w:w="30"/>
-              <w:left w:type="dxa" w:w="80"/>
-              <w:bottom w:type="dxa" w:w="30"/>
-              <w:right w:type="dxa" w:w="80"/>
-            </w:tcMar>
-            <w:vAlign w:val="center"/>
-          </w:tcPr>
-          <w:p>
-            <w:pPr>
-              <w:spacing w:after="0" w:line="260"/>
-              <w:jc w:val="left"/>
-            </w:pPr>
-            <w:r>
-              <w:rPr>
-                <w:b w:val="false"/>
-                <w:bCs w:val="false"/>
-                <w:sz w:val="20"/>
-                <w:szCs w:val="20"/>
-              </w:rPr>
-              <w:t xml:space="preserve">Miền Trung</w:t>
-            </w:r>
-          </w:p>
-        </w:tc>
-        <w:tc>
-          <w:tcPr>
-            <w:tcW w:type="dxa" w:w="2006"/>
-            <w:tcBorders>
-              <w:top w:val="single" w:color="A6A6A6" w:sz="4"/>
-              <w:left w:val="single" w:color="A6A6A6" w:sz="4"/>
-              <w:bottom w:val="single" w:color="A6A6A6" w:sz="4"/>
-              <w:right w:val="single" w:color="A6A6A6" w:sz="4"/>
-            </w:tcBorders>
-            <w:tcMar>
-              <w:top w:type="dxa" w:w="30"/>
-              <w:left w:type="dxa" w:w="80"/>
-              <w:bottom w:type="dxa" w:w="30"/>
-              <w:right w:type="dxa" w:w="80"/>
-            </w:tcMar>
-            <w:vAlign w:val="center"/>
-          </w:tcPr>
-          <w:p>
-            <w:pPr>
-              <w:spacing w:after="0" w:line="260"/>
-              <w:jc w:val="right"/>
-            </w:pPr>
-            <w:r>
-              <w:rPr>
-                <w:b w:val="false"/>
-                <w:bCs w:val="false"/>
-                <w:sz w:val="20"/>
-                <w:szCs w:val="20"/>
-              </w:rPr>
-              <w:t xml:space="preserve">929.000</w:t>
-            </w:r>
-          </w:p>
-        </w:tc>
-      </w:tr>
-      <w:tr>
-        <w:trPr>
-          <w:tblHeader w:val="false"/>
-        </w:trPr>
-        <w:tc>
-          <w:tcPr>
-            <w:tcW w:type="dxa" w:w="3474"/>
-            <w:tcBorders>
-              <w:top w:val="single" w:color="A6A6A6" w:sz="4"/>
-              <w:left w:val="single" w:color="A6A6A6" w:sz="4"/>
-              <w:bottom w:val="single" w:color="A6A6A6" w:sz="4"/>
-              <w:right w:val="single" w:color="A6A6A6" w:sz="4"/>
-            </w:tcBorders>
-            <w:tcMar>
-              <w:top w:type="dxa" w:w="30"/>
-              <w:left w:type="dxa" w:w="80"/>
-              <w:bottom w:type="dxa" w:w="30"/>
-              <w:right w:type="dxa" w:w="80"/>
-            </w:tcMar>
-            <w:vAlign w:val="center"/>
-          </w:tcPr>
-          <w:p>
-            <w:pPr>
-              <w:spacing w:after="0" w:line="260"/>
-              <w:jc w:val="left"/>
-            </w:pPr>
-            <w:r>
-              <w:rPr>
-                <w:b w:val="false"/>
-                <w:bCs w:val="false"/>
-                <w:sz w:val="20"/>
-                <w:szCs w:val="20"/>
-              </w:rPr>
-              <w:t xml:space="preserve">Sáng Trên Phố Cũ</w:t>
-            </w:r>
-          </w:p>
-        </w:tc>
-        <w:tc>
-          <w:tcPr>
-            <w:tcW w:type="dxa" w:w="1870"/>
-            <w:tcBorders>
-              <w:top w:val="single" w:color="A6A6A6" w:sz="4"/>
-              <w:left w:val="single" w:color="A6A6A6" w:sz="4"/>
-              <w:bottom w:val="single" w:color="A6A6A6" w:sz="4"/>
-              <w:right w:val="single" w:color="A6A6A6" w:sz="4"/>
-            </w:tcBorders>
-            <w:tcMar>
-              <w:top w:type="dxa" w:w="30"/>
-              <w:left w:type="dxa" w:w="80"/>
-              <w:bottom w:type="dxa" w:w="30"/>
-              <w:right w:type="dxa" w:w="80"/>
-            </w:tcMar>
-            <w:vAlign w:val="center"/>
-          </w:tcPr>
-          <w:p>
-            <w:pPr>
-              <w:spacing w:after="0" w:line="260"/>
-              <w:jc w:val="left"/>
-            </w:pPr>
-            <w:r>
-              <w:rPr>
-                <w:b w:val="false"/>
-                <w:bCs w:val="false"/>
-                <w:sz w:val="20"/>
-                <w:szCs w:val="20"/>
-              </w:rPr>
-              <w:t xml:space="preserve">Hà Nội</w:t>
-            </w:r>
-          </w:p>
-        </w:tc>
-        <w:tc>
-          <w:tcPr>
-            <w:tcW w:type="dxa" w:w="2004"/>
-            <w:tcBorders>
-              <w:top w:val="single" w:color="A6A6A6" w:sz="4"/>
-              <w:left w:val="single" w:color="A6A6A6" w:sz="4"/>
-              <w:bottom w:val="single" w:color="A6A6A6" w:sz="4"/>
-              <w:right w:val="single" w:color="A6A6A6" w:sz="4"/>
-            </w:tcBorders>
-            <w:tcMar>
-              <w:top w:type="dxa" w:w="30"/>
-              <w:left w:type="dxa" w:w="80"/>
-              <w:bottom w:type="dxa" w:w="30"/>
-              <w:right w:type="dxa" w:w="80"/>
-            </w:tcMar>
-            <w:vAlign w:val="center"/>
-          </w:tcPr>
-          <w:p>
-            <w:pPr>
-              <w:spacing w:after="0" w:line="260"/>
-              <w:jc w:val="left"/>
-            </w:pPr>
-            <w:r>
-              <w:rPr>
-                <w:b w:val="false"/>
-                <w:bCs w:val="false"/>
-                <w:sz w:val="20"/>
-                <w:szCs w:val="20"/>
-              </w:rPr>
-              <w:t xml:space="preserve">Miền Bắc</w:t>
-            </w:r>
-          </w:p>
-        </w:tc>
-        <w:tc>
-          <w:tcPr>
-            <w:tcW w:type="dxa" w:w="2006"/>
-            <w:tcBorders>
-              <w:top w:val="single" w:color="A6A6A6" w:sz="4"/>
-              <w:left w:val="single" w:color="A6A6A6" w:sz="4"/>
-              <w:bottom w:val="single" w:color="A6A6A6" w:sz="4"/>
-              <w:right w:val="single" w:color="A6A6A6" w:sz="4"/>
-            </w:tcBorders>
-            <w:tcMar>
-              <w:top w:type="dxa" w:w="30"/>
-              <w:left w:type="dxa" w:w="80"/>
-              <w:bottom w:type="dxa" w:w="30"/>
-              <w:right w:type="dxa" w:w="80"/>
-            </w:tcMar>
-            <w:vAlign w:val="center"/>
-          </w:tcPr>
-          <w:p>
-            <w:pPr>
-              <w:spacing w:after="0" w:line="260"/>
-              <w:jc w:val="right"/>
-            </w:pPr>
-            <w:r>
-              <w:rPr>
-                <w:b w:val="false"/>
-                <w:bCs w:val="false"/>
-                <w:sz w:val="20"/>
-                <w:szCs w:val="20"/>
-              </w:rPr>
-              <w:t xml:space="preserve">849.000</w:t>
-            </w:r>
-          </w:p>
-        </w:tc>
-      </w:tr>
-      <w:tr>
-        <w:trPr>
-          <w:tblHeader w:val="false"/>
-        </w:trPr>
-        <w:tc>
-          <w:tcPr>
-            <w:tcW w:type="dxa" w:w="3474"/>
-            <w:tcBorders>
-              <w:top w:val="single" w:color="A6A6A6" w:sz="4"/>
-              <w:left w:val="single" w:color="A6A6A6" w:sz="4"/>
-              <w:bottom w:val="single" w:color="A6A6A6" w:sz="4"/>
-              <w:right w:val="single" w:color="A6A6A6" w:sz="4"/>
-            </w:tcBorders>
-            <w:tcMar>
-              <w:top w:type="dxa" w:w="30"/>
-              <w:left w:type="dxa" w:w="80"/>
-              <w:bottom w:type="dxa" w:w="30"/>
-              <w:right w:type="dxa" w:w="80"/>
-            </w:tcMar>
-            <w:vAlign w:val="center"/>
-          </w:tcPr>
-          <w:p>
-            <w:pPr>
-              <w:spacing w:after="0" w:line="260"/>
-              <w:jc w:val="left"/>
-            </w:pPr>
-            <w:r>
-              <w:rPr>
-                <w:b w:val="false"/>
-                <w:bCs w:val="false"/>
-                <w:sz w:val="20"/>
-                <w:szCs w:val="20"/>
-              </w:rPr>
-              <w:t xml:space="preserve">Hẻm Còn Sáng Đèn</w:t>
-            </w:r>
-          </w:p>
-        </w:tc>
-        <w:tc>
-          <w:tcPr>
-            <w:tcW w:type="dxa" w:w="1870"/>
-            <w:tcBorders>
-              <w:top w:val="single" w:color="A6A6A6" w:sz="4"/>
-              <w:left w:val="single" w:color="A6A6A6" w:sz="4"/>
-              <w:bottom w:val="single" w:color="A6A6A6" w:sz="4"/>
-              <w:right w:val="single" w:color="A6A6A6" w:sz="4"/>
-            </w:tcBorders>
-            <w:tcMar>
-              <w:top w:type="dxa" w:w="30"/>
-              <w:left w:type="dxa" w:w="80"/>
-              <w:bottom w:type="dxa" w:w="30"/>
-              <w:right w:type="dxa" w:w="80"/>
-            </w:tcMar>
-            <w:vAlign w:val="center"/>
-          </w:tcPr>
-          <w:p>
-            <w:pPr>
-              <w:spacing w:after="0" w:line="260"/>
-              <w:jc w:val="left"/>
-            </w:pPr>
-            <w:r>
-              <w:rPr>
-                <w:b w:val="false"/>
-                <w:bCs w:val="false"/>
-                <w:sz w:val="20"/>
-                <w:szCs w:val="20"/>
-              </w:rPr>
-              <w:t xml:space="preserve">Sài Gòn</w:t>
-            </w:r>
-          </w:p>
-        </w:tc>
-        <w:tc>
-          <w:tcPr>
-            <w:tcW w:type="dxa" w:w="2004"/>
-            <w:tcBorders>
-              <w:top w:val="single" w:color="A6A6A6" w:sz="4"/>
-              <w:left w:val="single" w:color="A6A6A6" w:sz="4"/>
-              <w:bottom w:val="single" w:color="A6A6A6" w:sz="4"/>
-              <w:right w:val="single" w:color="A6A6A6" w:sz="4"/>
-            </w:tcBorders>
-            <w:tcMar>
-              <w:top w:type="dxa" w:w="30"/>
-              <w:left w:type="dxa" w:w="80"/>
-              <w:bottom w:type="dxa" w:w="30"/>
-              <w:right w:type="dxa" w:w="80"/>
-            </w:tcMar>
-            <w:vAlign w:val="center"/>
-          </w:tcPr>
-          <w:p>
-            <w:pPr>
-              <w:spacing w:after="0" w:line="260"/>
-              <w:jc w:val="left"/>
-            </w:pPr>
-            <w:r>
-              <w:rPr>
-                <w:b w:val="false"/>
-                <w:bCs w:val="false"/>
-                <w:sz w:val="20"/>
-                <w:szCs w:val="20"/>
-              </w:rPr>
-              <w:t xml:space="preserve">Miền Nam</w:t>
-            </w:r>
-          </w:p>
-        </w:tc>
-        <w:tc>
-          <w:tcPr>
-            <w:tcW w:type="dxa" w:w="2006"/>
-            <w:tcBorders>
-              <w:top w:val="single" w:color="A6A6A6" w:sz="4"/>
-              <w:left w:val="single" w:color="A6A6A6" w:sz="4"/>
-              <w:bottom w:val="single" w:color="A6A6A6" w:sz="4"/>
-              <w:right w:val="single" w:color="A6A6A6" w:sz="4"/>
-            </w:tcBorders>
-            <w:tcMar>
-              <w:top w:type="dxa" w:w="30"/>
-              <w:left w:type="dxa" w:w="80"/>
-              <w:bottom w:type="dxa" w:w="30"/>
-              <w:right w:type="dxa" w:w="80"/>
-            </w:tcMar>
-            <w:vAlign w:val="center"/>
-          </w:tcPr>
-          <w:p>
-            <w:pPr>
-              <w:spacing w:after="0" w:line="260"/>
-              <w:jc w:val="right"/>
-            </w:pPr>
-            <w:r>
-              <w:rPr>
-                <w:b w:val="false"/>
-                <w:bCs w:val="false"/>
-                <w:sz w:val="20"/>
-                <w:szCs w:val="20"/>
-              </w:rPr>
-              <w:t xml:space="preserve">1.099.000</w:t>
-            </w:r>
-          </w:p>
-        </w:tc>
-      </w:tr>
-      <w:tr>
-        <w:trPr>
-          <w:tblHeader w:val="false"/>
-        </w:trPr>
-        <w:tc>
-          <w:tcPr>
-            <w:tcW w:type="dxa" w:w="3474"/>
-            <w:tcBorders>
-              <w:top w:val="single" w:color="A6A6A6" w:sz="4"/>
-              <w:left w:val="single" w:color="A6A6A6" w:sz="4"/>
-              <w:bottom w:val="single" w:color="A6A6A6" w:sz="4"/>
-              <w:right w:val="single" w:color="A6A6A6" w:sz="4"/>
-            </w:tcBorders>
-            <w:tcMar>
-              <w:top w:type="dxa" w:w="30"/>
-              <w:left w:type="dxa" w:w="80"/>
-              <w:bottom w:type="dxa" w:w="30"/>
-              <w:right w:type="dxa" w:w="80"/>
-            </w:tcMar>
-            <w:vAlign w:val="center"/>
-          </w:tcPr>
-          <w:p>
-            <w:pPr>
-              <w:spacing w:after="0" w:line="260"/>
-              <w:jc w:val="left"/>
-            </w:pPr>
-            <w:r>
-              <w:rPr>
-                <w:b w:val="false"/>
-                <w:bCs w:val="false"/>
-                <w:sz w:val="20"/>
-                <w:szCs w:val="20"/>
-              </w:rPr>
-              <w:t xml:space="preserve">Đèn Ấm Trên Dốc</w:t>
-            </w:r>
-          </w:p>
-        </w:tc>
-        <w:tc>
-          <w:tcPr>
-            <w:tcW w:type="dxa" w:w="1870"/>
-            <w:tcBorders>
-              <w:top w:val="single" w:color="A6A6A6" w:sz="4"/>
-              <w:left w:val="single" w:color="A6A6A6" w:sz="4"/>
-              <w:bottom w:val="single" w:color="A6A6A6" w:sz="4"/>
-              <w:right w:val="single" w:color="A6A6A6" w:sz="4"/>
-            </w:tcBorders>
-            <w:tcMar>
-              <w:top w:type="dxa" w:w="30"/>
-              <w:left w:type="dxa" w:w="80"/>
-              <w:bottom w:type="dxa" w:w="30"/>
-              <w:right w:type="dxa" w:w="80"/>
-            </w:tcMar>
-            <w:vAlign w:val="center"/>
-          </w:tcPr>
-          <w:p>
-            <w:pPr>
-              <w:spacing w:after="0" w:line="260"/>
-              <w:jc w:val="left"/>
-            </w:pPr>
-            <w:r>
-              <w:rPr>
-                <w:b w:val="false"/>
-                <w:bCs w:val="false"/>
-                <w:sz w:val="20"/>
-                <w:szCs w:val="20"/>
-              </w:rPr>
-              <w:t xml:space="preserve">Đà Lạt</w:t>
-            </w:r>
-          </w:p>
-        </w:tc>
-        <w:tc>
-          <w:tcPr>
-            <w:tcW w:type="dxa" w:w="2004"/>
-            <w:tcBorders>
-              <w:top w:val="single" w:color="A6A6A6" w:sz="4"/>
-              <w:left w:val="single" w:color="A6A6A6" w:sz="4"/>
-              <w:bottom w:val="single" w:color="A6A6A6" w:sz="4"/>
-              <w:right w:val="single" w:color="A6A6A6" w:sz="4"/>
-            </w:tcBorders>
-            <w:tcMar>
-              <w:top w:type="dxa" w:w="30"/>
-              <w:left w:type="dxa" w:w="80"/>
-              <w:bottom w:type="dxa" w:w="30"/>
-              <w:right w:type="dxa" w:w="80"/>
-            </w:tcMar>
-            <w:vAlign w:val="center"/>
-          </w:tcPr>
-          <w:p>
-            <w:pPr>
-              <w:spacing w:after="0" w:line="260"/>
-              <w:jc w:val="left"/>
-            </w:pPr>
-            <w:r>
-              <w:rPr>
-                <w:b w:val="false"/>
-                <w:bCs w:val="false"/>
-                <w:sz w:val="20"/>
-                <w:szCs w:val="20"/>
-              </w:rPr>
-              <w:t xml:space="preserve">Miền Nam</w:t>
-            </w:r>
-          </w:p>
-        </w:tc>
-        <w:tc>
-          <w:tcPr>
-            <w:tcW w:type="dxa" w:w="2006"/>
-            <w:tcBorders>
-              <w:top w:val="single" w:color="A6A6A6" w:sz="4"/>
-              <w:left w:val="single" w:color="A6A6A6" w:sz="4"/>
-              <w:bottom w:val="single" w:color="A6A6A6" w:sz="4"/>
-              <w:right w:val="single" w:color="A6A6A6" w:sz="4"/>
-            </w:tcBorders>
-            <w:tcMar>
-              <w:top w:type="dxa" w:w="30"/>
-              <w:left w:type="dxa" w:w="80"/>
-              <w:bottom w:type="dxa" w:w="30"/>
-              <w:right w:type="dxa" w:w="80"/>
-            </w:tcMar>
-            <w:vAlign w:val="center"/>
-          </w:tcPr>
-          <w:p>
-            <w:pPr>
-              <w:spacing w:after="0" w:line="260"/>
-              <w:jc w:val="right"/>
-            </w:pPr>
-            <w:r>
-              <w:rPr>
-                <w:b w:val="false"/>
-                <w:bCs w:val="false"/>
-                <w:sz w:val="20"/>
-                <w:szCs w:val="20"/>
-              </w:rPr>
-              <w:t xml:space="preserve">849.000</w:t>
-            </w:r>
-          </w:p>
-        </w:tc>
-      </w:tr>
-      <w:tr>
-        <w:trPr>
-          <w:tblHeader w:val="false"/>
-        </w:trPr>
-        <w:tc>
-          <w:tcPr>
-            <w:tcW w:type="dxa" w:w="3474"/>
-            <w:tcBorders>
-              <w:top w:val="single" w:color="A6A6A6" w:sz="4"/>
-              <w:left w:val="single" w:color="A6A6A6" w:sz="4"/>
-              <w:bottom w:val="single" w:color="A6A6A6" w:sz="4"/>
-              <w:right w:val="single" w:color="A6A6A6" w:sz="4"/>
-            </w:tcBorders>
-            <w:tcMar>
-              <w:top w:type="dxa" w:w="30"/>
-              <w:left w:type="dxa" w:w="80"/>
-              <w:bottom w:type="dxa" w:w="30"/>
-              <w:right w:type="dxa" w:w="80"/>
-            </w:tcMar>
-            <w:vAlign w:val="center"/>
-          </w:tcPr>
-          <w:p>
-            <w:pPr>
-              <w:spacing w:after="0" w:line="260"/>
-              <w:jc w:val="left"/>
-            </w:pPr>
-            <w:r>
-              <w:rPr>
-                <w:b w:val="false"/>
-                <w:bCs w:val="false"/>
-                <w:sz w:val="20"/>
-                <w:szCs w:val="20"/>
-              </w:rPr>
-              <w:t xml:space="preserve">Sông Vừa Thức Giấc</w:t>
-            </w:r>
-          </w:p>
-        </w:tc>
-        <w:tc>
-          <w:tcPr>
-            <w:tcW w:type="dxa" w:w="1870"/>
-            <w:tcBorders>
-              <w:top w:val="single" w:color="A6A6A6" w:sz="4"/>
-              <w:left w:val="single" w:color="A6A6A6" w:sz="4"/>
-              <w:bottom w:val="single" w:color="A6A6A6" w:sz="4"/>
-              <w:right w:val="single" w:color="A6A6A6" w:sz="4"/>
-            </w:tcBorders>
-            <w:tcMar>
-              <w:top w:type="dxa" w:w="30"/>
-              <w:left w:type="dxa" w:w="80"/>
-              <w:bottom w:type="dxa" w:w="30"/>
-              <w:right w:type="dxa" w:w="80"/>
-            </w:tcMar>
-            <w:vAlign w:val="center"/>
-          </w:tcPr>
-          <w:p>
-            <w:pPr>
-              <w:spacing w:after="0" w:line="260"/>
-              <w:jc w:val="left"/>
-            </w:pPr>
-            <w:r>
-              <w:rPr>
-                <w:b w:val="false"/>
-                <w:bCs w:val="false"/>
-                <w:sz w:val="20"/>
-                <w:szCs w:val="20"/>
-              </w:rPr>
-              <w:t xml:space="preserve">Miền Tây</w:t>
-            </w:r>
-          </w:p>
-        </w:tc>
-        <w:tc>
-          <w:tcPr>
-            <w:tcW w:type="dxa" w:w="2004"/>
-            <w:tcBorders>
-              <w:top w:val="single" w:color="A6A6A6" w:sz="4"/>
-              <w:left w:val="single" w:color="A6A6A6" w:sz="4"/>
-              <w:bottom w:val="single" w:color="A6A6A6" w:sz="4"/>
-              <w:right w:val="single" w:color="A6A6A6" w:sz="4"/>
-            </w:tcBorders>
-            <w:tcMar>
-              <w:top w:type="dxa" w:w="30"/>
-              <w:left w:type="dxa" w:w="80"/>
-              <w:bottom w:type="dxa" w:w="30"/>
-              <w:right w:type="dxa" w:w="80"/>
-            </w:tcMar>
-            <w:vAlign w:val="center"/>
-          </w:tcPr>
-          <w:p>
-            <w:pPr>
-              <w:spacing w:after="0" w:line="260"/>
-              <w:jc w:val="left"/>
-            </w:pPr>
-            <w:r>
-              <w:rPr>
-                <w:b w:val="false"/>
-                <w:bCs w:val="false"/>
-                <w:sz w:val="20"/>
-                <w:szCs w:val="20"/>
-              </w:rPr>
-              <w:t xml:space="preserve">Miền Nam</w:t>
-            </w:r>
-          </w:p>
-        </w:tc>
-        <w:tc>
-          <w:tcPr>
-            <w:tcW w:type="dxa" w:w="2006"/>
-            <w:tcBorders>
-              <w:top w:val="single" w:color="A6A6A6" w:sz="4"/>
-              <w:left w:val="single" w:color="A6A6A6" w:sz="4"/>
-              <w:bottom w:val="single" w:color="A6A6A6" w:sz="4"/>
-              <w:right w:val="single" w:color="A6A6A6" w:sz="4"/>
-            </w:tcBorders>
-            <w:tcMar>
-              <w:top w:type="dxa" w:w="30"/>
-              <w:left w:type="dxa" w:w="80"/>
-              <w:bottom w:type="dxa" w:w="30"/>
-              <w:right w:type="dxa" w:w="80"/>
-            </w:tcMar>
-            <w:vAlign w:val="center"/>
-          </w:tcPr>
-          <w:p>
-            <w:pPr>
-              <w:spacing w:after="0" w:line="260"/>
-              <w:jc w:val="right"/>
-            </w:pPr>
-            <w:r>
-              <w:rPr>
-                <w:b w:val="false"/>
-                <w:bCs w:val="false"/>
-                <w:sz w:val="20"/>
-                <w:szCs w:val="20"/>
-              </w:rPr>
-              <w:t xml:space="preserve">749.000</w:t>
-            </w:r>
-          </w:p>
-        </w:tc>
-      </w:tr>
-    </w:tbl>
-    <w:p>
-      <w:pPr>
-        <w:spacing w:after="160" w:before="40"/>
-        <w:jc w:val="left"/>
-      </w:pPr>
-      <w:r>
-        <w:rPr>
-          <w:i/>
-          <w:iCs/>
-          <w:sz w:val="20"/>
-          <w:szCs w:val="20"/>
-        </w:rPr>
-        <w:t xml:space="preserve">Nguồn: dữ liệu sản phẩm trên website, đối chiếu ngày 26/10/2026.</w:t>
-      </w:r>
-    </w:p>
-    <w:p>
-      <w:pPr>
-        <w:spacing w:after="120" w:line="276"/>
-        <w:jc w:val="both"/>
-      </w:pPr>
-      <w:r>
-        <w:rPr>
-          <w:b/>
-          <w:bCs/>
-        </w:rPr>
-        <w:t xml:space="preserve">Lý do chọn:</w:t>
-      </w:r>
-      <w:r>
-        <w:t xml:space="preserve"> [CẦN BỔ SUNG: lý do của nhóm]. Về mặt đồ án, ngành hàng phù hợp để phân tích hành vi vì giá trị đơn cao (AOV, average order value, giá trị đơn trung bình, đạt 975.442đ trong kỳ đo) và quyết định mua cần nhiều hình ảnh, thông tin lắp ráp, nên các điểm rớt trong phễu thể hiện rõ trên dữ liệu.</w:t>
-      </w:r>
-    </w:p>
-    <w:p>
-      <w:pPr>
-        <w:pStyle w:val="Heading2"/>
-      </w:pPr>
-      <w:r>
-        <w:t xml:space="preserve">1.2 Định vị website</w:t>
-      </w:r>
-    </w:p>
-    <w:p>
-      <w:pPr>
-        <w:spacing w:after="120" w:line="276"/>
-        <w:jc w:val="both"/>
-      </w:pPr>
-      <w:r>
-        <w:t xml:space="preserve">Mô hình bán hàng trực tiếp (D2C, direct to consumer) với thông điệp </w:t>
-      </w:r>
-      <w:r>
-        <w:rPr>
-          <w:b/>
-          <w:bCs/>
-        </w:rPr>
-        <w:t xml:space="preserve">"Bản sắc Việt thu nhỏ"</w:t>
-      </w:r>
-      <w:r>
-        <w:t xml:space="preserve">: mỗi sản phẩm gắn với ký ức một nơi chốn thay vì chỉ là bộ kit lắp ráp. Website gồm trang chủ dạng kể chuyện, /shop, /collections, 6 trang chi tiết sản phẩm (PDP, product detail page), giỏ hàng, checkout với COD, chuyển khoản, MoMo, ZaloPay, trang /studio (đang hoàn thiện) và chatbot tư vấn. USP (lợi điểm bán hàng độc nhất): [CẦN BỔ SUNG].</w:t>
-      </w:r>
-    </w:p>
-    <w:p>
-      <w:pPr>
-        <w:spacing w:after="120" w:line="276"/>
-        <w:jc w:val="both"/>
-      </w:pPr>
-      <w:r>
-        <w:t xml:space="preserve">Website được xây dựng trên </w:t>
-      </w:r>
-      <w:r>
-        <w:rPr>
-          <w:b/>
-          <w:bCs/>
-        </w:rPr>
-        <w:t xml:space="preserve">WordPress/WooCommerce</w:t>
-      </w:r>
-      <w:r>
-        <w:t xml:space="preserve"> (bản V3.2) theo yêu cầu học phần, sau đó nhóm chuyển giao diện sang </w:t>
-      </w:r>
-      <w:r>
-        <w:rPr>
-          <w:b/>
-          <w:bCs/>
-        </w:rPr>
-        <w:t xml:space="preserve">Next.js</w:t>
-      </w:r>
-      <w:r>
-        <w:t xml:space="preserve"> trên Vercel để mỗi thay đổi có link xem trước riêng trước khi đưa lên bản chính. Kỳ đo 01 đến 25/10/2026 chạy trên bản Next.js [CẦN BỔ SUNG: ngày chuyển đổi].</w:t>
-      </w:r>
-    </w:p>
-    <w:p>
-      <w:pPr>
-        <w:pStyle w:val="Heading2"/>
-      </w:pPr>
-      <w:r>
-        <w:t xml:space="preserve">1.3 Khách hàng mục tiêu</w:t>
-      </w:r>
-    </w:p>
-    <w:p>
-      <w:pPr>
-        <w:spacing w:after="120" w:line="276"/>
-        <w:jc w:val="both"/>
-      </w:pPr>
-      <w:r>
-        <w:rPr>
-          <w:b/>
-          <w:bCs/>
-        </w:rPr>
-        <w:t xml:space="preserve">Persona:</w:t>
-      </w:r>
-      <w:r>
-        <w:t xml:space="preserve"> người trẻ 20 đến 30 tuổi tại thành phố lớn, thích đồ décor có câu chuyện, mua cho bản thân hoặc làm quà (giả định của nhóm, [CẦN BỔ SUNG: xác nhận]). Họ cần biết độ khó, thời gian lắp, chi phí và thời gian giao trước khi chi khoảng 750.000đ đến 1.100.000đ. </w:t>
-      </w:r>
-      <w:r>
-        <w:rPr>
-          <w:b/>
-          <w:bCs/>
-        </w:rPr>
-        <w:t xml:space="preserve">Thiết bị chính là mobile</w:t>
-      </w:r>
-      <w:r>
-        <w:t xml:space="preserve"> (65,8% sessions); kênh tìm đến chủ yếu là truy cập trực tiếp, tìm kiếm Google và mạng xã hội (Bảng 4).</w:t>
-      </w:r>
-    </w:p>
-    <w:p>
-      <w:pPr>
-        <w:pStyle w:val="Heading1"/>
-      </w:pPr>
-      <w:r>
-        <w:t xml:space="preserve">2. Dữ liệu &amp; phương pháp</w:t>
-      </w:r>
-    </w:p>
-    <w:p>
-      <w:pPr>
-        <w:keepNext/>
-        <w:spacing w:after="60" w:before="120"/>
-        <w:jc w:val="center"/>
-      </w:pPr>
-      <w:r>
-        <w:rPr>
-          <w:b/>
-          <w:bCs/>
-          <w:sz w:val="22"/>
-          <w:szCs w:val="22"/>
-        </w:rPr>
-        <w:t xml:space="preserve">Bảng 3. Công cụ, kỳ đo và cách thu thập</w:t>
+        <w:t xml:space="preserve">Bảng 2. Công cụ, kỳ đo và cách thu thập</w:t>
       </w:r>
     </w:p>
     <w:tbl>
@@ -2549,7 +1527,7 @@
                 <w:sz w:val="20"/>
                 <w:szCs w:val="20"/>
               </w:rPr>
-              <w:t xml:space="preserve">Sessions, users, engagement, kênh, thiết bị, landing page, lượt xem trang, 24 nhóm sự kiện (gồm phễu view_item_list, view_item, add_to_cart, view_cart, begin_checkout). Xuất từ các báo cáo Acquisition, Engagement, Tech, Events, Funnel exploration</w:t>
+              <w:t xml:space="preserve">Sessions, users, engagement, kênh, thiết bị, landing page, lượt xem trang, 24 nhóm sự kiện (phễu view_item_list đến begin_checkout). Báo cáo Acquisition, Engagement, Tech, Events, Funnel exploration</w:t>
             </w:r>
           </w:p>
         </w:tc>
@@ -2757,7 +1735,7 @@
                 <w:sz w:val="20"/>
                 <w:szCs w:val="20"/>
               </w:rPr>
-              <w:t xml:space="preserve">Đi lại 3 luồng chính: trang chủ → danh mục; PDP → thêm giỏ; giỏ → checkout. Ghi nhận hành vi thực của từng nút, số trường form, vị trí nút mua khi cuộn; chụp ảnh Trước-Sau</w:t>
+              <w:t xml:space="preserve">Đi lại 3 luồng chính (trang chủ → danh mục; PDP → thêm giỏ; giỏ → checkout), ghi nhận hành vi từng nút, số trường form, vị trí nút mua khi cuộn; chụp ảnh Trước-Sau; đếm yêu cầu mạng và mã lỗi khi tải trang chủ, /shop, PDP trên bản build</w:t>
             </w:r>
           </w:p>
         </w:tc>
@@ -2861,7 +1839,111 @@
                 <w:sz w:val="20"/>
                 <w:szCs w:val="20"/>
               </w:rPr>
-              <w:t xml:space="preserve">Đối chiếu sự kiện GA4 với cách gắn tracking và thành phần giao diện</w:t>
+              <w:t xml:space="preserve">Đối chiếu sự kiện GA4 với cách gắn tracking và thành phần giao diện; dung lượng tệp ảnh theo lịch sử mã nguồn</w:t>
+            </w:r>
+          </w:p>
+        </w:tc>
+      </w:tr>
+      <w:tr>
+        <w:trPr>
+          <w:tblHeader w:val="false"/>
+        </w:trPr>
+        <w:tc>
+          <w:tcPr>
+            <w:tcW w:type="dxa" w:w="2390"/>
+            <w:tcBorders>
+              <w:top w:val="single" w:color="A6A6A6" w:sz="4"/>
+              <w:left w:val="single" w:color="A6A6A6" w:sz="4"/>
+              <w:bottom w:val="single" w:color="A6A6A6" w:sz="4"/>
+              <w:right w:val="single" w:color="A6A6A6" w:sz="4"/>
+            </w:tcBorders>
+            <w:tcMar>
+              <w:top w:type="dxa" w:w="30"/>
+              <w:left w:type="dxa" w:w="80"/>
+              <w:bottom w:type="dxa" w:w="30"/>
+              <w:right w:type="dxa" w:w="80"/>
+            </w:tcMar>
+            <w:vAlign w:val="center"/>
+          </w:tcPr>
+          <w:p>
+            <w:pPr>
+              <w:spacing w:after="0" w:line="260"/>
+              <w:jc w:val="left"/>
+            </w:pPr>
+            <w:r>
+              <w:rPr>
+                <w:b w:val="false"/>
+                <w:bCs w:val="false"/>
+                <w:sz w:val="20"/>
+                <w:szCs w:val="20"/>
+              </w:rPr>
+              <w:t xml:space="preserve">Phản hồi định tính từ lớp học</w:t>
+            </w:r>
+          </w:p>
+        </w:tc>
+        <w:tc>
+          <w:tcPr>
+            <w:tcW w:type="dxa" w:w="1974"/>
+            <w:tcBorders>
+              <w:top w:val="single" w:color="A6A6A6" w:sz="4"/>
+              <w:left w:val="single" w:color="A6A6A6" w:sz="4"/>
+              <w:bottom w:val="single" w:color="A6A6A6" w:sz="4"/>
+              <w:right w:val="single" w:color="A6A6A6" w:sz="4"/>
+            </w:tcBorders>
+            <w:tcMar>
+              <w:top w:type="dxa" w:w="30"/>
+              <w:left w:type="dxa" w:w="80"/>
+              <w:bottom w:type="dxa" w:w="30"/>
+              <w:right w:type="dxa" w:w="80"/>
+            </w:tcMar>
+            <w:vAlign w:val="center"/>
+          </w:tcPr>
+          <w:p>
+            <w:pPr>
+              <w:spacing w:after="0" w:line="260"/>
+              <w:jc w:val="left"/>
+            </w:pPr>
+            <w:r>
+              <w:rPr>
+                <w:b w:val="false"/>
+                <w:bCs w:val="false"/>
+                <w:sz w:val="20"/>
+                <w:szCs w:val="20"/>
+              </w:rPr>
+              <w:t xml:space="preserve">[CẦN BỔ SUNG: thời điểm]</w:t>
+            </w:r>
+          </w:p>
+        </w:tc>
+        <w:tc>
+          <w:tcPr>
+            <w:tcW w:type="dxa" w:w="4990"/>
+            <w:tcBorders>
+              <w:top w:val="single" w:color="A6A6A6" w:sz="4"/>
+              <w:left w:val="single" w:color="A6A6A6" w:sz="4"/>
+              <w:bottom w:val="single" w:color="A6A6A6" w:sz="4"/>
+              <w:right w:val="single" w:color="A6A6A6" w:sz="4"/>
+            </w:tcBorders>
+            <w:tcMar>
+              <w:top w:type="dxa" w:w="30"/>
+              <w:left w:type="dxa" w:w="80"/>
+              <w:bottom w:type="dxa" w:w="30"/>
+              <w:right w:type="dxa" w:w="80"/>
+            </w:tcMar>
+            <w:vAlign w:val="center"/>
+          </w:tcPr>
+          <w:p>
+            <w:pPr>
+              <w:spacing w:after="0" w:line="260"/>
+              <w:jc w:val="left"/>
+            </w:pPr>
+            <w:r>
+              <w:rPr>
+                <w:b w:val="false"/>
+                <w:bCs w:val="false"/>
+                <w:sz w:val="20"/>
+                <w:szCs w:val="20"/>
+              </w:rPr>
+              <w:t xml:space="preserve">Nhận xét về ưu điểm và hạn chế của website trong buổi đánh giá chéo giữa 10 nhóm [CẦN BỔ SUNG: hình thức thu thập, số người tham gia]; dùng làm nguồn giả thuyết rồi đối chiếu với GA4 và mã nguồn (mục 3.5)</w:t>
             </w:r>
           </w:p>
         </w:tc>
@@ -2884,7 +1966,7 @@
     </w:p>
     <w:p>
       <w:pPr>
-        <w:spacing w:after="120" w:line="276"/>
+        <w:spacing w:after="120" w:line="264"/>
         <w:jc w:val="both"/>
       </w:pPr>
       <w:r>
@@ -2900,7 +1982,7 @@
     </w:p>
     <w:p>
       <w:pPr>
-        <w:spacing w:after="120" w:line="276"/>
+        <w:spacing w:after="120" w:line="264"/>
         <w:jc w:val="both"/>
       </w:pPr>
       <w:r>
@@ -2911,7 +1993,7 @@
         <w:t xml:space="preserve">Phương pháp phân tích:</w:t>
       </w:r>
       <w:r>
-        <w:t xml:space="preserve"> (1) mô tả theo 4 mảng Traffic, Phiên truy cập, Luồng di chuyển, Điểm nghẽn; (2) tính tỉ lệ đi tiếp giữa các bước phễu, tỉ lệ rớt = 1 - bước sau / bước trước; (3) kiểm định hai tỉ lệ (two-proportion z-test) và khoảng tin cậy 95% (Wilson) khi so sánh kênh, thiết bị; (4) đối chiếu từng điểm rớt với kết quả tự duyệt web để đặt giả thuyết nguyên nhân. Báo cáo phân biệt </w:t>
+        <w:t xml:space="preserve"> (1) mô tả theo 4 mảng Traffic, Phiên truy cập, Luồng di chuyển, Điểm nghẽn; (2) tỉ lệ đi tiếp và tỉ lệ rớt = 1 - bước sau / bước trước; (3) kiểm định hai tỉ lệ (z-test) và khoảng tin cậy 95% (Wilson) khi so sánh kênh, thiết bị; (4) đối chiếu điểm rớt với kết quả tự duyệt web để đặt giả thuyết nguyên nhân. Báo cáo phân biệt </w:t>
       </w:r>
       <w:r>
         <w:rPr>
@@ -2946,7 +2028,7 @@
     </w:p>
     <w:p>
       <w:pPr>
-        <w:spacing w:after="120" w:line="276"/>
+        <w:spacing w:after="120" w:line="264"/>
         <w:jc w:val="both"/>
       </w:pPr>
       <w:r>
@@ -2957,7 +2039,7 @@
         <w:t xml:space="preserve">Kiểm soát chất lượng dữ liệu:</w:t>
       </w:r>
       <w:r>
-        <w:t xml:space="preserve"> các tổng chính khớp chéo (sessions theo kênh, tuần, thiết bị đều bằng 3.284; đơn theo kênh và trạng thái đều bằng 52). Nhóm ghi nhận 4 điểm cần thận trọng (chi tiết ở Phụ lục B): purchase cao hơn số đơn thật 9,6% (57 so với 52); payload purchase chứa dữ liệu cá nhân; GA4 ghi 289 lượt hero_secondary_click dù mã nguồn trong kỳ đo không gửi sự kiện này; có 149 lượt xem /blog dù website không có trang này. Các số liệu liên quan không được dùng để kết luận.</w:t>
+        <w:t xml:space="preserve"> các tổng chính khớp chéo (sessions theo kênh, tuần, thiết bị đều là 3.284; đơn theo kênh và trạng thái đều là 52). Bốn điểm cần thận trọng (chi tiết ở Phụ lục B): purchase cao hơn số đơn thật 9,6% (57 so với 52); payload purchase chứa dữ liệu cá nhân; GA4 ghi 289 lượt hero_secondary_click dù mã nguồn trong kỳ đo không gửi sự kiện này; có 149 lượt xem /blog dù website không có trang này. Các số liệu liên quan không dùng để kết luận.</w:t>
       </w:r>
     </w:p>
     <w:p>
@@ -2989,7 +2071,7 @@
           <w:sz w:val="22"/>
           <w:szCs w:val="22"/>
         </w:rPr>
-        <w:t xml:space="preserve">Bảng 4. Traffic và kết quả theo kênh</w:t>
+        <w:t xml:space="preserve">Bảng 3. Traffic và kết quả theo kênh</w:t>
       </w:r>
     </w:p>
     <w:tbl>
@@ -5206,7 +4288,7 @@
       <w:r>
         <w:drawing>
           <wp:inline distT="0" distB="0" distL="0" distR="0">
-            <wp:extent cx="4095750" cy="1743075"/>
+            <wp:extent cx="3429000" cy="1457325"/>
             <wp:effectExtent t="0" r="0" b="0" l="0"/>
             <wp:docPr id="1" name="h2_kenh.png" descr="h2_kenh.png" title="h2_kenh.png"/>
             <wp:cNvGraphicFramePr>
@@ -5231,7 +4313,7 @@
                   <pic:spPr bwMode="auto">
                     <a:xfrm>
                       <a:off x="0" y="0"/>
-                      <a:ext cx="4095750" cy="1743075"/>
+                      <a:ext cx="3429000" cy="1457325"/>
                     </a:xfrm>
                     <a:prstGeom prst="rect">
                       <a:avLst/>
@@ -5272,7 +4354,7 @@
           <w:sz w:val="22"/>
           <w:szCs w:val="22"/>
         </w:rPr>
-        <w:t xml:space="preserve">Bảng 5. Traffic theo thiết bị</w:t>
+        <w:t xml:space="preserve">Bảng 4. Traffic theo thiết bị</w:t>
       </w:r>
     </w:p>
     <w:tbl>
@@ -6295,7 +5377,7 @@
       <w:r>
         <w:drawing>
           <wp:inline distT="0" distB="0" distL="0" distR="0">
-            <wp:extent cx="3810000" cy="1476375"/>
+            <wp:extent cx="3238500" cy="1257300"/>
             <wp:effectExtent t="0" r="0" b="0" l="0"/>
             <wp:docPr id="1" name="h1_tuan.png" descr="h1_tuan.png" title="h1_tuan.png"/>
             <wp:cNvGraphicFramePr>
@@ -6320,7 +5402,7 @@
                   <pic:spPr bwMode="auto">
                     <a:xfrm>
                       <a:off x="0" y="0"/>
-                      <a:ext cx="3810000" cy="1476375"/>
+                      <a:ext cx="3238500" cy="1257300"/>
                     </a:xfrm>
                     <a:prstGeom prst="rect">
                       <a:avLst/>
@@ -6351,7 +5433,7 @@
     <w:p>
       <w:pPr>
         <w:keepNext/>
-        <w:spacing w:after="120" w:line="276"/>
+        <w:spacing w:after="120" w:line="264"/>
         <w:jc w:val="both"/>
       </w:pPr>
       <w:r>
@@ -6369,7 +5451,7 @@
           <w:ilvl w:val="0"/>
           <w:numId w:val="2"/>
         </w:numPr>
-        <w:spacing w:after="80" w:line="276"/>
+        <w:spacing w:after="80" w:line="264"/>
         <w:jc w:val="both"/>
       </w:pPr>
       <w:r>
@@ -6383,7 +5465,7 @@
           <w:ilvl w:val="0"/>
           <w:numId w:val="2"/>
         </w:numPr>
-        <w:spacing w:after="80" w:line="276"/>
+        <w:spacing w:after="80" w:line="264"/>
         <w:jc w:val="both"/>
       </w:pPr>
       <w:r>
@@ -6414,7 +5496,7 @@
           <w:ilvl w:val="0"/>
           <w:numId w:val="2"/>
         </w:numPr>
-        <w:spacing w:after="80" w:line="276"/>
+        <w:spacing w:after="80" w:line="264"/>
         <w:jc w:val="both"/>
       </w:pPr>
       <w:r>
@@ -6428,7 +5510,7 @@
           <w:ilvl w:val="0"/>
           <w:numId w:val="2"/>
         </w:numPr>
-        <w:spacing w:after="80" w:line="276"/>
+        <w:spacing w:after="80" w:line="264"/>
         <w:jc w:val="both"/>
       </w:pPr>
       <w:r>
@@ -6448,7 +5530,7 @@
           <w:left w:val="single" w:color="2A78D6" w:sz="18" w:space="6"/>
         </w:pBdr>
         <w:shd w:fill="EAF2FB" w:val="clear"/>
-        <w:spacing w:after="200" w:before="120" w:line="276"/>
+        <w:spacing w:after="200" w:before="120" w:line="264"/>
         <w:ind w:left="120" w:right="120"/>
         <w:jc w:val="both"/>
       </w:pPr>
@@ -6484,7 +5566,7 @@
           <w:sz w:val="22"/>
           <w:szCs w:val="22"/>
         </w:rPr>
-        <w:t xml:space="preserve">Bảng 6. Chỉ số phiên truy cập và tương tác trong phiên</w:t>
+        <w:t xml:space="preserve">Bảng 5. Chỉ số phiên truy cập và tương tác trong phiên</w:t>
       </w:r>
     </w:p>
     <w:tbl>
@@ -7361,7 +6443,7 @@
     <w:p>
       <w:pPr>
         <w:keepNext/>
-        <w:spacing w:after="120" w:line="276"/>
+        <w:spacing w:after="120" w:line="264"/>
         <w:jc w:val="both"/>
       </w:pPr>
       <w:r>
@@ -7379,7 +6461,7 @@
           <w:ilvl w:val="0"/>
           <w:numId w:val="2"/>
         </w:numPr>
-        <w:spacing w:after="80" w:line="276"/>
+        <w:spacing w:after="80" w:line="264"/>
         <w:jc w:val="both"/>
       </w:pPr>
       <w:r>
@@ -7393,7 +6475,7 @@
           <w:ilvl w:val="0"/>
           <w:numId w:val="2"/>
         </w:numPr>
-        <w:spacing w:after="80" w:line="276"/>
+        <w:spacing w:after="80" w:line="264"/>
         <w:jc w:val="both"/>
       </w:pPr>
       <w:r>
@@ -7407,7 +6489,7 @@
           <w:ilvl w:val="0"/>
           <w:numId w:val="2"/>
         </w:numPr>
-        <w:spacing w:after="80" w:line="276"/>
+        <w:spacing w:after="80" w:line="264"/>
         <w:jc w:val="both"/>
       </w:pPr>
       <w:r>
@@ -7440,7 +6522,7 @@
           <w:left w:val="single" w:color="2A78D6" w:sz="18" w:space="6"/>
         </w:pBdr>
         <w:shd w:fill="EAF2FB" w:val="clear"/>
-        <w:spacing w:after="200" w:before="120" w:line="276"/>
+        <w:spacing w:after="200" w:before="120" w:line="264"/>
         <w:ind w:left="120" w:right="120"/>
         <w:jc w:val="both"/>
       </w:pPr>
@@ -7476,7 +6558,7 @@
           <w:sz w:val="22"/>
           <w:szCs w:val="22"/>
         </w:rPr>
-        <w:t xml:space="preserve">Bảng 7. Landing page và lượt xem theo trang</w:t>
+        <w:t xml:space="preserve">Bảng 6. Landing page và lượt xem theo trang</w:t>
       </w:r>
     </w:p>
     <w:tbl>
@@ -8761,7 +7843,7 @@
     <w:p>
       <w:pPr>
         <w:keepNext/>
-        <w:spacing w:after="120" w:line="276"/>
+        <w:spacing w:after="120" w:line="264"/>
         <w:jc w:val="both"/>
       </w:pPr>
       <w:r>
@@ -8779,7 +7861,7 @@
           <w:ilvl w:val="0"/>
           <w:numId w:val="2"/>
         </w:numPr>
-        <w:spacing w:after="80" w:line="276"/>
+        <w:spacing w:after="80" w:line="264"/>
         <w:jc w:val="both"/>
       </w:pPr>
       <w:r>
@@ -8800,7 +7882,7 @@
           <w:ilvl w:val="0"/>
           <w:numId w:val="2"/>
         </w:numPr>
-        <w:spacing w:after="80" w:line="276"/>
+        <w:spacing w:after="80" w:line="264"/>
         <w:jc w:val="both"/>
       </w:pPr>
       <w:r>
@@ -8821,7 +7903,7 @@
           <w:ilvl w:val="0"/>
           <w:numId w:val="2"/>
         </w:numPr>
-        <w:spacing w:after="80" w:line="276"/>
+        <w:spacing w:after="80" w:line="264"/>
         <w:jc w:val="both"/>
       </w:pPr>
       <w:r>
@@ -8834,7 +7916,7 @@
           <w:left w:val="single" w:color="2A78D6" w:sz="18" w:space="6"/>
         </w:pBdr>
         <w:shd w:fill="EAF2FB" w:val="clear"/>
-        <w:spacing w:after="200" w:before="120" w:line="276"/>
+        <w:spacing w:after="200" w:before="120" w:line="264"/>
         <w:ind w:left="120" w:right="120"/>
         <w:jc w:val="both"/>
       </w:pPr>
@@ -8870,7 +7952,7 @@
           <w:sz w:val="22"/>
           <w:szCs w:val="22"/>
         </w:rPr>
-        <w:t xml:space="preserve">Bảng 8. Phễu mua hàng</w:t>
+        <w:t xml:space="preserve">Bảng 7. Phễu mua hàng</w:t>
       </w:r>
     </w:p>
     <w:tbl>
@@ -10465,7 +9547,7 @@
       <w:r>
         <w:drawing>
           <wp:inline distT="0" distB="0" distL="0" distR="0">
-            <wp:extent cx="4095750" cy="1943100"/>
+            <wp:extent cx="3429000" cy="1628775"/>
             <wp:effectExtent t="0" r="0" b="0" l="0"/>
             <wp:docPr id="1" name="h5_pheu.png" descr="h5_pheu.png" title="h5_pheu.png"/>
             <wp:cNvGraphicFramePr>
@@ -10490,7 +9572,7 @@
                   <pic:spPr bwMode="auto">
                     <a:xfrm>
                       <a:off x="0" y="0"/>
-                      <a:ext cx="4095750" cy="1943100"/>
+                      <a:ext cx="3429000" cy="1628775"/>
                     </a:xfrm>
                     <a:prstGeom prst="rect">
                       <a:avLst/>
@@ -10543,7 +9625,7 @@
       <w:r>
         <w:drawing>
           <wp:inline distT="0" distB="0" distL="0" distR="0">
-            <wp:extent cx="4095750" cy="1533525"/>
+            <wp:extent cx="3524250" cy="1323975"/>
             <wp:effectExtent t="0" r="0" b="0" l="0"/>
             <wp:docPr id="1" name="h6_sanpham.png" descr="h6_sanpham.png" title="h6_sanpham.png"/>
             <wp:cNvGraphicFramePr>
@@ -10568,7 +9650,7 @@
                   <pic:spPr bwMode="auto">
                     <a:xfrm>
                       <a:off x="0" y="0"/>
-                      <a:ext cx="4095750" cy="1533525"/>
+                      <a:ext cx="3524250" cy="1323975"/>
                     </a:xfrm>
                     <a:prstGeom prst="rect">
                       <a:avLst/>
@@ -10599,7 +9681,7 @@
     <w:p>
       <w:pPr>
         <w:keepNext/>
-        <w:spacing w:after="120" w:line="276"/>
+        <w:spacing w:after="120" w:line="264"/>
         <w:jc w:val="both"/>
       </w:pPr>
       <w:r>
@@ -10617,7 +9699,7 @@
           <w:ilvl w:val="0"/>
           <w:numId w:val="2"/>
         </w:numPr>
-        <w:spacing w:after="80" w:line="276"/>
+        <w:spacing w:after="80" w:line="264"/>
         <w:jc w:val="both"/>
       </w:pPr>
       <w:r>
@@ -10658,7 +9740,7 @@
           <w:ilvl w:val="0"/>
           <w:numId w:val="2"/>
         </w:numPr>
-        <w:spacing w:after="80" w:line="276"/>
+        <w:spacing w:after="80" w:line="264"/>
         <w:jc w:val="both"/>
       </w:pPr>
       <w:r>
@@ -10679,7 +9761,7 @@
           <w:ilvl w:val="0"/>
           <w:numId w:val="2"/>
         </w:numPr>
-        <w:spacing w:after="80" w:line="276"/>
+        <w:spacing w:after="80" w:line="264"/>
         <w:jc w:val="both"/>
       </w:pPr>
       <w:r>
@@ -10692,7 +9774,7 @@
           <w:left w:val="single" w:color="2A78D6" w:sz="18" w:space="6"/>
         </w:pBdr>
         <w:shd w:fill="EAF2FB" w:val="clear"/>
-        <w:spacing w:after="200" w:before="120" w:line="276"/>
+        <w:spacing w:after="200" w:before="120" w:line="264"/>
         <w:ind w:left="120" w:right="120"/>
         <w:jc w:val="both"/>
       </w:pPr>
@@ -10712,12 +9794,831 @@
         <w:pStyle w:val="Heading2"/>
       </w:pPr>
       <w:r>
-        <w:t xml:space="preserve">3.5 Liên kết 4 mảng: nguyên nhân gốc</w:t>
+        <w:t xml:space="preserve">3.5 Phản hồi định tính từ lớp học và đối chiếu kỹ thuật</w:t>
       </w:r>
     </w:p>
     <w:p>
       <w:pPr>
-        <w:spacing w:after="120" w:line="276"/>
+        <w:spacing w:after="120" w:line="264"/>
+        <w:jc w:val="both"/>
+      </w:pPr>
+      <w:r>
+        <w:t xml:space="preserve">Bên cạnh số liệu hành vi, nhóm tiếp nhận phản hồi trong buổi đánh giá chéo giữa 10 nhóm. </w:t>
+      </w:r>
+      <w:r>
+        <w:rPr>
+          <w:b/>
+          <w:bCs/>
+        </w:rPr>
+        <w:t xml:space="preserve">Ưu điểm được ghi nhận:</w:t>
+      </w:r>
+      <w:r>
+        <w:t xml:space="preserve"> ý tưởng Book Nook mô hình phố Việt sáng tạo và khác biệt; thiết kế giàu cảm xúc, kể chuyện văn hóa tốt; hiệu ứng chuyển động và chatbot tạo ấn tượng; trang sản phẩm có thông tin số mảnh, thời gian lắp ráp, độ khó; nhiều người chấm đánh giá đây là website ấn tượng nhất về hình ảnh trong 10 nhóm [CẦN BỔ SUNG: cách thống kê]. Các góp ý để hoàn thiện được đối chiếu với mã nguồn và tự duyệt web ở Bảng 8.</w:t>
+      </w:r>
+    </w:p>
+    <w:p>
+      <w:pPr>
+        <w:keepNext/>
+        <w:spacing w:after="60" w:before="120"/>
+        <w:jc w:val="center"/>
+      </w:pPr>
+      <w:r>
+        <w:rPr>
+          <w:b/>
+          <w:bCs/>
+          <w:sz w:val="22"/>
+          <w:szCs w:val="22"/>
+        </w:rPr>
+        <w:t xml:space="preserve">Bảng 8. Góp ý của lớp và đối chiếu kỹ thuật</w:t>
+      </w:r>
+    </w:p>
+    <w:tbl>
+      <w:tblPr>
+        <w:tblW w:type="dxa" w:w="9354"/>
+        <w:tblBorders>
+          <w:top w:val="single" w:color="auto" w:sz="4"/>
+          <w:left w:val="single" w:color="auto" w:sz="4"/>
+          <w:bottom w:val="single" w:color="auto" w:sz="4"/>
+          <w:right w:val="single" w:color="auto" w:sz="4"/>
+          <w:insideH w:val="single" w:color="auto" w:sz="4"/>
+          <w:insideV w:val="single" w:color="auto" w:sz="4"/>
+        </w:tblBorders>
+      </w:tblPr>
+      <w:tblGrid>
+        <w:gridCol w:w="2158"/>
+        <w:gridCol w:w="5447"/>
+        <w:gridCol w:w="1749"/>
+      </w:tblGrid>
+      <w:tr>
+        <w:trPr>
+          <w:tblHeader/>
+        </w:trPr>
+        <w:tc>
+          <w:tcPr>
+            <w:tcW w:type="dxa" w:w="2158"/>
+            <w:tcBorders>
+              <w:top w:val="single" w:color="A6A6A6" w:sz="4"/>
+              <w:left w:val="single" w:color="A6A6A6" w:sz="4"/>
+              <w:bottom w:val="single" w:color="A6A6A6" w:sz="4"/>
+              <w:right w:val="single" w:color="A6A6A6" w:sz="4"/>
+            </w:tcBorders>
+            <w:shd w:fill="1F4E79" w:val="clear"/>
+            <w:tcMar>
+              <w:top w:type="dxa" w:w="30"/>
+              <w:left w:type="dxa" w:w="80"/>
+              <w:bottom w:type="dxa" w:w="30"/>
+              <w:right w:type="dxa" w:w="80"/>
+            </w:tcMar>
+            <w:vAlign w:val="center"/>
+          </w:tcPr>
+          <w:p>
+            <w:pPr>
+              <w:spacing w:after="0"/>
+              <w:jc w:val="center"/>
+            </w:pPr>
+            <w:r>
+              <w:rPr>
+                <w:b/>
+                <w:bCs/>
+                <w:color w:val="FFFFFF"/>
+                <w:sz w:val="20"/>
+                <w:szCs w:val="20"/>
+              </w:rPr>
+              <w:t xml:space="preserve">Góp ý</w:t>
+            </w:r>
+          </w:p>
+        </w:tc>
+        <w:tc>
+          <w:tcPr>
+            <w:tcW w:type="dxa" w:w="5447"/>
+            <w:tcBorders>
+              <w:top w:val="single" w:color="A6A6A6" w:sz="4"/>
+              <w:left w:val="single" w:color="A6A6A6" w:sz="4"/>
+              <w:bottom w:val="single" w:color="A6A6A6" w:sz="4"/>
+              <w:right w:val="single" w:color="A6A6A6" w:sz="4"/>
+            </w:tcBorders>
+            <w:shd w:fill="1F4E79" w:val="clear"/>
+            <w:tcMar>
+              <w:top w:type="dxa" w:w="30"/>
+              <w:left w:type="dxa" w:w="80"/>
+              <w:bottom w:type="dxa" w:w="30"/>
+              <w:right w:type="dxa" w:w="80"/>
+            </w:tcMar>
+            <w:vAlign w:val="center"/>
+          </w:tcPr>
+          <w:p>
+            <w:pPr>
+              <w:spacing w:after="0"/>
+              <w:jc w:val="center"/>
+            </w:pPr>
+            <w:r>
+              <w:rPr>
+                <w:b/>
+                <w:bCs/>
+                <w:color w:val="FFFFFF"/>
+                <w:sz w:val="20"/>
+                <w:szCs w:val="20"/>
+              </w:rPr>
+              <w:t xml:space="preserve">Đối chiếu dữ liệu và mã nguồn</w:t>
+            </w:r>
+          </w:p>
+        </w:tc>
+        <w:tc>
+          <w:tcPr>
+            <w:tcW w:type="dxa" w:w="1749"/>
+            <w:tcBorders>
+              <w:top w:val="single" w:color="A6A6A6" w:sz="4"/>
+              <w:left w:val="single" w:color="A6A6A6" w:sz="4"/>
+              <w:bottom w:val="single" w:color="A6A6A6" w:sz="4"/>
+              <w:right w:val="single" w:color="A6A6A6" w:sz="4"/>
+            </w:tcBorders>
+            <w:shd w:fill="1F4E79" w:val="clear"/>
+            <w:tcMar>
+              <w:top w:type="dxa" w:w="30"/>
+              <w:left w:type="dxa" w:w="80"/>
+              <w:bottom w:type="dxa" w:w="30"/>
+              <w:right w:type="dxa" w:w="80"/>
+            </w:tcMar>
+            <w:vAlign w:val="center"/>
+          </w:tcPr>
+          <w:p>
+            <w:pPr>
+              <w:spacing w:after="0"/>
+              <w:jc w:val="center"/>
+            </w:pPr>
+            <w:r>
+              <w:rPr>
+                <w:b/>
+                <w:bCs/>
+                <w:color w:val="FFFFFF"/>
+                <w:sz w:val="20"/>
+                <w:szCs w:val="20"/>
+              </w:rPr>
+              <w:t xml:space="preserve">Hiện trạng</w:t>
+            </w:r>
+          </w:p>
+        </w:tc>
+      </w:tr>
+      <w:tr>
+        <w:trPr>
+          <w:tblHeader w:val="false"/>
+        </w:trPr>
+        <w:tc>
+          <w:tcPr>
+            <w:tcW w:type="dxa" w:w="2158"/>
+            <w:tcBorders>
+              <w:top w:val="single" w:color="A6A6A6" w:sz="4"/>
+              <w:left w:val="single" w:color="A6A6A6" w:sz="4"/>
+              <w:bottom w:val="single" w:color="A6A6A6" w:sz="4"/>
+              <w:right w:val="single" w:color="A6A6A6" w:sz="4"/>
+            </w:tcBorders>
+            <w:tcMar>
+              <w:top w:type="dxa" w:w="30"/>
+              <w:left w:type="dxa" w:w="80"/>
+              <w:bottom w:type="dxa" w:w="30"/>
+              <w:right w:type="dxa" w:w="80"/>
+            </w:tcMar>
+            <w:vAlign w:val="center"/>
+          </w:tcPr>
+          <w:p>
+            <w:pPr>
+              <w:spacing w:after="0" w:line="260"/>
+              <w:jc w:val="left"/>
+            </w:pPr>
+            <w:r>
+              <w:rPr>
+                <w:b w:val="false"/>
+                <w:bCs w:val="false"/>
+                <w:sz w:val="20"/>
+                <w:szCs w:val="20"/>
+              </w:rPr>
+              <w:t xml:space="preserve">Website nặng, tải chậm hơn các nhóm khác</w:t>
+            </w:r>
+          </w:p>
+        </w:tc>
+        <w:tc>
+          <w:tcPr>
+            <w:tcW w:type="dxa" w:w="5447"/>
+            <w:tcBorders>
+              <w:top w:val="single" w:color="A6A6A6" w:sz="4"/>
+              <w:left w:val="single" w:color="A6A6A6" w:sz="4"/>
+              <w:bottom w:val="single" w:color="A6A6A6" w:sz="4"/>
+              <w:right w:val="single" w:color="A6A6A6" w:sz="4"/>
+            </w:tcBorders>
+            <w:tcMar>
+              <w:top w:type="dxa" w:w="30"/>
+              <w:left w:type="dxa" w:w="80"/>
+              <w:bottom w:type="dxa" w:w="30"/>
+              <w:right w:type="dxa" w:w="80"/>
+            </w:tcMar>
+            <w:vAlign w:val="center"/>
+          </w:tcPr>
+          <w:p>
+            <w:pPr>
+              <w:spacing w:after="0" w:line="260"/>
+              <w:jc w:val="left"/>
+            </w:pPr>
+            <w:r>
+              <w:rPr>
+                <w:b w:val="false"/>
+                <w:bCs w:val="false"/>
+                <w:sz w:val="20"/>
+                <w:szCs w:val="20"/>
+              </w:rPr>
+              <w:t xml:space="preserve">Đợt tối ưu 18/09 đã đổi 38 ảnh PNG/JPG (142,1 MB) sang WebP (10,6 MB, giảm 92,6%). Còn lại: 30 ảnh sản phẩm tải từ Google Drive (11 đến 12 yêu cầu ngoài mỗi trang /shop và PDP) và 10 video 58,2 MB (video hero chỉ tải theo địa danh đang chọn). Chưa đo thời gian tải</w:t>
+            </w:r>
+          </w:p>
+        </w:tc>
+        <w:tc>
+          <w:tcPr>
+            <w:tcW w:type="dxa" w:w="1749"/>
+            <w:tcBorders>
+              <w:top w:val="single" w:color="A6A6A6" w:sz="4"/>
+              <w:left w:val="single" w:color="A6A6A6" w:sz="4"/>
+              <w:bottom w:val="single" w:color="A6A6A6" w:sz="4"/>
+              <w:right w:val="single" w:color="A6A6A6" w:sz="4"/>
+            </w:tcBorders>
+            <w:tcMar>
+              <w:top w:type="dxa" w:w="30"/>
+              <w:left w:type="dxa" w:w="80"/>
+              <w:bottom w:type="dxa" w:w="30"/>
+              <w:right w:type="dxa" w:w="80"/>
+            </w:tcMar>
+            <w:vAlign w:val="center"/>
+          </w:tcPr>
+          <w:p>
+            <w:pPr>
+              <w:spacing w:after="0" w:line="260"/>
+              <w:jc w:val="left"/>
+            </w:pPr>
+            <w:r>
+              <w:rPr>
+                <w:b w:val="false"/>
+                <w:bCs w:val="false"/>
+                <w:sz w:val="20"/>
+                <w:szCs w:val="20"/>
+              </w:rPr>
+              <w:t xml:space="preserve">Cải thiện một phần; tiếp tục tối ưu</w:t>
+            </w:r>
+          </w:p>
+        </w:tc>
+      </w:tr>
+      <w:tr>
+        <w:trPr>
+          <w:tblHeader w:val="false"/>
+        </w:trPr>
+        <w:tc>
+          <w:tcPr>
+            <w:tcW w:type="dxa" w:w="2158"/>
+            <w:tcBorders>
+              <w:top w:val="single" w:color="A6A6A6" w:sz="4"/>
+              <w:left w:val="single" w:color="A6A6A6" w:sz="4"/>
+              <w:bottom w:val="single" w:color="A6A6A6" w:sz="4"/>
+              <w:right w:val="single" w:color="A6A6A6" w:sz="4"/>
+            </w:tcBorders>
+            <w:tcMar>
+              <w:top w:type="dxa" w:w="30"/>
+              <w:left w:type="dxa" w:w="80"/>
+              <w:bottom w:type="dxa" w:w="30"/>
+              <w:right w:type="dxa" w:w="80"/>
+            </w:tcMar>
+            <w:vAlign w:val="center"/>
+          </w:tcPr>
+          <w:p>
+            <w:pPr>
+              <w:spacing w:after="0" w:line="260"/>
+              <w:jc w:val="left"/>
+            </w:pPr>
+            <w:r>
+              <w:rPr>
+                <w:b w:val="false"/>
+                <w:bCs w:val="false"/>
+                <w:sz w:val="20"/>
+                <w:szCs w:val="20"/>
+              </w:rPr>
+              <w:t xml:space="preserve">Chatbot che nội dung, khó thu gọn</w:t>
+            </w:r>
+          </w:p>
+        </w:tc>
+        <w:tc>
+          <w:tcPr>
+            <w:tcW w:type="dxa" w:w="5447"/>
+            <w:tcBorders>
+              <w:top w:val="single" w:color="A6A6A6" w:sz="4"/>
+              <w:left w:val="single" w:color="A6A6A6" w:sz="4"/>
+              <w:bottom w:val="single" w:color="A6A6A6" w:sz="4"/>
+              <w:right w:val="single" w:color="A6A6A6" w:sz="4"/>
+            </w:tcBorders>
+            <w:tcMar>
+              <w:top w:type="dxa" w:w="30"/>
+              <w:left w:type="dxa" w:w="80"/>
+              <w:bottom w:type="dxa" w:w="30"/>
+              <w:right w:type="dxa" w:w="80"/>
+            </w:tcMar>
+            <w:vAlign w:val="center"/>
+          </w:tcPr>
+          <w:p>
+            <w:pPr>
+              <w:spacing w:after="0" w:line="260"/>
+              <w:jc w:val="left"/>
+            </w:pPr>
+            <w:r>
+              <w:rPr>
+                <w:b w:val="false"/>
+                <w:bCs w:val="false"/>
+                <w:sz w:val="20"/>
+                <w:szCs w:val="20"/>
+              </w:rPr>
+              <w:t xml:space="preserve">Nút mở giảm từ 242x112 xuống 161x74 px (diện tích giảm 56%), khung chat từ 380x580 xuống 345x505 px (giảm 21%); kéo thả được, 4 vị trí góc, có nút Đóng và phím Esc (Hình 8, mục 4.4)</w:t>
+            </w:r>
+          </w:p>
+        </w:tc>
+        <w:tc>
+          <w:tcPr>
+            <w:tcW w:type="dxa" w:w="1749"/>
+            <w:tcBorders>
+              <w:top w:val="single" w:color="A6A6A6" w:sz="4"/>
+              <w:left w:val="single" w:color="A6A6A6" w:sz="4"/>
+              <w:bottom w:val="single" w:color="A6A6A6" w:sz="4"/>
+              <w:right w:val="single" w:color="A6A6A6" w:sz="4"/>
+            </w:tcBorders>
+            <w:tcMar>
+              <w:top w:type="dxa" w:w="30"/>
+              <w:left w:type="dxa" w:w="80"/>
+              <w:bottom w:type="dxa" w:w="30"/>
+              <w:right w:type="dxa" w:w="80"/>
+            </w:tcMar>
+            <w:vAlign w:val="center"/>
+          </w:tcPr>
+          <w:p>
+            <w:pPr>
+              <w:spacing w:after="0" w:line="260"/>
+              <w:jc w:val="left"/>
+            </w:pPr>
+            <w:r>
+              <w:rPr>
+                <w:b w:val="false"/>
+                <w:bCs w:val="false"/>
+                <w:sz w:val="20"/>
+                <w:szCs w:val="20"/>
+              </w:rPr>
+              <w:t xml:space="preserve">Đã xử lý</w:t>
+            </w:r>
+          </w:p>
+        </w:tc>
+      </w:tr>
+      <w:tr>
+        <w:trPr>
+          <w:tblHeader w:val="false"/>
+        </w:trPr>
+        <w:tc>
+          <w:tcPr>
+            <w:tcW w:type="dxa" w:w="2158"/>
+            <w:tcBorders>
+              <w:top w:val="single" w:color="A6A6A6" w:sz="4"/>
+              <w:left w:val="single" w:color="A6A6A6" w:sz="4"/>
+              <w:bottom w:val="single" w:color="A6A6A6" w:sz="4"/>
+              <w:right w:val="single" w:color="A6A6A6" w:sz="4"/>
+            </w:tcBorders>
+            <w:tcMar>
+              <w:top w:type="dxa" w:w="30"/>
+              <w:left w:type="dxa" w:w="80"/>
+              <w:bottom w:type="dxa" w:w="30"/>
+              <w:right w:type="dxa" w:w="80"/>
+            </w:tcMar>
+            <w:vAlign w:val="center"/>
+          </w:tcPr>
+          <w:p>
+            <w:pPr>
+              <w:spacing w:after="0" w:line="260"/>
+              <w:jc w:val="left"/>
+            </w:pPr>
+            <w:r>
+              <w:rPr>
+                <w:b w:val="false"/>
+                <w:bCs w:val="false"/>
+                <w:sz w:val="20"/>
+                <w:szCs w:val="20"/>
+              </w:rPr>
+              <w:t xml:space="preserve">Chữ nhỏ khó đọc, một số tiêu đề bị thanh điều hướng che</w:t>
+            </w:r>
+          </w:p>
+        </w:tc>
+        <w:tc>
+          <w:tcPr>
+            <w:tcW w:type="dxa" w:w="5447"/>
+            <w:tcBorders>
+              <w:top w:val="single" w:color="A6A6A6" w:sz="4"/>
+              <w:left w:val="single" w:color="A6A6A6" w:sz="4"/>
+              <w:bottom w:val="single" w:color="A6A6A6" w:sz="4"/>
+              <w:right w:val="single" w:color="A6A6A6" w:sz="4"/>
+            </w:tcBorders>
+            <w:tcMar>
+              <w:top w:type="dxa" w:w="30"/>
+              <w:left w:type="dxa" w:w="80"/>
+              <w:bottom w:type="dxa" w:w="30"/>
+              <w:right w:type="dxa" w:w="80"/>
+            </w:tcMar>
+            <w:vAlign w:val="center"/>
+          </w:tcPr>
+          <w:p>
+            <w:pPr>
+              <w:spacing w:after="0" w:line="260"/>
+              <w:jc w:val="left"/>
+            </w:pPr>
+            <w:r>
+              <w:rPr>
+                <w:b w:val="false"/>
+                <w:bCs w:val="false"/>
+                <w:sz w:val="20"/>
+                <w:szCs w:val="20"/>
+              </w:rPr>
+              <w:t xml:space="preserve">Kiểu chữ trang sản phẩm đã đồng bộ với chân trang (17/09); các mục neo căn lề cuộn 72px để không nằm dưới thanh điều hướng. Rà soát CSS: còn 134 trên 364 khai báo cỡ chữ từ 11,5px trở xuống, chủ yếu là nhãn phụ và ghi chú</w:t>
+            </w:r>
+          </w:p>
+        </w:tc>
+        <w:tc>
+          <w:tcPr>
+            <w:tcW w:type="dxa" w:w="1749"/>
+            <w:tcBorders>
+              <w:top w:val="single" w:color="A6A6A6" w:sz="4"/>
+              <w:left w:val="single" w:color="A6A6A6" w:sz="4"/>
+              <w:bottom w:val="single" w:color="A6A6A6" w:sz="4"/>
+              <w:right w:val="single" w:color="A6A6A6" w:sz="4"/>
+            </w:tcBorders>
+            <w:tcMar>
+              <w:top w:type="dxa" w:w="30"/>
+              <w:left w:type="dxa" w:w="80"/>
+              <w:bottom w:type="dxa" w:w="30"/>
+              <w:right w:type="dxa" w:w="80"/>
+            </w:tcMar>
+            <w:vAlign w:val="center"/>
+          </w:tcPr>
+          <w:p>
+            <w:pPr>
+              <w:spacing w:after="0" w:line="260"/>
+              <w:jc w:val="left"/>
+            </w:pPr>
+            <w:r>
+              <w:rPr>
+                <w:b w:val="false"/>
+                <w:bCs w:val="false"/>
+                <w:sz w:val="20"/>
+                <w:szCs w:val="20"/>
+              </w:rPr>
+              <w:t xml:space="preserve">Xử lý một phần; tiếp tục</w:t>
+            </w:r>
+          </w:p>
+        </w:tc>
+      </w:tr>
+      <w:tr>
+        <w:trPr>
+          <w:tblHeader w:val="false"/>
+        </w:trPr>
+        <w:tc>
+          <w:tcPr>
+            <w:tcW w:type="dxa" w:w="2158"/>
+            <w:tcBorders>
+              <w:top w:val="single" w:color="A6A6A6" w:sz="4"/>
+              <w:left w:val="single" w:color="A6A6A6" w:sz="4"/>
+              <w:bottom w:val="single" w:color="A6A6A6" w:sz="4"/>
+              <w:right w:val="single" w:color="A6A6A6" w:sz="4"/>
+            </w:tcBorders>
+            <w:tcMar>
+              <w:top w:type="dxa" w:w="30"/>
+              <w:left w:type="dxa" w:w="80"/>
+              <w:bottom w:type="dxa" w:w="30"/>
+              <w:right w:type="dxa" w:w="80"/>
+            </w:tcMar>
+            <w:vAlign w:val="center"/>
+          </w:tcPr>
+          <w:p>
+            <w:pPr>
+              <w:spacing w:after="0" w:line="260"/>
+              <w:jc w:val="left"/>
+            </w:pPr>
+            <w:r>
+              <w:rPr>
+                <w:b w:val="false"/>
+                <w:bCs w:val="false"/>
+                <w:sz w:val="20"/>
+                <w:szCs w:val="20"/>
+              </w:rPr>
+              <w:t xml:space="preserve">Tự ráp Nook chưa hoàn thiện gây hụt hẫng</w:t>
+            </w:r>
+          </w:p>
+        </w:tc>
+        <w:tc>
+          <w:tcPr>
+            <w:tcW w:type="dxa" w:w="5447"/>
+            <w:tcBorders>
+              <w:top w:val="single" w:color="A6A6A6" w:sz="4"/>
+              <w:left w:val="single" w:color="A6A6A6" w:sz="4"/>
+              <w:bottom w:val="single" w:color="A6A6A6" w:sz="4"/>
+              <w:right w:val="single" w:color="A6A6A6" w:sz="4"/>
+            </w:tcBorders>
+            <w:tcMar>
+              <w:top w:type="dxa" w:w="30"/>
+              <w:left w:type="dxa" w:w="80"/>
+              <w:bottom w:type="dxa" w:w="30"/>
+              <w:right w:type="dxa" w:w="80"/>
+            </w:tcMar>
+            <w:vAlign w:val="center"/>
+          </w:tcPr>
+          <w:p>
+            <w:pPr>
+              <w:spacing w:after="0" w:line="260"/>
+              <w:jc w:val="left"/>
+            </w:pPr>
+            <w:r>
+              <w:rPr>
+                <w:b w:val="false"/>
+                <w:bCs w:val="false"/>
+                <w:sz w:val="20"/>
+                <w:szCs w:val="20"/>
+              </w:rPr>
+              <w:t xml:space="preserve">Trang /studio nêu rõ trạng thái đang hoàn thiện; chiếm 1,2% lượt xem (116 / 9.320) và 2,2% phiên vào trang (71 / 3.284)</w:t>
+            </w:r>
+          </w:p>
+        </w:tc>
+        <w:tc>
+          <w:tcPr>
+            <w:tcW w:type="dxa" w:w="1749"/>
+            <w:tcBorders>
+              <w:top w:val="single" w:color="A6A6A6" w:sz="4"/>
+              <w:left w:val="single" w:color="A6A6A6" w:sz="4"/>
+              <w:bottom w:val="single" w:color="A6A6A6" w:sz="4"/>
+              <w:right w:val="single" w:color="A6A6A6" w:sz="4"/>
+            </w:tcBorders>
+            <w:tcMar>
+              <w:top w:type="dxa" w:w="30"/>
+              <w:left w:type="dxa" w:w="80"/>
+              <w:bottom w:type="dxa" w:w="30"/>
+              <w:right w:type="dxa" w:w="80"/>
+            </w:tcMar>
+            <w:vAlign w:val="center"/>
+          </w:tcPr>
+          <w:p>
+            <w:pPr>
+              <w:spacing w:after="0" w:line="260"/>
+              <w:jc w:val="left"/>
+            </w:pPr>
+            <w:r>
+              <w:rPr>
+                <w:b w:val="false"/>
+                <w:bCs w:val="false"/>
+                <w:sz w:val="20"/>
+                <w:szCs w:val="20"/>
+              </w:rPr>
+              <w:t xml:space="preserve">Đang phát triển; chưa khắc phục triệt để</w:t>
+            </w:r>
+          </w:p>
+        </w:tc>
+      </w:tr>
+      <w:tr>
+        <w:trPr>
+          <w:tblHeader w:val="false"/>
+        </w:trPr>
+        <w:tc>
+          <w:tcPr>
+            <w:tcW w:type="dxa" w:w="2158"/>
+            <w:tcBorders>
+              <w:top w:val="single" w:color="A6A6A6" w:sz="4"/>
+              <w:left w:val="single" w:color="A6A6A6" w:sz="4"/>
+              <w:bottom w:val="single" w:color="A6A6A6" w:sz="4"/>
+              <w:right w:val="single" w:color="A6A6A6" w:sz="4"/>
+            </w:tcBorders>
+            <w:tcMar>
+              <w:top w:type="dxa" w:w="30"/>
+              <w:left w:type="dxa" w:w="80"/>
+              <w:bottom w:type="dxa" w:w="30"/>
+              <w:right w:type="dxa" w:w="80"/>
+            </w:tcMar>
+            <w:vAlign w:val="center"/>
+          </w:tcPr>
+          <w:p>
+            <w:pPr>
+              <w:spacing w:after="0" w:line="260"/>
+              <w:jc w:val="left"/>
+            </w:pPr>
+            <w:r>
+              <w:rPr>
+                <w:b w:val="false"/>
+                <w:bCs w:val="false"/>
+                <w:sz w:val="20"/>
+                <w:szCs w:val="20"/>
+              </w:rPr>
+              <w:t xml:space="preserve">Hiệu ứng cuộn khi thao tác</w:t>
+            </w:r>
+          </w:p>
+        </w:tc>
+        <w:tc>
+          <w:tcPr>
+            <w:tcW w:type="dxa" w:w="5447"/>
+            <w:tcBorders>
+              <w:top w:val="single" w:color="A6A6A6" w:sz="4"/>
+              <w:left w:val="single" w:color="A6A6A6" w:sz="4"/>
+              <w:bottom w:val="single" w:color="A6A6A6" w:sz="4"/>
+              <w:right w:val="single" w:color="A6A6A6" w:sz="4"/>
+            </w:tcBorders>
+            <w:tcMar>
+              <w:top w:type="dxa" w:w="30"/>
+              <w:left w:type="dxa" w:w="80"/>
+              <w:bottom w:type="dxa" w:w="30"/>
+              <w:right w:type="dxa" w:w="80"/>
+            </w:tcMar>
+            <w:vAlign w:val="center"/>
+          </w:tcPr>
+          <w:p>
+            <w:pPr>
+              <w:spacing w:after="0" w:line="260"/>
+              <w:jc w:val="left"/>
+            </w:pPr>
+            <w:r>
+              <w:rPr>
+                <w:b w:val="false"/>
+                <w:bCs w:val="false"/>
+                <w:sz w:val="20"/>
+                <w:szCs w:val="20"/>
+              </w:rPr>
+              <w:t xml:space="preserve">Tự duyệt web trên máy tính ghi nhận khoảnh khắc chuyển cảnh khi cuộn, nội dung hai phần chồng lên nhau trong thời gian ngắn (Hình 11)</w:t>
+            </w:r>
+          </w:p>
+        </w:tc>
+        <w:tc>
+          <w:tcPr>
+            <w:tcW w:type="dxa" w:w="1749"/>
+            <w:tcBorders>
+              <w:top w:val="single" w:color="A6A6A6" w:sz="4"/>
+              <w:left w:val="single" w:color="A6A6A6" w:sz="4"/>
+              <w:bottom w:val="single" w:color="A6A6A6" w:sz="4"/>
+              <w:right w:val="single" w:color="A6A6A6" w:sz="4"/>
+            </w:tcBorders>
+            <w:tcMar>
+              <w:top w:type="dxa" w:w="30"/>
+              <w:left w:type="dxa" w:w="80"/>
+              <w:bottom w:type="dxa" w:w="30"/>
+              <w:right w:type="dxa" w:w="80"/>
+            </w:tcMar>
+            <w:vAlign w:val="center"/>
+          </w:tcPr>
+          <w:p>
+            <w:pPr>
+              <w:spacing w:after="0" w:line="260"/>
+              <w:jc w:val="left"/>
+            </w:pPr>
+            <w:r>
+              <w:rPr>
+                <w:b w:val="false"/>
+                <w:bCs w:val="false"/>
+                <w:sz w:val="20"/>
+                <w:szCs w:val="20"/>
+              </w:rPr>
+              <w:t xml:space="preserve">Đang tinh chỉnh; chưa khắc phục triệt để</w:t>
+            </w:r>
+          </w:p>
+        </w:tc>
+      </w:tr>
+      <w:tr>
+        <w:trPr>
+          <w:tblHeader w:val="false"/>
+        </w:trPr>
+        <w:tc>
+          <w:tcPr>
+            <w:tcW w:type="dxa" w:w="2158"/>
+            <w:tcBorders>
+              <w:top w:val="single" w:color="A6A6A6" w:sz="4"/>
+              <w:left w:val="single" w:color="A6A6A6" w:sz="4"/>
+              <w:bottom w:val="single" w:color="A6A6A6" w:sz="4"/>
+              <w:right w:val="single" w:color="A6A6A6" w:sz="4"/>
+            </w:tcBorders>
+            <w:tcMar>
+              <w:top w:type="dxa" w:w="30"/>
+              <w:left w:type="dxa" w:w="80"/>
+              <w:bottom w:type="dxa" w:w="30"/>
+              <w:right w:type="dxa" w:w="80"/>
+            </w:tcMar>
+            <w:vAlign w:val="center"/>
+          </w:tcPr>
+          <w:p>
+            <w:pPr>
+              <w:spacing w:after="0" w:line="260"/>
+              <w:jc w:val="left"/>
+            </w:pPr>
+            <w:r>
+              <w:rPr>
+                <w:b w:val="false"/>
+                <w:bCs w:val="false"/>
+                <w:sz w:val="20"/>
+                <w:szCs w:val="20"/>
+              </w:rPr>
+              <w:t xml:space="preserve">Phát hiện thêm khi đối chiếu: ảnh minh họa chưa tải</w:t>
+            </w:r>
+          </w:p>
+        </w:tc>
+        <w:tc>
+          <w:tcPr>
+            <w:tcW w:type="dxa" w:w="5447"/>
+            <w:tcBorders>
+              <w:top w:val="single" w:color="A6A6A6" w:sz="4"/>
+              <w:left w:val="single" w:color="A6A6A6" w:sz="4"/>
+              <w:bottom w:val="single" w:color="A6A6A6" w:sz="4"/>
+              <w:right w:val="single" w:color="A6A6A6" w:sz="4"/>
+            </w:tcBorders>
+            <w:tcMar>
+              <w:top w:type="dxa" w:w="30"/>
+              <w:left w:type="dxa" w:w="80"/>
+              <w:bottom w:type="dxa" w:w="30"/>
+              <w:right w:type="dxa" w:w="80"/>
+            </w:tcMar>
+            <w:vAlign w:val="center"/>
+          </w:tcPr>
+          <w:p>
+            <w:pPr>
+              <w:spacing w:after="0" w:line="260"/>
+              <w:jc w:val="left"/>
+            </w:pPr>
+            <w:r>
+              <w:rPr>
+                <w:b w:val="false"/>
+                <w:bCs w:val="false"/>
+                <w:sz w:val="20"/>
+                <w:szCs w:val="20"/>
+              </w:rPr>
+              <w:t xml:space="preserve">Trang chủ có 8 yêu cầu ảnh trả mã 404: 4 ảnh bước chế tác, 1 ảnh phác thảo, 1 ảnh nền chưa có tệp, 2 ảnh nền còn tham chiếu đuôi .png sau khi đổi sang WebP (Hình 12)</w:t>
+            </w:r>
+          </w:p>
+        </w:tc>
+        <w:tc>
+          <w:tcPr>
+            <w:tcW w:type="dxa" w:w="1749"/>
+            <w:tcBorders>
+              <w:top w:val="single" w:color="A6A6A6" w:sz="4"/>
+              <w:left w:val="single" w:color="A6A6A6" w:sz="4"/>
+              <w:bottom w:val="single" w:color="A6A6A6" w:sz="4"/>
+              <w:right w:val="single" w:color="A6A6A6" w:sz="4"/>
+            </w:tcBorders>
+            <w:tcMar>
+              <w:top w:type="dxa" w:w="30"/>
+              <w:left w:type="dxa" w:w="80"/>
+              <w:bottom w:type="dxa" w:w="30"/>
+              <w:right w:type="dxa" w:w="80"/>
+            </w:tcMar>
+            <w:vAlign w:val="center"/>
+          </w:tcPr>
+          <w:p>
+            <w:pPr>
+              <w:spacing w:after="0" w:line="260"/>
+              <w:jc w:val="left"/>
+            </w:pPr>
+            <w:r>
+              <w:rPr>
+                <w:b w:val="false"/>
+                <w:bCs w:val="false"/>
+                <w:sz w:val="20"/>
+                <w:szCs w:val="20"/>
+              </w:rPr>
+              <w:t xml:space="preserve">Đã xác định nguyên nhân; chờ bổ sung tệp ảnh</w:t>
+            </w:r>
+          </w:p>
+        </w:tc>
+      </w:tr>
+    </w:tbl>
+    <w:p>
+      <w:pPr>
+        <w:spacing w:after="160" w:before="40"/>
+        <w:jc w:val="left"/>
+      </w:pPr>
+      <w:r>
+        <w:rPr>
+          <w:i/>
+          <w:iCs/>
+          <w:sz w:val="20"/>
+          <w:szCs w:val="20"/>
+        </w:rPr>
+        <w:t xml:space="preserve">Nguồn: phản hồi lớp học; lịch sử mã nguồn (commit 17 đến 18/09/2026); đo bằng trình duyệt tự động ngày 26/10/2026 (yêu cầu mạng) và Playwright (kích thước chatbot).</w:t>
+      </w:r>
+    </w:p>
+    <w:p>
+      <w:pPr>
+        <w:spacing w:after="120" w:line="264"/>
+        <w:jc w:val="both"/>
+      </w:pPr>
+      <w:r>
+        <w:t xml:space="preserve">Các hạng mục đã xử lý được ghi lại ở mục 4.4; hạng mục chưa triệt để được đưa vào hạn chế (mục 5.2) và hướng phát triển (mục 5.3). Phản hồi của lớp phù hợp với dữ liệu: điểm mạnh nằm ở thương hiệu và hình ảnh, điểm cần hoàn thiện nằm ở hiệu năng và độ hoàn thiện của các chi tiết.</w:t>
+      </w:r>
+    </w:p>
+    <w:p>
+      <w:pPr>
+        <w:pStyle w:val="Heading2"/>
+      </w:pPr>
+      <w:r>
+        <w:t xml:space="preserve">3.6 Liên kết 4 mảng: nguyên nhân gốc</w:t>
+      </w:r>
+    </w:p>
+    <w:p>
+      <w:pPr>
+        <w:spacing w:after="120" w:line="264"/>
         <w:jc w:val="both"/>
       </w:pPr>
       <w:r>
@@ -10761,7 +10662,7 @@
         <w:t xml:space="preserve">checkout</w:t>
       </w:r>
       <w:r>
-        <w:t xml:space="preserve">: 7 trường hiển thị cùng lúc trên màn hình nhỏ, trùng điểm rớt 64,9%. Organic Search có kết quả tốt nhất có thể vì người tìm kiếm đã có ý định mua rõ ràng nên ít bị ảnh hưởng bởi các chỗ đứt gãy này (giả thuyết).</w:t>
+        <w:t xml:space="preserve">: 7 trường hiển thị cùng lúc trên màn hình nhỏ, trùng điểm rớt 64,9%. Ở lớp thứ hai, phản hồi định tính (mục 3.5) cho thấy hiệu năng và độ hoàn thiện chi tiết (ảnh chưa tải, ảnh sản phẩm tải từ Google Drive) có thể làm tăng ma sát tại các điểm chuyển trên, nhưng chưa có số đo thời gian tải nên nhóm chưa kết luận.</w:t>
       </w:r>
     </w:p>
     <w:p>
@@ -10774,7 +10675,7 @@
     </w:p>
     <w:p>
       <w:pPr>
-        <w:spacing w:after="120" w:line="276"/>
+        <w:spacing w:after="120" w:line="264"/>
         <w:jc w:val="both"/>
       </w:pPr>
       <w:r>
@@ -11677,7 +11578,7 @@
     </w:p>
     <w:p>
       <w:pPr>
-        <w:spacing w:after="120" w:line="276"/>
+        <w:spacing w:after="120" w:line="264"/>
         <w:jc w:val="both"/>
       </w:pPr>
       <w:r>
@@ -11693,7 +11594,7 @@
     </w:p>
     <w:p>
       <w:pPr>
-        <w:spacing w:after="120" w:line="276"/>
+        <w:spacing w:after="120" w:line="264"/>
         <w:jc w:val="both"/>
       </w:pPr>
       <w:r>
@@ -11710,7 +11611,7 @@
     <w:p>
       <w:pPr>
         <w:keepNext/>
-        <w:spacing w:after="120" w:line="276"/>
+        <w:spacing w:after="120" w:line="264"/>
         <w:jc w:val="both"/>
       </w:pPr>
       <w:r>
@@ -11749,7 +11650,7 @@
       <w:r>
         <w:drawing>
           <wp:inline distT="0" distB="0" distL="0" distR="0">
-            <wp:extent cx="4095750" cy="3019425"/>
+            <wp:extent cx="3619500" cy="2667000"/>
             <wp:effectExtent t="0" r="0" b="0" l="0"/>
             <wp:docPr id="1" name="tc1_cta.png" descr="tc1_cta.png" title="tc1_cta.png"/>
             <wp:cNvGraphicFramePr>
@@ -11774,7 +11675,7 @@
                   <pic:spPr bwMode="auto">
                     <a:xfrm>
                       <a:off x="0" y="0"/>
-                      <a:ext cx="4095750" cy="3019425"/>
+                      <a:ext cx="3619500" cy="2667000"/>
                     </a:xfrm>
                     <a:prstGeom prst="rect">
                       <a:avLst/>
@@ -11804,7 +11705,7 @@
     </w:p>
     <w:p>
       <w:pPr>
-        <w:spacing w:after="120" w:line="276"/>
+        <w:spacing w:after="120" w:line="264"/>
         <w:jc w:val="both"/>
       </w:pPr>
       <w:r>
@@ -11838,7 +11739,7 @@
     </w:p>
     <w:p>
       <w:pPr>
-        <w:spacing w:after="120" w:line="276"/>
+        <w:spacing w:after="120" w:line="264"/>
         <w:jc w:val="both"/>
       </w:pPr>
       <w:r>
@@ -11854,7 +11755,7 @@
     </w:p>
     <w:p>
       <w:pPr>
-        <w:spacing w:after="120" w:line="276"/>
+        <w:spacing w:after="120" w:line="264"/>
         <w:jc w:val="both"/>
       </w:pPr>
       <w:r>
@@ -11901,7 +11802,7 @@
     <w:p>
       <w:pPr>
         <w:keepNext/>
-        <w:spacing w:after="120" w:line="276"/>
+        <w:spacing w:after="120" w:line="264"/>
         <w:jc w:val="both"/>
       </w:pPr>
       <w:r>
@@ -11940,7 +11841,7 @@
       <w:r>
         <w:drawing>
           <wp:inline distT="0" distB="0" distL="0" distR="0">
-            <wp:extent cx="4286250" cy="2362200"/>
+            <wp:extent cx="4572000" cy="2514600"/>
             <wp:effectExtent t="0" r="0" b="0" l="0"/>
             <wp:docPr id="1" name="tc2_pdp.png" descr="tc2_pdp.png" title="tc2_pdp.png"/>
             <wp:cNvGraphicFramePr>
@@ -11965,7 +11866,7 @@
                   <pic:spPr bwMode="auto">
                     <a:xfrm>
                       <a:off x="0" y="0"/>
-                      <a:ext cx="4286250" cy="2362200"/>
+                      <a:ext cx="4572000" cy="2514600"/>
                     </a:xfrm>
                     <a:prstGeom prst="rect">
                       <a:avLst/>
@@ -11995,7 +11896,7 @@
     </w:p>
     <w:p>
       <w:pPr>
-        <w:spacing w:after="120" w:line="276"/>
+        <w:spacing w:after="120" w:line="264"/>
         <w:jc w:val="both"/>
       </w:pPr>
       <w:r>
@@ -12029,7 +11930,7 @@
     </w:p>
     <w:p>
       <w:pPr>
-        <w:spacing w:after="120" w:line="276"/>
+        <w:spacing w:after="120" w:line="264"/>
         <w:jc w:val="both"/>
       </w:pPr>
       <w:r>
@@ -12045,7 +11946,7 @@
     </w:p>
     <w:p>
       <w:pPr>
-        <w:spacing w:after="120" w:line="276"/>
+        <w:spacing w:after="120" w:line="264"/>
         <w:jc w:val="both"/>
       </w:pPr>
       <w:r>
@@ -12062,7 +11963,7 @@
     <w:p>
       <w:pPr>
         <w:keepNext/>
-        <w:spacing w:after="120" w:line="276"/>
+        <w:spacing w:after="120" w:line="264"/>
         <w:jc w:val="both"/>
       </w:pPr>
       <w:r>
@@ -12101,7 +12002,7 @@
       <w:r>
         <w:drawing>
           <wp:inline distT="0" distB="0" distL="0" distR="0">
-            <wp:extent cx="3619500" cy="2876550"/>
+            <wp:extent cx="3333750" cy="2647950"/>
             <wp:effectExtent t="0" r="0" b="0" l="0"/>
             <wp:docPr id="1" name="tc3_checkout.png" descr="tc3_checkout.png" title="tc3_checkout.png"/>
             <wp:cNvGraphicFramePr>
@@ -12126,7 +12027,7 @@
                   <pic:spPr bwMode="auto">
                     <a:xfrm>
                       <a:off x="0" y="0"/>
-                      <a:ext cx="3619500" cy="2876550"/>
+                      <a:ext cx="3333750" cy="2647950"/>
                     </a:xfrm>
                     <a:prstGeom prst="rect">
                       <a:avLst/>
@@ -12156,7 +12057,7 @@
     </w:p>
     <w:p>
       <w:pPr>
-        <w:spacing w:after="120" w:line="276"/>
+        <w:spacing w:after="120" w:line="264"/>
         <w:jc w:val="both"/>
       </w:pPr>
       <w:r>
@@ -12182,37 +12083,19 @@
     </w:p>
     <w:p>
       <w:pPr>
-        <w:pStyle w:val="Heading1"/>
-      </w:pPr>
-      <w:r>
-        <w:t xml:space="preserve">5. Kết quả kỳ vọng &amp; hạn chế</w:t>
+        <w:pStyle w:val="Heading2"/>
+      </w:pPr>
+      <w:r>
+        <w:t xml:space="preserve">4.4 Hạng mục đã xử lý theo phản hồi của lớp (đợt hoàn thiện 17 đến 18/09/2026)</w:t>
       </w:r>
     </w:p>
     <w:p>
       <w:pPr>
-        <w:pStyle w:val="Heading2"/>
-      </w:pPr>
-      <w:r>
-        <w:t xml:space="preserve">5.1 Tác động dự kiến và cách đo lại</w:t>
-      </w:r>
-    </w:p>
-    <w:p>
-      <w:pPr>
-        <w:spacing w:after="120" w:line="276"/>
+        <w:spacing w:after="120" w:line="264"/>
         <w:jc w:val="both"/>
       </w:pPr>
       <w:r>
-        <w:t xml:space="preserve">Thay đổi mới được triển khai ngày 26/10/2026 nên </w:t>
-      </w:r>
-      <w:r>
-        <w:rPr>
-          <w:b/>
-          <w:bCs/>
-        </w:rPr>
-        <w:t xml:space="preserve">chưa có số liệu sau thay đổi</w:t>
-      </w:r>
-      <w:r>
-        <w:t xml:space="preserve">; các tác động dưới đây là dự kiến.</w:t>
+        <w:t xml:space="preserve">Trước kỳ đo GA4, nhóm đã tiếp thu phản hồi của lớp: hai hạng mục dưới đây đã xử lý, hạng mục thứ ba xử lý một phần. Ngày thực hiện lấy từ lịch sử mã nguồn.</w:t>
       </w:r>
     </w:p>
     <w:p>
@@ -12228,7 +12111,726 @@
           <w:sz w:val="22"/>
           <w:szCs w:val="22"/>
         </w:rPr>
-        <w:t xml:space="preserve">Bảng 10. Tác động dự kiến và kế hoạch đo lại</w:t>
+        <w:t xml:space="preserve">Bảng 10. Hạng mục xử lý theo phản hồi, theo khuôn Vấn đề, Thay đổi, Trước-Sau, Lý do dữ liệu</w:t>
+      </w:r>
+    </w:p>
+    <w:tbl>
+      <w:tblPr>
+        <w:tblW w:type="dxa" w:w="9354"/>
+        <w:tblBorders>
+          <w:top w:val="single" w:color="auto" w:sz="4"/>
+          <w:left w:val="single" w:color="auto" w:sz="4"/>
+          <w:bottom w:val="single" w:color="auto" w:sz="4"/>
+          <w:right w:val="single" w:color="auto" w:sz="4"/>
+          <w:insideH w:val="single" w:color="auto" w:sz="4"/>
+          <w:insideV w:val="single" w:color="auto" w:sz="4"/>
+        </w:tblBorders>
+      </w:tblPr>
+      <w:tblGrid>
+        <w:gridCol w:w="1592"/>
+        <w:gridCol w:w="2686"/>
+        <w:gridCol w:w="2686"/>
+        <w:gridCol w:w="2390"/>
+      </w:tblGrid>
+      <w:tr>
+        <w:trPr>
+          <w:tblHeader/>
+        </w:trPr>
+        <w:tc>
+          <w:tcPr>
+            <w:tcW w:type="dxa" w:w="1592"/>
+            <w:tcBorders>
+              <w:top w:val="single" w:color="A6A6A6" w:sz="4"/>
+              <w:left w:val="single" w:color="A6A6A6" w:sz="4"/>
+              <w:bottom w:val="single" w:color="A6A6A6" w:sz="4"/>
+              <w:right w:val="single" w:color="A6A6A6" w:sz="4"/>
+            </w:tcBorders>
+            <w:shd w:fill="1F4E79" w:val="clear"/>
+            <w:tcMar>
+              <w:top w:type="dxa" w:w="30"/>
+              <w:left w:type="dxa" w:w="80"/>
+              <w:bottom w:type="dxa" w:w="30"/>
+              <w:right w:type="dxa" w:w="80"/>
+            </w:tcMar>
+            <w:vAlign w:val="center"/>
+          </w:tcPr>
+          <w:p>
+            <w:pPr>
+              <w:spacing w:after="0"/>
+              <w:jc w:val="center"/>
+            </w:pPr>
+            <w:r>
+              <w:rPr>
+                <w:b/>
+                <w:bCs/>
+                <w:color w:val="FFFFFF"/>
+                <w:sz w:val="20"/>
+                <w:szCs w:val="20"/>
+              </w:rPr>
+              <w:t xml:space="preserve">Vấn đề (phản hồi)</w:t>
+            </w:r>
+          </w:p>
+        </w:tc>
+        <w:tc>
+          <w:tcPr>
+            <w:tcW w:type="dxa" w:w="2686"/>
+            <w:tcBorders>
+              <w:top w:val="single" w:color="A6A6A6" w:sz="4"/>
+              <w:left w:val="single" w:color="A6A6A6" w:sz="4"/>
+              <w:bottom w:val="single" w:color="A6A6A6" w:sz="4"/>
+              <w:right w:val="single" w:color="A6A6A6" w:sz="4"/>
+            </w:tcBorders>
+            <w:shd w:fill="1F4E79" w:val="clear"/>
+            <w:tcMar>
+              <w:top w:type="dxa" w:w="30"/>
+              <w:left w:type="dxa" w:w="80"/>
+              <w:bottom w:type="dxa" w:w="30"/>
+              <w:right w:type="dxa" w:w="80"/>
+            </w:tcMar>
+            <w:vAlign w:val="center"/>
+          </w:tcPr>
+          <w:p>
+            <w:pPr>
+              <w:spacing w:after="0"/>
+              <w:jc w:val="center"/>
+            </w:pPr>
+            <w:r>
+              <w:rPr>
+                <w:b/>
+                <w:bCs/>
+                <w:color w:val="FFFFFF"/>
+                <w:sz w:val="20"/>
+                <w:szCs w:val="20"/>
+              </w:rPr>
+              <w:t xml:space="preserve">Thay đổi đã thực hiện</w:t>
+            </w:r>
+          </w:p>
+        </w:tc>
+        <w:tc>
+          <w:tcPr>
+            <w:tcW w:type="dxa" w:w="2686"/>
+            <w:tcBorders>
+              <w:top w:val="single" w:color="A6A6A6" w:sz="4"/>
+              <w:left w:val="single" w:color="A6A6A6" w:sz="4"/>
+              <w:bottom w:val="single" w:color="A6A6A6" w:sz="4"/>
+              <w:right w:val="single" w:color="A6A6A6" w:sz="4"/>
+            </w:tcBorders>
+            <w:shd w:fill="1F4E79" w:val="clear"/>
+            <w:tcMar>
+              <w:top w:type="dxa" w:w="30"/>
+              <w:left w:type="dxa" w:w="80"/>
+              <w:bottom w:type="dxa" w:w="30"/>
+              <w:right w:type="dxa" w:w="80"/>
+            </w:tcMar>
+            <w:vAlign w:val="center"/>
+          </w:tcPr>
+          <w:p>
+            <w:pPr>
+              <w:spacing w:after="0"/>
+              <w:jc w:val="center"/>
+            </w:pPr>
+            <w:r>
+              <w:rPr>
+                <w:b/>
+                <w:bCs/>
+                <w:color w:val="FFFFFF"/>
+                <w:sz w:val="20"/>
+                <w:szCs w:val="20"/>
+              </w:rPr>
+              <w:t xml:space="preserve">Ảnh Trước-Sau / bằng chứng</w:t>
+            </w:r>
+          </w:p>
+        </w:tc>
+        <w:tc>
+          <w:tcPr>
+            <w:tcW w:type="dxa" w:w="2390"/>
+            <w:tcBorders>
+              <w:top w:val="single" w:color="A6A6A6" w:sz="4"/>
+              <w:left w:val="single" w:color="A6A6A6" w:sz="4"/>
+              <w:bottom w:val="single" w:color="A6A6A6" w:sz="4"/>
+              <w:right w:val="single" w:color="A6A6A6" w:sz="4"/>
+            </w:tcBorders>
+            <w:shd w:fill="1F4E79" w:val="clear"/>
+            <w:tcMar>
+              <w:top w:type="dxa" w:w="30"/>
+              <w:left w:type="dxa" w:w="80"/>
+              <w:bottom w:type="dxa" w:w="30"/>
+              <w:right w:type="dxa" w:w="80"/>
+            </w:tcMar>
+            <w:vAlign w:val="center"/>
+          </w:tcPr>
+          <w:p>
+            <w:pPr>
+              <w:spacing w:after="0"/>
+              <w:jc w:val="center"/>
+            </w:pPr>
+            <w:r>
+              <w:rPr>
+                <w:b/>
+                <w:bCs/>
+                <w:color w:val="FFFFFF"/>
+                <w:sz w:val="20"/>
+                <w:szCs w:val="20"/>
+              </w:rPr>
+              <w:t xml:space="preserve">Lý do dữ liệu</w:t>
+            </w:r>
+          </w:p>
+        </w:tc>
+      </w:tr>
+      <w:tr>
+        <w:trPr>
+          <w:tblHeader w:val="false"/>
+        </w:trPr>
+        <w:tc>
+          <w:tcPr>
+            <w:tcW w:type="dxa" w:w="1592"/>
+            <w:tcBorders>
+              <w:top w:val="single" w:color="A6A6A6" w:sz="4"/>
+              <w:left w:val="single" w:color="A6A6A6" w:sz="4"/>
+              <w:bottom w:val="single" w:color="A6A6A6" w:sz="4"/>
+              <w:right w:val="single" w:color="A6A6A6" w:sz="4"/>
+            </w:tcBorders>
+            <w:tcMar>
+              <w:top w:type="dxa" w:w="30"/>
+              <w:left w:type="dxa" w:w="80"/>
+              <w:bottom w:type="dxa" w:w="30"/>
+              <w:right w:type="dxa" w:w="80"/>
+            </w:tcMar>
+            <w:vAlign w:val="center"/>
+          </w:tcPr>
+          <w:p>
+            <w:pPr>
+              <w:spacing w:after="0" w:line="260"/>
+              <w:jc w:val="left"/>
+            </w:pPr>
+            <w:r>
+              <w:rPr>
+                <w:b w:val="false"/>
+                <w:bCs w:val="false"/>
+                <w:sz w:val="20"/>
+                <w:szCs w:val="20"/>
+              </w:rPr>
+              <w:t xml:space="preserve">Website nặng, tải chậm</w:t>
+            </w:r>
+          </w:p>
+        </w:tc>
+        <w:tc>
+          <w:tcPr>
+            <w:tcW w:type="dxa" w:w="2686"/>
+            <w:tcBorders>
+              <w:top w:val="single" w:color="A6A6A6" w:sz="4"/>
+              <w:left w:val="single" w:color="A6A6A6" w:sz="4"/>
+              <w:bottom w:val="single" w:color="A6A6A6" w:sz="4"/>
+              <w:right w:val="single" w:color="A6A6A6" w:sz="4"/>
+            </w:tcBorders>
+            <w:tcMar>
+              <w:top w:type="dxa" w:w="30"/>
+              <w:left w:type="dxa" w:w="80"/>
+              <w:bottom w:type="dxa" w:w="30"/>
+              <w:right w:type="dxa" w:w="80"/>
+            </w:tcMar>
+            <w:vAlign w:val="center"/>
+          </w:tcPr>
+          <w:p>
+            <w:pPr>
+              <w:spacing w:after="0" w:line="260"/>
+              <w:jc w:val="left"/>
+            </w:pPr>
+            <w:r>
+              <w:rPr>
+                <w:b w:val="false"/>
+                <w:bCs w:val="false"/>
+                <w:sz w:val="20"/>
+                <w:szCs w:val="20"/>
+              </w:rPr>
+              <w:t xml:space="preserve">Chuyển 38 ảnh PNG/JPG sang WebP (commit 34f956b, 18/09/2026)</w:t>
+            </w:r>
+          </w:p>
+        </w:tc>
+        <w:tc>
+          <w:tcPr>
+            <w:tcW w:type="dxa" w:w="2686"/>
+            <w:tcBorders>
+              <w:top w:val="single" w:color="A6A6A6" w:sz="4"/>
+              <w:left w:val="single" w:color="A6A6A6" w:sz="4"/>
+              <w:bottom w:val="single" w:color="A6A6A6" w:sz="4"/>
+              <w:right w:val="single" w:color="A6A6A6" w:sz="4"/>
+            </w:tcBorders>
+            <w:tcMar>
+              <w:top w:type="dxa" w:w="30"/>
+              <w:left w:type="dxa" w:w="80"/>
+              <w:bottom w:type="dxa" w:w="30"/>
+              <w:right w:type="dxa" w:w="80"/>
+            </w:tcMar>
+            <w:vAlign w:val="center"/>
+          </w:tcPr>
+          <w:p>
+            <w:pPr>
+              <w:spacing w:after="0" w:line="260"/>
+              <w:jc w:val="left"/>
+            </w:pPr>
+            <w:r>
+              <w:rPr>
+                <w:b w:val="false"/>
+                <w:bCs w:val="false"/>
+                <w:sz w:val="20"/>
+                <w:szCs w:val="20"/>
+              </w:rPr>
+              <w:t xml:space="preserve">Thay đổi không hiện ra trên giao diện nên dùng số đo: trước 142,1 MB, sau 10,6 MB (giảm 92,6%), tính từ dung lượng tệp trong lịch sử mã nguồn</w:t>
+            </w:r>
+          </w:p>
+        </w:tc>
+        <w:tc>
+          <w:tcPr>
+            <w:tcW w:type="dxa" w:w="2390"/>
+            <w:tcBorders>
+              <w:top w:val="single" w:color="A6A6A6" w:sz="4"/>
+              <w:left w:val="single" w:color="A6A6A6" w:sz="4"/>
+              <w:bottom w:val="single" w:color="A6A6A6" w:sz="4"/>
+              <w:right w:val="single" w:color="A6A6A6" w:sz="4"/>
+            </w:tcBorders>
+            <w:tcMar>
+              <w:top w:type="dxa" w:w="30"/>
+              <w:left w:type="dxa" w:w="80"/>
+              <w:bottom w:type="dxa" w:w="30"/>
+              <w:right w:type="dxa" w:w="80"/>
+            </w:tcMar>
+            <w:vAlign w:val="center"/>
+          </w:tcPr>
+          <w:p>
+            <w:pPr>
+              <w:spacing w:after="0" w:line="260"/>
+              <w:jc w:val="left"/>
+            </w:pPr>
+            <w:r>
+              <w:rPr>
+                <w:b w:val="false"/>
+                <w:bCs w:val="false"/>
+                <w:sz w:val="20"/>
+                <w:szCs w:val="20"/>
+              </w:rPr>
+              <w:t xml:space="preserve">Ảnh PNG nặng trung bình 3,7 MB mỗi tệp (lớn nhất 9,8 MB); 65,8% phiên là mobile nên dung lượng ảnh tác động trực tiếp đến thời gian tải</w:t>
+            </w:r>
+          </w:p>
+        </w:tc>
+      </w:tr>
+      <w:tr>
+        <w:trPr>
+          <w:tblHeader w:val="false"/>
+        </w:trPr>
+        <w:tc>
+          <w:tcPr>
+            <w:tcW w:type="dxa" w:w="1592"/>
+            <w:tcBorders>
+              <w:top w:val="single" w:color="A6A6A6" w:sz="4"/>
+              <w:left w:val="single" w:color="A6A6A6" w:sz="4"/>
+              <w:bottom w:val="single" w:color="A6A6A6" w:sz="4"/>
+              <w:right w:val="single" w:color="A6A6A6" w:sz="4"/>
+            </w:tcBorders>
+            <w:tcMar>
+              <w:top w:type="dxa" w:w="30"/>
+              <w:left w:type="dxa" w:w="80"/>
+              <w:bottom w:type="dxa" w:w="30"/>
+              <w:right w:type="dxa" w:w="80"/>
+            </w:tcMar>
+            <w:vAlign w:val="center"/>
+          </w:tcPr>
+          <w:p>
+            <w:pPr>
+              <w:spacing w:after="0" w:line="260"/>
+              <w:jc w:val="left"/>
+            </w:pPr>
+            <w:r>
+              <w:rPr>
+                <w:b w:val="false"/>
+                <w:bCs w:val="false"/>
+                <w:sz w:val="20"/>
+                <w:szCs w:val="20"/>
+              </w:rPr>
+              <w:t xml:space="preserve">Chatbot che nội dung, khó thu gọn</w:t>
+            </w:r>
+          </w:p>
+        </w:tc>
+        <w:tc>
+          <w:tcPr>
+            <w:tcW w:type="dxa" w:w="2686"/>
+            <w:tcBorders>
+              <w:top w:val="single" w:color="A6A6A6" w:sz="4"/>
+              <w:left w:val="single" w:color="A6A6A6" w:sz="4"/>
+              <w:bottom w:val="single" w:color="A6A6A6" w:sz="4"/>
+              <w:right w:val="single" w:color="A6A6A6" w:sz="4"/>
+            </w:tcBorders>
+            <w:tcMar>
+              <w:top w:type="dxa" w:w="30"/>
+              <w:left w:type="dxa" w:w="80"/>
+              <w:bottom w:type="dxa" w:w="30"/>
+              <w:right w:type="dxa" w:w="80"/>
+            </w:tcMar>
+            <w:vAlign w:val="center"/>
+          </w:tcPr>
+          <w:p>
+            <w:pPr>
+              <w:spacing w:after="0" w:line="260"/>
+              <w:jc w:val="left"/>
+            </w:pPr>
+            <w:r>
+              <w:rPr>
+                <w:b w:val="false"/>
+                <w:bCs w:val="false"/>
+                <w:sz w:val="20"/>
+                <w:szCs w:val="20"/>
+              </w:rPr>
+              <w:t xml:space="preserve">Thu nhỏ nút mở và khung chat; kéo thả, 4 vị trí góc, nút Đóng và phím Esc, ghi nhớ vị trí (commit 049e227, 0a681b1, 18/09/2026)</w:t>
+            </w:r>
+          </w:p>
+        </w:tc>
+        <w:tc>
+          <w:tcPr>
+            <w:tcW w:type="dxa" w:w="2686"/>
+            <w:tcBorders>
+              <w:top w:val="single" w:color="A6A6A6" w:sz="4"/>
+              <w:left w:val="single" w:color="A6A6A6" w:sz="4"/>
+              <w:bottom w:val="single" w:color="A6A6A6" w:sz="4"/>
+              <w:right w:val="single" w:color="A6A6A6" w:sz="4"/>
+            </w:tcBorders>
+            <w:tcMar>
+              <w:top w:type="dxa" w:w="30"/>
+              <w:left w:type="dxa" w:w="80"/>
+              <w:bottom w:type="dxa" w:w="30"/>
+              <w:right w:type="dxa" w:w="80"/>
+            </w:tcMar>
+            <w:vAlign w:val="center"/>
+          </w:tcPr>
+          <w:p>
+            <w:pPr>
+              <w:spacing w:after="0" w:line="260"/>
+              <w:jc w:val="left"/>
+            </w:pPr>
+            <w:r>
+              <w:rPr>
+                <w:b w:val="false"/>
+                <w:bCs w:val="false"/>
+                <w:sz w:val="20"/>
+                <w:szCs w:val="20"/>
+              </w:rPr>
+              <w:t xml:space="preserve">Hình 8: nút mở 242x112 → 161x74 px; khung chat 380x580 → 345x505 px</w:t>
+            </w:r>
+          </w:p>
+        </w:tc>
+        <w:tc>
+          <w:tcPr>
+            <w:tcW w:type="dxa" w:w="2390"/>
+            <w:tcBorders>
+              <w:top w:val="single" w:color="A6A6A6" w:sz="4"/>
+              <w:left w:val="single" w:color="A6A6A6" w:sz="4"/>
+              <w:bottom w:val="single" w:color="A6A6A6" w:sz="4"/>
+              <w:right w:val="single" w:color="A6A6A6" w:sz="4"/>
+            </w:tcBorders>
+            <w:tcMar>
+              <w:top w:type="dxa" w:w="30"/>
+              <w:left w:type="dxa" w:w="80"/>
+              <w:bottom w:type="dxa" w:w="30"/>
+              <w:right w:type="dxa" w:w="80"/>
+            </w:tcMar>
+            <w:vAlign w:val="center"/>
+          </w:tcPr>
+          <w:p>
+            <w:pPr>
+              <w:spacing w:after="0" w:line="260"/>
+              <w:jc w:val="left"/>
+            </w:pPr>
+            <w:r>
+              <w:rPr>
+                <w:b w:val="false"/>
+                <w:bCs w:val="false"/>
+                <w:sz w:val="20"/>
+                <w:szCs w:val="20"/>
+              </w:rPr>
+              <w:t xml:space="preserve">Chatbot được dùng nhiều (144 lượt mở, 237 tin nhắn) nên giữ lại và giảm phần màn hình bị che</w:t>
+            </w:r>
+          </w:p>
+        </w:tc>
+      </w:tr>
+      <w:tr>
+        <w:trPr>
+          <w:tblHeader w:val="false"/>
+        </w:trPr>
+        <w:tc>
+          <w:tcPr>
+            <w:tcW w:type="dxa" w:w="1592"/>
+            <w:tcBorders>
+              <w:top w:val="single" w:color="A6A6A6" w:sz="4"/>
+              <w:left w:val="single" w:color="A6A6A6" w:sz="4"/>
+              <w:bottom w:val="single" w:color="A6A6A6" w:sz="4"/>
+              <w:right w:val="single" w:color="A6A6A6" w:sz="4"/>
+            </w:tcBorders>
+            <w:tcMar>
+              <w:top w:type="dxa" w:w="30"/>
+              <w:left w:type="dxa" w:w="80"/>
+              <w:bottom w:type="dxa" w:w="30"/>
+              <w:right w:type="dxa" w:w="80"/>
+            </w:tcMar>
+            <w:vAlign w:val="center"/>
+          </w:tcPr>
+          <w:p>
+            <w:pPr>
+              <w:spacing w:after="0" w:line="260"/>
+              <w:jc w:val="left"/>
+            </w:pPr>
+            <w:r>
+              <w:rPr>
+                <w:b w:val="false"/>
+                <w:bCs w:val="false"/>
+                <w:sz w:val="20"/>
+                <w:szCs w:val="20"/>
+              </w:rPr>
+              <w:t xml:space="preserve">Chữ nhỏ, tiêu đề bị thanh điều hướng che</w:t>
+            </w:r>
+          </w:p>
+        </w:tc>
+        <w:tc>
+          <w:tcPr>
+            <w:tcW w:type="dxa" w:w="2686"/>
+            <w:tcBorders>
+              <w:top w:val="single" w:color="A6A6A6" w:sz="4"/>
+              <w:left w:val="single" w:color="A6A6A6" w:sz="4"/>
+              <w:bottom w:val="single" w:color="A6A6A6" w:sz="4"/>
+              <w:right w:val="single" w:color="A6A6A6" w:sz="4"/>
+            </w:tcBorders>
+            <w:tcMar>
+              <w:top w:type="dxa" w:w="30"/>
+              <w:left w:type="dxa" w:w="80"/>
+              <w:bottom w:type="dxa" w:w="30"/>
+              <w:right w:type="dxa" w:w="80"/>
+            </w:tcMar>
+            <w:vAlign w:val="center"/>
+          </w:tcPr>
+          <w:p>
+            <w:pPr>
+              <w:spacing w:after="0" w:line="260"/>
+              <w:jc w:val="left"/>
+            </w:pPr>
+            <w:r>
+              <w:rPr>
+                <w:b w:val="false"/>
+                <w:bCs w:val="false"/>
+                <w:sz w:val="20"/>
+                <w:szCs w:val="20"/>
+              </w:rPr>
+              <w:t xml:space="preserve">Đồng bộ kiểu chữ trang sản phẩm với chân trang; căn lề cuộn 72px cho các mục neo (commit 17/09/2026). Còn 134 khai báo cỡ chữ ≤ 11,5px</w:t>
+            </w:r>
+          </w:p>
+        </w:tc>
+        <w:tc>
+          <w:tcPr>
+            <w:tcW w:type="dxa" w:w="2686"/>
+            <w:tcBorders>
+              <w:top w:val="single" w:color="A6A6A6" w:sz="4"/>
+              <w:left w:val="single" w:color="A6A6A6" w:sz="4"/>
+              <w:bottom w:val="single" w:color="A6A6A6" w:sz="4"/>
+              <w:right w:val="single" w:color="A6A6A6" w:sz="4"/>
+            </w:tcBorders>
+            <w:tcMar>
+              <w:top w:type="dxa" w:w="30"/>
+              <w:left w:type="dxa" w:w="80"/>
+              <w:bottom w:type="dxa" w:w="30"/>
+              <w:right w:type="dxa" w:w="80"/>
+            </w:tcMar>
+            <w:vAlign w:val="center"/>
+          </w:tcPr>
+          <w:p>
+            <w:pPr>
+              <w:spacing w:after="0" w:line="260"/>
+              <w:jc w:val="left"/>
+            </w:pPr>
+            <w:r>
+              <w:rPr>
+                <w:b w:val="false"/>
+                <w:bCs w:val="false"/>
+                <w:sz w:val="20"/>
+                <w:szCs w:val="20"/>
+              </w:rPr>
+              <w:t xml:space="preserve">[CẦN BỔ SUNG: ảnh Trước-Sau của lỗi bị che nếu nhóm còn lưu]</w:t>
+            </w:r>
+          </w:p>
+        </w:tc>
+        <w:tc>
+          <w:tcPr>
+            <w:tcW w:type="dxa" w:w="2390"/>
+            <w:tcBorders>
+              <w:top w:val="single" w:color="A6A6A6" w:sz="4"/>
+              <w:left w:val="single" w:color="A6A6A6" w:sz="4"/>
+              <w:bottom w:val="single" w:color="A6A6A6" w:sz="4"/>
+              <w:right w:val="single" w:color="A6A6A6" w:sz="4"/>
+            </w:tcBorders>
+            <w:tcMar>
+              <w:top w:type="dxa" w:w="30"/>
+              <w:left w:type="dxa" w:w="80"/>
+              <w:bottom w:type="dxa" w:w="30"/>
+              <w:right w:type="dxa" w:w="80"/>
+            </w:tcMar>
+            <w:vAlign w:val="center"/>
+          </w:tcPr>
+          <w:p>
+            <w:pPr>
+              <w:spacing w:after="0" w:line="260"/>
+              <w:jc w:val="left"/>
+            </w:pPr>
+            <w:r>
+              <w:rPr>
+                <w:b w:val="false"/>
+                <w:bCs w:val="false"/>
+                <w:sz w:val="20"/>
+                <w:szCs w:val="20"/>
+              </w:rPr>
+              <w:t xml:space="preserve">[CẦN BỔ SUNG: nguồn nghiên cứu về cỡ chữ mà nhóm đã tham khảo]</w:t>
+            </w:r>
+          </w:p>
+        </w:tc>
+      </w:tr>
+    </w:tbl>
+    <w:p>
+      <w:pPr>
+        <w:spacing w:after="160" w:before="40"/>
+        <w:jc w:val="left"/>
+      </w:pPr>
+      <w:r>
+        <w:rPr>
+          <w:i/>
+          <w:iCs/>
+          <w:sz w:val="20"/>
+          <w:szCs w:val="20"/>
+        </w:rPr>
+        <w:t xml:space="preserve">Nguồn: lịch sử mã nguồn, đo kích thước bằng Playwright ngày 26/10/2026, GA4 (lượt mở chatbot, tin nhắn).</w:t>
+      </w:r>
+    </w:p>
+    <w:p>
+      <w:pPr>
+        <w:keepNext/>
+        <w:spacing w:after="60" w:before="120"/>
+        <w:jc w:val="center"/>
+      </w:pPr>
+      <w:r>
+        <w:rPr>
+          <w:b/>
+          <w:bCs/>
+          <w:sz w:val="22"/>
+          <w:szCs w:val="22"/>
+        </w:rPr>
+        <w:t xml:space="preserve">Hình 8. Trước-Sau: khung chat khi mở (máy tính, 1440px)</w:t>
+      </w:r>
+    </w:p>
+    <w:p>
+      <w:pPr>
+        <w:keepNext/>
+        <w:spacing w:after="0"/>
+        <w:jc w:val="center"/>
+      </w:pPr>
+      <w:r>
+        <w:drawing>
+          <wp:inline distT="0" distB="0" distL="0" distR="0">
+            <wp:extent cx="3810000" cy="1762125"/>
+            <wp:effectExtent t="0" r="0" b="0" l="0"/>
+            <wp:docPr id="1" name="tc4_chat.png" descr="tc4_chat.png" title="tc4_chat.png"/>
+            <wp:cNvGraphicFramePr>
+              <a:graphicFrameLocks xmlns:a="http://schemas.openxmlformats.org/drawingml/2006/main" noChangeAspect="1"/>
+            </wp:cNvGraphicFramePr>
+            <a:graphic xmlns:a="http://schemas.openxmlformats.org/drawingml/2006/main">
+              <a:graphicData uri="http://schemas.openxmlformats.org/drawingml/2006/picture">
+                <pic:pic xmlns:pic="http://schemas.openxmlformats.org/drawingml/2006/picture">
+                  <pic:nvPicPr>
+                    <pic:cNvPr id="0" name="" descr=""/>
+                    <pic:cNvPicPr>
+                      <a:picLocks noChangeAspect="1" noChangeArrowheads="1"/>
+                    </pic:cNvPicPr>
+                  </pic:nvPicPr>
+                  <pic:blipFill>
+                    <a:blip r:embed="rId16" cstate="none"/>
+                    <a:srcRect/>
+                    <a:stretch>
+                      <a:fillRect/>
+                    </a:stretch>
+                  </pic:blipFill>
+                  <pic:spPr bwMode="auto">
+                    <a:xfrm>
+                      <a:off x="0" y="0"/>
+                      <a:ext cx="3810000" cy="1762125"/>
+                    </a:xfrm>
+                    <a:prstGeom prst="rect">
+                      <a:avLst/>
+                    </a:prstGeom>
+                  </pic:spPr>
+                </pic:pic>
+              </a:graphicData>
+            </a:graphic>
+          </wp:inline>
+        </w:drawing>
+      </w:r>
+    </w:p>
+    <w:p>
+      <w:pPr>
+        <w:spacing w:after="160" w:before="40"/>
+        <w:jc w:val="left"/>
+      </w:pPr>
+      <w:r>
+        <w:rPr>
+          <w:i/>
+          <w:iCs/>
+          <w:sz w:val="20"/>
+          <w:szCs w:val="20"/>
+        </w:rPr>
+        <w:t xml:space="preserve">Ảnh chụp /shop từ hai phiên bản mã nguồn (trước và sau commit 049e227), cắt vùng góc phải dưới màn hình. Nút mở chat: 242x112 → 161x74 px (diện tích giảm 56%).</w:t>
+      </w:r>
+    </w:p>
+    <w:p>
+      <w:pPr>
+        <w:pStyle w:val="Heading1"/>
+      </w:pPr>
+      <w:r>
+        <w:t xml:space="preserve">5. Kết quả kỳ vọng &amp; hạn chế</w:t>
+      </w:r>
+    </w:p>
+    <w:p>
+      <w:pPr>
+        <w:pStyle w:val="Heading2"/>
+      </w:pPr>
+      <w:r>
+        <w:t xml:space="preserve">5.1 Tác động dự kiến và cách đo lại</w:t>
+      </w:r>
+    </w:p>
+    <w:p>
+      <w:pPr>
+        <w:spacing w:after="120" w:line="264"/>
+        <w:jc w:val="both"/>
+      </w:pPr>
+      <w:r>
+        <w:t xml:space="preserve">Thay đổi mới được triển khai ngày 26/10/2026 nên </w:t>
+      </w:r>
+      <w:r>
+        <w:rPr>
+          <w:b/>
+          <w:bCs/>
+        </w:rPr>
+        <w:t xml:space="preserve">chưa có số liệu sau thay đổi</w:t>
+      </w:r>
+      <w:r>
+        <w:t xml:space="preserve">; các tác động dưới đây là dự kiến.</w:t>
+      </w:r>
+    </w:p>
+    <w:p>
+      <w:pPr>
+        <w:keepNext/>
+        <w:spacing w:after="60" w:before="120"/>
+        <w:jc w:val="center"/>
+      </w:pPr>
+      <w:r>
+        <w:rPr>
+          <w:b/>
+          <w:bCs/>
+          <w:sz w:val="22"/>
+          <w:szCs w:val="22"/>
+        </w:rPr>
+        <w:t xml:space="preserve">Bảng 11. Tác động dự kiến và kế hoạch đo lại</w:t>
       </w:r>
     </w:p>
     <w:tbl>
@@ -12958,7 +13560,7 @@
     </w:p>
     <w:p>
       <w:pPr>
-        <w:spacing w:after="120" w:line="276"/>
+        <w:spacing w:after="120" w:line="264"/>
         <w:jc w:val="both"/>
       </w:pPr>
       <w:r>
@@ -12969,7 +13571,7 @@
         <w:t xml:space="preserve">Cỡ mẫu cần thiết:</w:t>
       </w:r>
       <w:r>
-        <w:t xml:space="preserve"> khoảng 58 sessions/ngày có view_item (1.461 / 25), nên 14 ngày cho khoảng 800 sessions; đủ phát hiện tỉ lệ thêm giỏ tăng từ 18,3% lên khoảng 23% với độ tin cậy 95% và power (xác suất phát hiện) 80%, chưa đủ cho thay đổi nhỏ hơn. Bước checkout chỉ khoảng 6 sessions/ngày nên 14 ngày chỉ đủ quan sát xu hướng. So sánh cùng độ dài kỳ và ghi lại thay đổi ngân sách quảng cáo, khuyến mãi để không gán nhầm hiệu quả.</w:t>
+        <w:t xml:space="preserve"> khoảng 58 sessions/ngày có view_item, nên 14 ngày cho khoảng 800 sessions: đủ phát hiện mức tăng thêm giỏ từ 18,3% lên khoảng 23% (tin cậy 95%, power 80%), chưa đủ cho thay đổi nhỏ hơn; bước checkout chỉ khoảng 6 sessions/ngày nên chỉ quan sát được xu hướng. So sánh cùng độ dài kỳ và ghi lại thay đổi ngân sách, khuyến mãi để không gán nhầm hiệu quả.</w:t>
       </w:r>
     </w:p>
     <w:p>
@@ -12987,7 +13589,7 @@
           <w:ilvl w:val="0"/>
           <w:numId w:val="3"/>
         </w:numPr>
-        <w:spacing w:after="80" w:line="276"/>
+        <w:spacing w:after="80" w:line="264"/>
         <w:jc w:val="both"/>
       </w:pPr>
       <w:r>
@@ -13008,7 +13610,7 @@
           <w:ilvl w:val="0"/>
           <w:numId w:val="3"/>
         </w:numPr>
-        <w:spacing w:after="80" w:line="276"/>
+        <w:spacing w:after="80" w:line="264"/>
         <w:jc w:val="both"/>
       </w:pPr>
       <w:r>
@@ -13029,7 +13631,7 @@
           <w:ilvl w:val="0"/>
           <w:numId w:val="3"/>
         </w:numPr>
-        <w:spacing w:after="80" w:line="276"/>
+        <w:spacing w:after="80" w:line="264"/>
         <w:jc w:val="both"/>
       </w:pPr>
       <w:r>
@@ -13037,10 +13639,10 @@
           <w:b/>
           <w:bCs/>
         </w:rPr>
-        <w:t xml:space="preserve">Chỉ dùng GA4 và tự duyệt web:</w:t>
-      </w:r>
-      <w:r>
-        <w:t xml:space="preserve"> không có heatmap, quan sát người dùng thật; nguyên nhân rớt phễu là giả thuyết.</w:t>
+        <w:t xml:space="preserve">Chỉ dùng GA4, tự duyệt web và phản hồi lớp học:</w:t>
+      </w:r>
+      <w:r>
+        <w:t xml:space="preserve"> không có heatmap, quan sát người dùng thật; phản hồi của lớp mang tính định tính, chưa có thang điểm; nguyên nhân rớt phễu là giả thuyết.</w:t>
       </w:r>
     </w:p>
     <w:p>
@@ -13050,7 +13652,28 @@
           <w:ilvl w:val="0"/>
           <w:numId w:val="3"/>
         </w:numPr>
-        <w:spacing w:after="80" w:line="276"/>
+        <w:spacing w:after="80" w:line="264"/>
+        <w:jc w:val="both"/>
+      </w:pPr>
+      <w:r>
+        <w:rPr>
+          <w:b/>
+          <w:bCs/>
+        </w:rPr>
+        <w:t xml:space="preserve">Hạng mục chưa khắc phục triệt để:</w:t>
+      </w:r>
+      <w:r>
+        <w:t xml:space="preserve"> tính năng Tự ráp Nook đang phát triển; hiệu ứng chuyển cảnh khi cuộn còn chồng lớp; 8 ảnh ở trang chủ chưa tải; 30 ảnh sản phẩm tải từ Google Drive; còn nhiều nhãn chữ cỡ nhỏ (mục 3.5).</w:t>
+      </w:r>
+    </w:p>
+    <w:p>
+      <w:pPr>
+        <w:pStyle w:val="ListParagraph"/>
+        <w:numPr>
+          <w:ilvl w:val="0"/>
+          <w:numId w:val="3"/>
+        </w:numPr>
+        <w:spacing w:after="80" w:line="264"/>
         <w:jc w:val="both"/>
       </w:pPr>
       <w:r>
@@ -13071,7 +13694,7 @@
           <w:ilvl w:val="0"/>
           <w:numId w:val="3"/>
         </w:numPr>
-        <w:spacing w:after="80" w:line="276"/>
+        <w:spacing w:after="80" w:line="264"/>
         <w:jc w:val="both"/>
       </w:pPr>
       <w:r>
@@ -13100,7 +13723,7 @@
           <w:ilvl w:val="0"/>
           <w:numId w:val="2"/>
         </w:numPr>
-        <w:spacing w:after="80" w:line="276"/>
+        <w:spacing w:after="80" w:line="264"/>
         <w:jc w:val="both"/>
       </w:pPr>
       <w:r>
@@ -13108,10 +13731,10 @@
           <w:b/>
           <w:bCs/>
         </w:rPr>
-        <w:t xml:space="preserve">Sửa đo lường:</w:t>
-      </w:r>
-      <w:r>
-        <w:t xml:space="preserve"> chỉ gửi sự kiện đặt hàng sau khi server xác nhận lưu đơn, xóa email, số điện thoại, họ tên khỏi payload GA4, bật lọc traffic nội bộ.</w:t>
+        <w:t xml:space="preserve">Đo lường và hiệu năng:</w:t>
+      </w:r>
+      <w:r>
+        <w:t xml:space="preserve"> chỉ gửi sự kiện đặt hàng sau khi server xác nhận lưu đơn, xóa email, số điện thoại, họ tên khỏi payload GA4, bật lọc traffic nội bộ; đo PageSpeed Insights (LCP, CLS, INP) cho trang chủ, /shop, PDP trước và sau khi chuyển 30 ảnh sản phẩm khỏi Google Drive sang WebP nội bộ.</w:t>
       </w:r>
     </w:p>
     <w:p>
@@ -13121,7 +13744,7 @@
           <w:ilvl w:val="0"/>
           <w:numId w:val="2"/>
         </w:numPr>
-        <w:spacing w:after="80" w:line="276"/>
+        <w:spacing w:after="80" w:line="264"/>
         <w:jc w:val="both"/>
       </w:pPr>
       <w:r>
@@ -13129,10 +13752,10 @@
           <w:b/>
           <w:bCs/>
         </w:rPr>
-        <w:t xml:space="preserve">A/B test thanh mua cố định trên mobile:</w:t>
-      </w:r>
-      <w:r>
-        <w:t xml:space="preserve"> nhánh A chỉ có khối thông tin, nhánh B có thêm thanh cố định; chỉ số sessions add_to_cart / sessions view_item trên mobile, mỗi nhánh khoảng 1.000 sessions có view_item.</w:t>
+        <w:t xml:space="preserve">Hoàn thiện hạng mục tồn đọng từ phản hồi lớp:</w:t>
+      </w:r>
+      <w:r>
+        <w:t xml:space="preserve"> bổ sung 6 tệp ảnh còn thiếu và cập nhật các tham chiếu .png ở trang chủ, tinh chỉnh hiệu ứng chuyển cảnh khi cuộn, nâng cỡ chữ các nhãn phụ, tiếp tục phát triển Tự ráp Nook.</w:t>
       </w:r>
     </w:p>
     <w:p>
@@ -13142,7 +13765,7 @@
           <w:ilvl w:val="0"/>
           <w:numId w:val="2"/>
         </w:numPr>
-        <w:spacing w:after="80" w:line="276"/>
+        <w:spacing w:after="80" w:line="264"/>
         <w:jc w:val="both"/>
       </w:pPr>
       <w:r>
@@ -13150,10 +13773,10 @@
           <w:b/>
           <w:bCs/>
         </w:rPr>
-        <w:t xml:space="preserve">Tối ưu Paid Social:</w:t>
-      </w:r>
-      <w:r>
-        <w:t xml:space="preserve"> đưa link quảng cáo về thẳng PDP Hội An, Hà Nội (tỉ lệ thêm giỏ cao nhất, 13,3% và 12,2%), so ER và tỉ lệ đặt đơn với mức hiện tại (52,0% và 1,66%).</w:t>
+        <w:t xml:space="preserve">Kiểm chứng bằng thực nghiệm:</w:t>
+      </w:r>
+      <w:r>
+        <w:t xml:space="preserve"> A/B test thanh mua cố định trên mobile (mỗi nhánh khoảng 1.000 sessions có view_item); đưa quảng cáo về PDP Hội An, Hà Nội (tỉ lệ thêm giỏ 13,3% và 12,2%) rồi so ER và tỉ lệ đặt đơn của Paid Social với mức hiện tại (52,0% và 1,66%).</w:t>
       </w:r>
     </w:p>
     <w:p>
@@ -13186,7 +13809,7 @@
           <w:sz w:val="22"/>
           <w:szCs w:val="22"/>
         </w:rPr>
-        <w:t xml:space="preserve">Bảng 11. Ảnh chụp màn hình</w:t>
+        <w:t xml:space="preserve">Bảng 12. Ảnh chụp màn hình</w:t>
       </w:r>
     </w:p>
     <w:tbl>
@@ -13202,9 +13825,9 @@
         </w:tblBorders>
       </w:tblPr>
       <w:tblGrid>
-        <w:gridCol w:w="945"/>
-        <w:gridCol w:w="4204"/>
-        <w:gridCol w:w="4205"/>
+        <w:gridCol w:w="1130"/>
+        <w:gridCol w:w="4111"/>
+        <w:gridCol w:w="4113"/>
       </w:tblGrid>
       <w:tr>
         <w:trPr>
@@ -13212,7 +13835,7 @@
         </w:trPr>
         <w:tc>
           <w:tcPr>
-            <w:tcW w:type="dxa" w:w="945"/>
+            <w:tcW w:type="dxa" w:w="1130"/>
             <w:tcBorders>
               <w:top w:val="single" w:color="A6A6A6" w:sz="4"/>
               <w:left w:val="single" w:color="A6A6A6" w:sz="4"/>
@@ -13247,7 +13870,7 @@
         </w:tc>
         <w:tc>
           <w:tcPr>
-            <w:tcW w:type="dxa" w:w="4204"/>
+            <w:tcW w:type="dxa" w:w="4111"/>
             <w:tcBorders>
               <w:top w:val="single" w:color="A6A6A6" w:sz="4"/>
               <w:left w:val="single" w:color="A6A6A6" w:sz="4"/>
@@ -13282,7 +13905,7 @@
         </w:tc>
         <w:tc>
           <w:tcPr>
-            <w:tcW w:type="dxa" w:w="4205"/>
+            <w:tcW w:type="dxa" w:w="4113"/>
             <w:tcBorders>
               <w:top w:val="single" w:color="A6A6A6" w:sz="4"/>
               <w:left w:val="single" w:color="A6A6A6" w:sz="4"/>
@@ -13322,7 +13945,7 @@
         </w:trPr>
         <w:tc>
           <w:tcPr>
-            <w:tcW w:type="dxa" w:w="945"/>
+            <w:tcW w:type="dxa" w:w="1130"/>
             <w:tcBorders>
               <w:top w:val="single" w:color="A6A6A6" w:sz="4"/>
               <w:left w:val="single" w:color="A6A6A6" w:sz="4"/>
@@ -13355,67 +13978,67 @@
         </w:tc>
         <w:tc>
           <w:tcPr>
-            <w:tcW w:type="dxa" w:w="4204"/>
-            <w:tcBorders>
-              <w:top w:val="single" w:color="A6A6A6" w:sz="4"/>
-              <w:left w:val="single" w:color="A6A6A6" w:sz="4"/>
-              <w:bottom w:val="single" w:color="A6A6A6" w:sz="4"/>
-              <w:right w:val="single" w:color="A6A6A6" w:sz="4"/>
-            </w:tcBorders>
-            <w:tcMar>
-              <w:top w:type="dxa" w:w="30"/>
-              <w:left w:type="dxa" w:w="80"/>
-              <w:bottom w:type="dxa" w:w="30"/>
-              <w:right w:type="dxa" w:w="80"/>
-            </w:tcMar>
-            <w:vAlign w:val="center"/>
-          </w:tcPr>
-          <w:p>
-            <w:pPr>
-              <w:spacing w:after="0" w:line="260"/>
-              <w:jc w:val="left"/>
-            </w:pPr>
-            <w:r>
-              <w:rPr>
-                <w:b w:val="false"/>
-                <w:bCs w:val="false"/>
-                <w:sz w:val="20"/>
-                <w:szCs w:val="20"/>
-              </w:rPr>
-              <w:t xml:space="preserve">CTA Hero: trang chủ, kết quả bấm trước và sau</w:t>
-            </w:r>
-          </w:p>
-        </w:tc>
-        <w:tc>
-          <w:tcPr>
-            <w:tcW w:type="dxa" w:w="4205"/>
-            <w:tcBorders>
-              <w:top w:val="single" w:color="A6A6A6" w:sz="4"/>
-              <w:left w:val="single" w:color="A6A6A6" w:sz="4"/>
-              <w:bottom w:val="single" w:color="A6A6A6" w:sz="4"/>
-              <w:right w:val="single" w:color="A6A6A6" w:sz="4"/>
-            </w:tcBorders>
-            <w:tcMar>
-              <w:top w:type="dxa" w:w="30"/>
-              <w:left w:type="dxa" w:w="80"/>
-              <w:bottom w:type="dxa" w:w="30"/>
-              <w:right w:type="dxa" w:w="80"/>
-            </w:tcMar>
-            <w:vAlign w:val="center"/>
-          </w:tcPr>
-          <w:p>
-            <w:pPr>
-              <w:spacing w:after="0" w:line="260"/>
-              <w:jc w:val="left"/>
-            </w:pPr>
-            <w:r>
-              <w:rPr>
-                <w:b w:val="false"/>
-                <w:bCs w:val="false"/>
-                <w:sz w:val="20"/>
-                <w:szCs w:val="20"/>
-              </w:rPr>
-              <w:t xml:space="preserve">nookky.shop trang chủ, mobile 390px (đã chèn)</w:t>
+            <w:tcW w:type="dxa" w:w="4111"/>
+            <w:tcBorders>
+              <w:top w:val="single" w:color="A6A6A6" w:sz="4"/>
+              <w:left w:val="single" w:color="A6A6A6" w:sz="4"/>
+              <w:bottom w:val="single" w:color="A6A6A6" w:sz="4"/>
+              <w:right w:val="single" w:color="A6A6A6" w:sz="4"/>
+            </w:tcBorders>
+            <w:tcMar>
+              <w:top w:type="dxa" w:w="30"/>
+              <w:left w:type="dxa" w:w="80"/>
+              <w:bottom w:type="dxa" w:w="30"/>
+              <w:right w:type="dxa" w:w="80"/>
+            </w:tcMar>
+            <w:vAlign w:val="center"/>
+          </w:tcPr>
+          <w:p>
+            <w:pPr>
+              <w:spacing w:after="0" w:line="260"/>
+              <w:jc w:val="left"/>
+            </w:pPr>
+            <w:r>
+              <w:rPr>
+                <w:b w:val="false"/>
+                <w:bCs w:val="false"/>
+                <w:sz w:val="20"/>
+                <w:szCs w:val="20"/>
+              </w:rPr>
+              <w:t xml:space="preserve">CTA Hero: kết quả bấm trước và sau</w:t>
+            </w:r>
+          </w:p>
+        </w:tc>
+        <w:tc>
+          <w:tcPr>
+            <w:tcW w:type="dxa" w:w="4113"/>
+            <w:tcBorders>
+              <w:top w:val="single" w:color="A6A6A6" w:sz="4"/>
+              <w:left w:val="single" w:color="A6A6A6" w:sz="4"/>
+              <w:bottom w:val="single" w:color="A6A6A6" w:sz="4"/>
+              <w:right w:val="single" w:color="A6A6A6" w:sz="4"/>
+            </w:tcBorders>
+            <w:tcMar>
+              <w:top w:type="dxa" w:w="30"/>
+              <w:left w:type="dxa" w:w="80"/>
+              <w:bottom w:type="dxa" w:w="30"/>
+              <w:right w:type="dxa" w:w="80"/>
+            </w:tcMar>
+            <w:vAlign w:val="center"/>
+          </w:tcPr>
+          <w:p>
+            <w:pPr>
+              <w:spacing w:after="0" w:line="260"/>
+              <w:jc w:val="left"/>
+            </w:pPr>
+            <w:r>
+              <w:rPr>
+                <w:b w:val="false"/>
+                <w:bCs w:val="false"/>
+                <w:sz w:val="20"/>
+                <w:szCs w:val="20"/>
+              </w:rPr>
+              <w:t xml:space="preserve">nookky.shop trang chủ, mobile 390px (đã chèn, mục 4.1)</w:t>
             </w:r>
           </w:p>
         </w:tc>
@@ -13426,7 +14049,7 @@
         </w:trPr>
         <w:tc>
           <w:tcPr>
-            <w:tcW w:type="dxa" w:w="945"/>
+            <w:tcW w:type="dxa" w:w="1130"/>
             <w:tcBorders>
               <w:top w:val="single" w:color="A6A6A6" w:sz="4"/>
               <w:left w:val="single" w:color="A6A6A6" w:sz="4"/>
@@ -13459,7 +14082,7 @@
         </w:tc>
         <w:tc>
           <w:tcPr>
-            <w:tcW w:type="dxa" w:w="4204"/>
+            <w:tcW w:type="dxa" w:w="4111"/>
             <w:tcBorders>
               <w:top w:val="single" w:color="A6A6A6" w:sz="4"/>
               <w:left w:val="single" w:color="A6A6A6" w:sz="4"/>
@@ -13492,34 +14115,34 @@
         </w:tc>
         <w:tc>
           <w:tcPr>
-            <w:tcW w:type="dxa" w:w="4205"/>
-            <w:tcBorders>
-              <w:top w:val="single" w:color="A6A6A6" w:sz="4"/>
-              <w:left w:val="single" w:color="A6A6A6" w:sz="4"/>
-              <w:bottom w:val="single" w:color="A6A6A6" w:sz="4"/>
-              <w:right w:val="single" w:color="A6A6A6" w:sz="4"/>
-            </w:tcBorders>
-            <w:tcMar>
-              <w:top w:type="dxa" w:w="30"/>
-              <w:left w:type="dxa" w:w="80"/>
-              <w:bottom w:type="dxa" w:w="30"/>
-              <w:right w:type="dxa" w:w="80"/>
-            </w:tcMar>
-            <w:vAlign w:val="center"/>
-          </w:tcPr>
-          <w:p>
-            <w:pPr>
-              <w:spacing w:after="0" w:line="260"/>
-              <w:jc w:val="left"/>
-            </w:pPr>
-            <w:r>
-              <w:rPr>
-                <w:b w:val="false"/>
-                <w:bCs w:val="false"/>
-                <w:sz w:val="20"/>
-                <w:szCs w:val="20"/>
-              </w:rPr>
-              <w:t xml:space="preserve">/product/pho-vua-len-den-hoi-an, mobile 390px (đã chèn)</w:t>
+            <w:tcW w:type="dxa" w:w="4113"/>
+            <w:tcBorders>
+              <w:top w:val="single" w:color="A6A6A6" w:sz="4"/>
+              <w:left w:val="single" w:color="A6A6A6" w:sz="4"/>
+              <w:bottom w:val="single" w:color="A6A6A6" w:sz="4"/>
+              <w:right w:val="single" w:color="A6A6A6" w:sz="4"/>
+            </w:tcBorders>
+            <w:tcMar>
+              <w:top w:type="dxa" w:w="30"/>
+              <w:left w:type="dxa" w:w="80"/>
+              <w:bottom w:type="dxa" w:w="30"/>
+              <w:right w:type="dxa" w:w="80"/>
+            </w:tcMar>
+            <w:vAlign w:val="center"/>
+          </w:tcPr>
+          <w:p>
+            <w:pPr>
+              <w:spacing w:after="0" w:line="260"/>
+              <w:jc w:val="left"/>
+            </w:pPr>
+            <w:r>
+              <w:rPr>
+                <w:b w:val="false"/>
+                <w:bCs w:val="false"/>
+                <w:sz w:val="20"/>
+                <w:szCs w:val="20"/>
+              </w:rPr>
+              <w:t xml:space="preserve">/product/pho-vua-len-den-hoi-an, mobile 390px (đã chèn, mục 4.2)</w:t>
             </w:r>
           </w:p>
         </w:tc>
@@ -13530,7 +14153,7 @@
         </w:trPr>
         <w:tc>
           <w:tcPr>
-            <w:tcW w:type="dxa" w:w="945"/>
+            <w:tcW w:type="dxa" w:w="1130"/>
             <w:tcBorders>
               <w:top w:val="single" w:color="A6A6A6" w:sz="4"/>
               <w:left w:val="single" w:color="A6A6A6" w:sz="4"/>
@@ -13563,7 +14186,7 @@
         </w:tc>
         <w:tc>
           <w:tcPr>
-            <w:tcW w:type="dxa" w:w="4204"/>
+            <w:tcW w:type="dxa" w:w="4111"/>
             <w:tcBorders>
               <w:top w:val="single" w:color="A6A6A6" w:sz="4"/>
               <w:left w:val="single" w:color="A6A6A6" w:sz="4"/>
@@ -13596,34 +14219,34 @@
         </w:tc>
         <w:tc>
           <w:tcPr>
-            <w:tcW w:type="dxa" w:w="4205"/>
-            <w:tcBorders>
-              <w:top w:val="single" w:color="A6A6A6" w:sz="4"/>
-              <w:left w:val="single" w:color="A6A6A6" w:sz="4"/>
-              <w:bottom w:val="single" w:color="A6A6A6" w:sz="4"/>
-              <w:right w:val="single" w:color="A6A6A6" w:sz="4"/>
-            </w:tcBorders>
-            <w:tcMar>
-              <w:top w:type="dxa" w:w="30"/>
-              <w:left w:type="dxa" w:w="80"/>
-              <w:bottom w:type="dxa" w:w="30"/>
-              <w:right w:type="dxa" w:w="80"/>
-            </w:tcMar>
-            <w:vAlign w:val="center"/>
-          </w:tcPr>
-          <w:p>
-            <w:pPr>
-              <w:spacing w:after="0" w:line="260"/>
-              <w:jc w:val="left"/>
-            </w:pPr>
-            <w:r>
-              <w:rPr>
-                <w:b w:val="false"/>
-                <w:bCs w:val="false"/>
-                <w:sz w:val="20"/>
-                <w:szCs w:val="20"/>
-              </w:rPr>
-              <w:t xml:space="preserve">/checkout, mobile 390px (đã chèn)</w:t>
+            <w:tcW w:type="dxa" w:w="4113"/>
+            <w:tcBorders>
+              <w:top w:val="single" w:color="A6A6A6" w:sz="4"/>
+              <w:left w:val="single" w:color="A6A6A6" w:sz="4"/>
+              <w:bottom w:val="single" w:color="A6A6A6" w:sz="4"/>
+              <w:right w:val="single" w:color="A6A6A6" w:sz="4"/>
+            </w:tcBorders>
+            <w:tcMar>
+              <w:top w:type="dxa" w:w="30"/>
+              <w:left w:type="dxa" w:w="80"/>
+              <w:bottom w:type="dxa" w:w="30"/>
+              <w:right w:type="dxa" w:w="80"/>
+            </w:tcMar>
+            <w:vAlign w:val="center"/>
+          </w:tcPr>
+          <w:p>
+            <w:pPr>
+              <w:spacing w:after="0" w:line="260"/>
+              <w:jc w:val="left"/>
+            </w:pPr>
+            <w:r>
+              <w:rPr>
+                <w:b w:val="false"/>
+                <w:bCs w:val="false"/>
+                <w:sz w:val="20"/>
+                <w:szCs w:val="20"/>
+              </w:rPr>
+              <w:t xml:space="preserve">/checkout, mobile 390px (đã chèn, mục 4.3)</w:t>
             </w:r>
           </w:p>
         </w:tc>
@@ -13634,7 +14257,7 @@
         </w:trPr>
         <w:tc>
           <w:tcPr>
-            <w:tcW w:type="dxa" w:w="945"/>
+            <w:tcW w:type="dxa" w:w="1130"/>
             <w:tcBorders>
               <w:top w:val="single" w:color="A6A6A6" w:sz="4"/>
               <w:left w:val="single" w:color="A6A6A6" w:sz="4"/>
@@ -13667,67 +14290,67 @@
         </w:tc>
         <w:tc>
           <w:tcPr>
-            <w:tcW w:type="dxa" w:w="4204"/>
-            <w:tcBorders>
-              <w:top w:val="single" w:color="A6A6A6" w:sz="4"/>
-              <w:left w:val="single" w:color="A6A6A6" w:sz="4"/>
-              <w:bottom w:val="single" w:color="A6A6A6" w:sz="4"/>
-              <w:right w:val="single" w:color="A6A6A6" w:sz="4"/>
-            </w:tcBorders>
-            <w:tcMar>
-              <w:top w:type="dxa" w:w="30"/>
-              <w:left w:type="dxa" w:w="80"/>
-              <w:bottom w:type="dxa" w:w="30"/>
-              <w:right w:type="dxa" w:w="80"/>
-            </w:tcMar>
-            <w:vAlign w:val="center"/>
-          </w:tcPr>
-          <w:p>
-            <w:pPr>
-              <w:spacing w:after="0" w:line="260"/>
-              <w:jc w:val="left"/>
-            </w:pPr>
-            <w:r>
-              <w:rPr>
-                <w:b w:val="false"/>
-                <w:bCs w:val="false"/>
-                <w:sz w:val="20"/>
-                <w:szCs w:val="20"/>
-              </w:rPr>
-              <w:t xml:space="preserve">GA4 Traffic acquisition</w:t>
-            </w:r>
-          </w:p>
-        </w:tc>
-        <w:tc>
-          <w:tcPr>
-            <w:tcW w:type="dxa" w:w="4205"/>
-            <w:tcBorders>
-              <w:top w:val="single" w:color="A6A6A6" w:sz="4"/>
-              <w:left w:val="single" w:color="A6A6A6" w:sz="4"/>
-              <w:bottom w:val="single" w:color="A6A6A6" w:sz="4"/>
-              <w:right w:val="single" w:color="A6A6A6" w:sz="4"/>
-            </w:tcBorders>
-            <w:tcMar>
-              <w:top w:type="dxa" w:w="30"/>
-              <w:left w:type="dxa" w:w="80"/>
-              <w:bottom w:type="dxa" w:w="30"/>
-              <w:right w:type="dxa" w:w="80"/>
-            </w:tcMar>
-            <w:vAlign w:val="center"/>
-          </w:tcPr>
-          <w:p>
-            <w:pPr>
-              <w:spacing w:after="0" w:line="260"/>
-              <w:jc w:val="left"/>
-            </w:pPr>
-            <w:r>
-              <w:rPr>
-                <w:b w:val="false"/>
-                <w:bCs w:val="false"/>
-                <w:sz w:val="20"/>
-                <w:szCs w:val="20"/>
-              </w:rPr>
-              <w:t xml:space="preserve">[CẦN BỔ SUNG: chụp GA4 &gt; Reports &gt; Acquisition]</w:t>
+            <w:tcW w:type="dxa" w:w="4111"/>
+            <w:tcBorders>
+              <w:top w:val="single" w:color="A6A6A6" w:sz="4"/>
+              <w:left w:val="single" w:color="A6A6A6" w:sz="4"/>
+              <w:bottom w:val="single" w:color="A6A6A6" w:sz="4"/>
+              <w:right w:val="single" w:color="A6A6A6" w:sz="4"/>
+            </w:tcBorders>
+            <w:tcMar>
+              <w:top w:type="dxa" w:w="30"/>
+              <w:left w:type="dxa" w:w="80"/>
+              <w:bottom w:type="dxa" w:w="30"/>
+              <w:right w:type="dxa" w:w="80"/>
+            </w:tcMar>
+            <w:vAlign w:val="center"/>
+          </w:tcPr>
+          <w:p>
+            <w:pPr>
+              <w:spacing w:after="0" w:line="260"/>
+              <w:jc w:val="left"/>
+            </w:pPr>
+            <w:r>
+              <w:rPr>
+                <w:b w:val="false"/>
+                <w:bCs w:val="false"/>
+                <w:sz w:val="20"/>
+                <w:szCs w:val="20"/>
+              </w:rPr>
+              <w:t xml:space="preserve">Chatbot: nút mở và khung chat, trước và sau</w:t>
+            </w:r>
+          </w:p>
+        </w:tc>
+        <w:tc>
+          <w:tcPr>
+            <w:tcW w:type="dxa" w:w="4113"/>
+            <w:tcBorders>
+              <w:top w:val="single" w:color="A6A6A6" w:sz="4"/>
+              <w:left w:val="single" w:color="A6A6A6" w:sz="4"/>
+              <w:bottom w:val="single" w:color="A6A6A6" w:sz="4"/>
+              <w:right w:val="single" w:color="A6A6A6" w:sz="4"/>
+            </w:tcBorders>
+            <w:tcMar>
+              <w:top w:type="dxa" w:w="30"/>
+              <w:left w:type="dxa" w:w="80"/>
+              <w:bottom w:type="dxa" w:w="30"/>
+              <w:right w:type="dxa" w:w="80"/>
+            </w:tcMar>
+            <w:vAlign w:val="center"/>
+          </w:tcPr>
+          <w:p>
+            <w:pPr>
+              <w:spacing w:after="0" w:line="260"/>
+              <w:jc w:val="left"/>
+            </w:pPr>
+            <w:r>
+              <w:rPr>
+                <w:b w:val="false"/>
+                <w:bCs w:val="false"/>
+                <w:sz w:val="20"/>
+                <w:szCs w:val="20"/>
+              </w:rPr>
+              <w:t xml:space="preserve">/shop, máy tính 1440px (đã chèn, mục 4.4)</w:t>
             </w:r>
           </w:p>
         </w:tc>
@@ -13738,100 +14361,100 @@
         </w:trPr>
         <w:tc>
           <w:tcPr>
-            <w:tcW w:type="dxa" w:w="945"/>
-            <w:tcBorders>
-              <w:top w:val="single" w:color="A6A6A6" w:sz="4"/>
-              <w:left w:val="single" w:color="A6A6A6" w:sz="4"/>
-              <w:bottom w:val="single" w:color="A6A6A6" w:sz="4"/>
-              <w:right w:val="single" w:color="A6A6A6" w:sz="4"/>
-            </w:tcBorders>
-            <w:tcMar>
-              <w:top w:type="dxa" w:w="30"/>
-              <w:left w:type="dxa" w:w="80"/>
-              <w:bottom w:type="dxa" w:w="30"/>
-              <w:right w:type="dxa" w:w="80"/>
-            </w:tcMar>
-            <w:vAlign w:val="center"/>
-          </w:tcPr>
-          <w:p>
-            <w:pPr>
-              <w:spacing w:after="0" w:line="260"/>
-              <w:jc w:val="left"/>
-            </w:pPr>
-            <w:r>
-              <w:rPr>
-                <w:b w:val="false"/>
-                <w:bCs w:val="false"/>
-                <w:sz w:val="20"/>
-                <w:szCs w:val="20"/>
-              </w:rPr>
-              <w:t xml:space="preserve">Hình 9</w:t>
-            </w:r>
-          </w:p>
-        </w:tc>
-        <w:tc>
-          <w:tcPr>
-            <w:tcW w:type="dxa" w:w="4204"/>
-            <w:tcBorders>
-              <w:top w:val="single" w:color="A6A6A6" w:sz="4"/>
-              <w:left w:val="single" w:color="A6A6A6" w:sz="4"/>
-              <w:bottom w:val="single" w:color="A6A6A6" w:sz="4"/>
-              <w:right w:val="single" w:color="A6A6A6" w:sz="4"/>
-            </w:tcBorders>
-            <w:tcMar>
-              <w:top w:type="dxa" w:w="30"/>
-              <w:left w:type="dxa" w:w="80"/>
-              <w:bottom w:type="dxa" w:w="30"/>
-              <w:right w:type="dxa" w:w="80"/>
-            </w:tcMar>
-            <w:vAlign w:val="center"/>
-          </w:tcPr>
-          <w:p>
-            <w:pPr>
-              <w:spacing w:after="0" w:line="260"/>
-              <w:jc w:val="left"/>
-            </w:pPr>
-            <w:r>
-              <w:rPr>
-                <w:b w:val="false"/>
-                <w:bCs w:val="false"/>
-                <w:sz w:val="20"/>
-                <w:szCs w:val="20"/>
-              </w:rPr>
-              <w:t xml:space="preserve">GA4 Pages and screens, Landing page</w:t>
-            </w:r>
-          </w:p>
-        </w:tc>
-        <w:tc>
-          <w:tcPr>
-            <w:tcW w:type="dxa" w:w="4205"/>
-            <w:tcBorders>
-              <w:top w:val="single" w:color="A6A6A6" w:sz="4"/>
-              <w:left w:val="single" w:color="A6A6A6" w:sz="4"/>
-              <w:bottom w:val="single" w:color="A6A6A6" w:sz="4"/>
-              <w:right w:val="single" w:color="A6A6A6" w:sz="4"/>
-            </w:tcBorders>
-            <w:tcMar>
-              <w:top w:type="dxa" w:w="30"/>
-              <w:left w:type="dxa" w:w="80"/>
-              <w:bottom w:type="dxa" w:w="30"/>
-              <w:right w:type="dxa" w:w="80"/>
-            </w:tcMar>
-            <w:vAlign w:val="center"/>
-          </w:tcPr>
-          <w:p>
-            <w:pPr>
-              <w:spacing w:after="0" w:line="260"/>
-              <w:jc w:val="left"/>
-            </w:pPr>
-            <w:r>
-              <w:rPr>
-                <w:b w:val="false"/>
-                <w:bCs w:val="false"/>
-                <w:sz w:val="20"/>
-                <w:szCs w:val="20"/>
-              </w:rPr>
-              <w:t xml:space="preserve">[CẦN BỔ SUNG: chụp GA4 &gt; Reports &gt; Engagement]</w:t>
+            <w:tcW w:type="dxa" w:w="1130"/>
+            <w:tcBorders>
+              <w:top w:val="single" w:color="A6A6A6" w:sz="4"/>
+              <w:left w:val="single" w:color="A6A6A6" w:sz="4"/>
+              <w:bottom w:val="single" w:color="A6A6A6" w:sz="4"/>
+              <w:right w:val="single" w:color="A6A6A6" w:sz="4"/>
+            </w:tcBorders>
+            <w:tcMar>
+              <w:top w:type="dxa" w:w="30"/>
+              <w:left w:type="dxa" w:w="80"/>
+              <w:bottom w:type="dxa" w:w="30"/>
+              <w:right w:type="dxa" w:w="80"/>
+            </w:tcMar>
+            <w:vAlign w:val="center"/>
+          </w:tcPr>
+          <w:p>
+            <w:pPr>
+              <w:spacing w:after="0" w:line="260"/>
+              <w:jc w:val="left"/>
+            </w:pPr>
+            <w:r>
+              <w:rPr>
+                <w:b w:val="false"/>
+                <w:bCs w:val="false"/>
+                <w:sz w:val="20"/>
+                <w:szCs w:val="20"/>
+              </w:rPr>
+              <w:t xml:space="preserve">Hình 9 đến 13</w:t>
+            </w:r>
+          </w:p>
+        </w:tc>
+        <w:tc>
+          <w:tcPr>
+            <w:tcW w:type="dxa" w:w="4111"/>
+            <w:tcBorders>
+              <w:top w:val="single" w:color="A6A6A6" w:sz="4"/>
+              <w:left w:val="single" w:color="A6A6A6" w:sz="4"/>
+              <w:bottom w:val="single" w:color="A6A6A6" w:sz="4"/>
+              <w:right w:val="single" w:color="A6A6A6" w:sz="4"/>
+            </w:tcBorders>
+            <w:tcMar>
+              <w:top w:type="dxa" w:w="30"/>
+              <w:left w:type="dxa" w:w="80"/>
+              <w:bottom w:type="dxa" w:w="30"/>
+              <w:right w:type="dxa" w:w="80"/>
+            </w:tcMar>
+            <w:vAlign w:val="center"/>
+          </w:tcPr>
+          <w:p>
+            <w:pPr>
+              <w:spacing w:after="0" w:line="260"/>
+              <w:jc w:val="left"/>
+            </w:pPr>
+            <w:r>
+              <w:rPr>
+                <w:b w:val="false"/>
+                <w:bCs w:val="false"/>
+                <w:sz w:val="20"/>
+                <w:szCs w:val="20"/>
+              </w:rPr>
+              <w:t xml:space="preserve">Ảnh chụp website nookky.shop ngày 26/10/2026 (máy tính)</w:t>
+            </w:r>
+          </w:p>
+        </w:tc>
+        <w:tc>
+          <w:tcPr>
+            <w:tcW w:type="dxa" w:w="4113"/>
+            <w:tcBorders>
+              <w:top w:val="single" w:color="A6A6A6" w:sz="4"/>
+              <w:left w:val="single" w:color="A6A6A6" w:sz="4"/>
+              <w:bottom w:val="single" w:color="A6A6A6" w:sz="4"/>
+              <w:right w:val="single" w:color="A6A6A6" w:sz="4"/>
+            </w:tcBorders>
+            <w:tcMar>
+              <w:top w:type="dxa" w:w="30"/>
+              <w:left w:type="dxa" w:w="80"/>
+              <w:bottom w:type="dxa" w:w="30"/>
+              <w:right w:type="dxa" w:w="80"/>
+            </w:tcMar>
+            <w:vAlign w:val="center"/>
+          </w:tcPr>
+          <w:p>
+            <w:pPr>
+              <w:spacing w:after="0" w:line="260"/>
+              <w:jc w:val="left"/>
+            </w:pPr>
+            <w:r>
+              <w:rPr>
+                <w:b w:val="false"/>
+                <w:bCs w:val="false"/>
+                <w:sz w:val="20"/>
+                <w:szCs w:val="20"/>
+              </w:rPr>
+              <w:t xml:space="preserve">Trang chủ, phần giới thiệu, chuyển cảnh khi cuộn, phần Hành trình, /shop (đã chèn bên dưới)</w:t>
             </w:r>
           </w:p>
         </w:tc>
@@ -13842,100 +14465,100 @@
         </w:trPr>
         <w:tc>
           <w:tcPr>
-            <w:tcW w:type="dxa" w:w="945"/>
-            <w:tcBorders>
-              <w:top w:val="single" w:color="A6A6A6" w:sz="4"/>
-              <w:left w:val="single" w:color="A6A6A6" w:sz="4"/>
-              <w:bottom w:val="single" w:color="A6A6A6" w:sz="4"/>
-              <w:right w:val="single" w:color="A6A6A6" w:sz="4"/>
-            </w:tcBorders>
-            <w:tcMar>
-              <w:top w:type="dxa" w:w="30"/>
-              <w:left w:type="dxa" w:w="80"/>
-              <w:bottom w:type="dxa" w:w="30"/>
-              <w:right w:type="dxa" w:w="80"/>
-            </w:tcMar>
-            <w:vAlign w:val="center"/>
-          </w:tcPr>
-          <w:p>
-            <w:pPr>
-              <w:spacing w:after="0" w:line="260"/>
-              <w:jc w:val="left"/>
-            </w:pPr>
-            <w:r>
-              <w:rPr>
-                <w:b w:val="false"/>
-                <w:bCs w:val="false"/>
-                <w:sz w:val="20"/>
-                <w:szCs w:val="20"/>
-              </w:rPr>
-              <w:t xml:space="preserve">Hình 10</w:t>
-            </w:r>
-          </w:p>
-        </w:tc>
-        <w:tc>
-          <w:tcPr>
-            <w:tcW w:type="dxa" w:w="4204"/>
-            <w:tcBorders>
-              <w:top w:val="single" w:color="A6A6A6" w:sz="4"/>
-              <w:left w:val="single" w:color="A6A6A6" w:sz="4"/>
-              <w:bottom w:val="single" w:color="A6A6A6" w:sz="4"/>
-              <w:right w:val="single" w:color="A6A6A6" w:sz="4"/>
-            </w:tcBorders>
-            <w:tcMar>
-              <w:top w:type="dxa" w:w="30"/>
-              <w:left w:type="dxa" w:w="80"/>
-              <w:bottom w:type="dxa" w:w="30"/>
-              <w:right w:type="dxa" w:w="80"/>
-            </w:tcMar>
-            <w:vAlign w:val="center"/>
-          </w:tcPr>
-          <w:p>
-            <w:pPr>
-              <w:spacing w:after="0" w:line="260"/>
-              <w:jc w:val="left"/>
-            </w:pPr>
-            <w:r>
-              <w:rPr>
-                <w:b w:val="false"/>
-                <w:bCs w:val="false"/>
-                <w:sz w:val="20"/>
-                <w:szCs w:val="20"/>
-              </w:rPr>
-              <w:t xml:space="preserve">GA4 Tech &gt; Device category</w:t>
-            </w:r>
-          </w:p>
-        </w:tc>
-        <w:tc>
-          <w:tcPr>
-            <w:tcW w:type="dxa" w:w="4205"/>
-            <w:tcBorders>
-              <w:top w:val="single" w:color="A6A6A6" w:sz="4"/>
-              <w:left w:val="single" w:color="A6A6A6" w:sz="4"/>
-              <w:bottom w:val="single" w:color="A6A6A6" w:sz="4"/>
-              <w:right w:val="single" w:color="A6A6A6" w:sz="4"/>
-            </w:tcBorders>
-            <w:tcMar>
-              <w:top w:type="dxa" w:w="30"/>
-              <w:left w:type="dxa" w:w="80"/>
-              <w:bottom w:type="dxa" w:w="30"/>
-              <w:right w:type="dxa" w:w="80"/>
-            </w:tcMar>
-            <w:vAlign w:val="center"/>
-          </w:tcPr>
-          <w:p>
-            <w:pPr>
-              <w:spacing w:after="0" w:line="260"/>
-              <w:jc w:val="left"/>
-            </w:pPr>
-            <w:r>
-              <w:rPr>
-                <w:b w:val="false"/>
-                <w:bCs w:val="false"/>
-                <w:sz w:val="20"/>
-                <w:szCs w:val="20"/>
-              </w:rPr>
-              <w:t xml:space="preserve">[CẦN BỔ SUNG: chụp GA4 &gt; Reports &gt; Tech]</w:t>
+            <w:tcW w:type="dxa" w:w="1130"/>
+            <w:tcBorders>
+              <w:top w:val="single" w:color="A6A6A6" w:sz="4"/>
+              <w:left w:val="single" w:color="A6A6A6" w:sz="4"/>
+              <w:bottom w:val="single" w:color="A6A6A6" w:sz="4"/>
+              <w:right w:val="single" w:color="A6A6A6" w:sz="4"/>
+            </w:tcBorders>
+            <w:tcMar>
+              <w:top w:type="dxa" w:w="30"/>
+              <w:left w:type="dxa" w:w="80"/>
+              <w:bottom w:type="dxa" w:w="30"/>
+              <w:right w:type="dxa" w:w="80"/>
+            </w:tcMar>
+            <w:vAlign w:val="center"/>
+          </w:tcPr>
+          <w:p>
+            <w:pPr>
+              <w:spacing w:after="0" w:line="260"/>
+              <w:jc w:val="left"/>
+            </w:pPr>
+            <w:r>
+              <w:rPr>
+                <w:b w:val="false"/>
+                <w:bCs w:val="false"/>
+                <w:sz w:val="20"/>
+                <w:szCs w:val="20"/>
+              </w:rPr>
+              <w:t xml:space="preserve">Hình 14</w:t>
+            </w:r>
+          </w:p>
+        </w:tc>
+        <w:tc>
+          <w:tcPr>
+            <w:tcW w:type="dxa" w:w="4111"/>
+            <w:tcBorders>
+              <w:top w:val="single" w:color="A6A6A6" w:sz="4"/>
+              <w:left w:val="single" w:color="A6A6A6" w:sz="4"/>
+              <w:bottom w:val="single" w:color="A6A6A6" w:sz="4"/>
+              <w:right w:val="single" w:color="A6A6A6" w:sz="4"/>
+            </w:tcBorders>
+            <w:tcMar>
+              <w:top w:type="dxa" w:w="30"/>
+              <w:left w:type="dxa" w:w="80"/>
+              <w:bottom w:type="dxa" w:w="30"/>
+              <w:right w:type="dxa" w:w="80"/>
+            </w:tcMar>
+            <w:vAlign w:val="center"/>
+          </w:tcPr>
+          <w:p>
+            <w:pPr>
+              <w:spacing w:after="0" w:line="260"/>
+              <w:jc w:val="left"/>
+            </w:pPr>
+            <w:r>
+              <w:rPr>
+                <w:b w:val="false"/>
+                <w:bCs w:val="false"/>
+                <w:sz w:val="20"/>
+                <w:szCs w:val="20"/>
+              </w:rPr>
+              <w:t xml:space="preserve">GA4 Traffic acquisition</w:t>
+            </w:r>
+          </w:p>
+        </w:tc>
+        <w:tc>
+          <w:tcPr>
+            <w:tcW w:type="dxa" w:w="4113"/>
+            <w:tcBorders>
+              <w:top w:val="single" w:color="A6A6A6" w:sz="4"/>
+              <w:left w:val="single" w:color="A6A6A6" w:sz="4"/>
+              <w:bottom w:val="single" w:color="A6A6A6" w:sz="4"/>
+              <w:right w:val="single" w:color="A6A6A6" w:sz="4"/>
+            </w:tcBorders>
+            <w:tcMar>
+              <w:top w:type="dxa" w:w="30"/>
+              <w:left w:type="dxa" w:w="80"/>
+              <w:bottom w:type="dxa" w:w="30"/>
+              <w:right w:type="dxa" w:w="80"/>
+            </w:tcMar>
+            <w:vAlign w:val="center"/>
+          </w:tcPr>
+          <w:p>
+            <w:pPr>
+              <w:spacing w:after="0" w:line="260"/>
+              <w:jc w:val="left"/>
+            </w:pPr>
+            <w:r>
+              <w:rPr>
+                <w:b w:val="false"/>
+                <w:bCs w:val="false"/>
+                <w:sz w:val="20"/>
+                <w:szCs w:val="20"/>
+              </w:rPr>
+              <w:t xml:space="preserve">[CẦN BỔ SUNG: chụp GA4 &gt; Reports &gt; Acquisition]</w:t>
             </w:r>
           </w:p>
         </w:tc>
@@ -13946,40 +14569,248 @@
         </w:trPr>
         <w:tc>
           <w:tcPr>
-            <w:tcW w:type="dxa" w:w="945"/>
-            <w:tcBorders>
-              <w:top w:val="single" w:color="A6A6A6" w:sz="4"/>
-              <w:left w:val="single" w:color="A6A6A6" w:sz="4"/>
-              <w:bottom w:val="single" w:color="A6A6A6" w:sz="4"/>
-              <w:right w:val="single" w:color="A6A6A6" w:sz="4"/>
-            </w:tcBorders>
-            <w:tcMar>
-              <w:top w:type="dxa" w:w="30"/>
-              <w:left w:type="dxa" w:w="80"/>
-              <w:bottom w:type="dxa" w:w="30"/>
-              <w:right w:type="dxa" w:w="80"/>
-            </w:tcMar>
-            <w:vAlign w:val="center"/>
-          </w:tcPr>
-          <w:p>
-            <w:pPr>
-              <w:spacing w:after="0" w:line="260"/>
-              <w:jc w:val="left"/>
-            </w:pPr>
-            <w:r>
-              <w:rPr>
-                <w:b w:val="false"/>
-                <w:bCs w:val="false"/>
-                <w:sz w:val="20"/>
-                <w:szCs w:val="20"/>
-              </w:rPr>
-              <w:t xml:space="preserve">Hình 11</w:t>
-            </w:r>
-          </w:p>
-        </w:tc>
-        <w:tc>
-          <w:tcPr>
-            <w:tcW w:type="dxa" w:w="4204"/>
+            <w:tcW w:type="dxa" w:w="1130"/>
+            <w:tcBorders>
+              <w:top w:val="single" w:color="A6A6A6" w:sz="4"/>
+              <w:left w:val="single" w:color="A6A6A6" w:sz="4"/>
+              <w:bottom w:val="single" w:color="A6A6A6" w:sz="4"/>
+              <w:right w:val="single" w:color="A6A6A6" w:sz="4"/>
+            </w:tcBorders>
+            <w:tcMar>
+              <w:top w:type="dxa" w:w="30"/>
+              <w:left w:type="dxa" w:w="80"/>
+              <w:bottom w:type="dxa" w:w="30"/>
+              <w:right w:type="dxa" w:w="80"/>
+            </w:tcMar>
+            <w:vAlign w:val="center"/>
+          </w:tcPr>
+          <w:p>
+            <w:pPr>
+              <w:spacing w:after="0" w:line="260"/>
+              <w:jc w:val="left"/>
+            </w:pPr>
+            <w:r>
+              <w:rPr>
+                <w:b w:val="false"/>
+                <w:bCs w:val="false"/>
+                <w:sz w:val="20"/>
+                <w:szCs w:val="20"/>
+              </w:rPr>
+              <w:t xml:space="preserve">Hình 15</w:t>
+            </w:r>
+          </w:p>
+        </w:tc>
+        <w:tc>
+          <w:tcPr>
+            <w:tcW w:type="dxa" w:w="4111"/>
+            <w:tcBorders>
+              <w:top w:val="single" w:color="A6A6A6" w:sz="4"/>
+              <w:left w:val="single" w:color="A6A6A6" w:sz="4"/>
+              <w:bottom w:val="single" w:color="A6A6A6" w:sz="4"/>
+              <w:right w:val="single" w:color="A6A6A6" w:sz="4"/>
+            </w:tcBorders>
+            <w:tcMar>
+              <w:top w:type="dxa" w:w="30"/>
+              <w:left w:type="dxa" w:w="80"/>
+              <w:bottom w:type="dxa" w:w="30"/>
+              <w:right w:type="dxa" w:w="80"/>
+            </w:tcMar>
+            <w:vAlign w:val="center"/>
+          </w:tcPr>
+          <w:p>
+            <w:pPr>
+              <w:spacing w:after="0" w:line="260"/>
+              <w:jc w:val="left"/>
+            </w:pPr>
+            <w:r>
+              <w:rPr>
+                <w:b w:val="false"/>
+                <w:bCs w:val="false"/>
+                <w:sz w:val="20"/>
+                <w:szCs w:val="20"/>
+              </w:rPr>
+              <w:t xml:space="preserve">GA4 Pages and screens, Landing page</w:t>
+            </w:r>
+          </w:p>
+        </w:tc>
+        <w:tc>
+          <w:tcPr>
+            <w:tcW w:type="dxa" w:w="4113"/>
+            <w:tcBorders>
+              <w:top w:val="single" w:color="A6A6A6" w:sz="4"/>
+              <w:left w:val="single" w:color="A6A6A6" w:sz="4"/>
+              <w:bottom w:val="single" w:color="A6A6A6" w:sz="4"/>
+              <w:right w:val="single" w:color="A6A6A6" w:sz="4"/>
+            </w:tcBorders>
+            <w:tcMar>
+              <w:top w:type="dxa" w:w="30"/>
+              <w:left w:type="dxa" w:w="80"/>
+              <w:bottom w:type="dxa" w:w="30"/>
+              <w:right w:type="dxa" w:w="80"/>
+            </w:tcMar>
+            <w:vAlign w:val="center"/>
+          </w:tcPr>
+          <w:p>
+            <w:pPr>
+              <w:spacing w:after="0" w:line="260"/>
+              <w:jc w:val="left"/>
+            </w:pPr>
+            <w:r>
+              <w:rPr>
+                <w:b w:val="false"/>
+                <w:bCs w:val="false"/>
+                <w:sz w:val="20"/>
+                <w:szCs w:val="20"/>
+              </w:rPr>
+              <w:t xml:space="preserve">[CẦN BỔ SUNG: chụp GA4 &gt; Reports &gt; Engagement]</w:t>
+            </w:r>
+          </w:p>
+        </w:tc>
+      </w:tr>
+      <w:tr>
+        <w:trPr>
+          <w:tblHeader w:val="false"/>
+        </w:trPr>
+        <w:tc>
+          <w:tcPr>
+            <w:tcW w:type="dxa" w:w="1130"/>
+            <w:tcBorders>
+              <w:top w:val="single" w:color="A6A6A6" w:sz="4"/>
+              <w:left w:val="single" w:color="A6A6A6" w:sz="4"/>
+              <w:bottom w:val="single" w:color="A6A6A6" w:sz="4"/>
+              <w:right w:val="single" w:color="A6A6A6" w:sz="4"/>
+            </w:tcBorders>
+            <w:tcMar>
+              <w:top w:type="dxa" w:w="30"/>
+              <w:left w:type="dxa" w:w="80"/>
+              <w:bottom w:type="dxa" w:w="30"/>
+              <w:right w:type="dxa" w:w="80"/>
+            </w:tcMar>
+            <w:vAlign w:val="center"/>
+          </w:tcPr>
+          <w:p>
+            <w:pPr>
+              <w:spacing w:after="0" w:line="260"/>
+              <w:jc w:val="left"/>
+            </w:pPr>
+            <w:r>
+              <w:rPr>
+                <w:b w:val="false"/>
+                <w:bCs w:val="false"/>
+                <w:sz w:val="20"/>
+                <w:szCs w:val="20"/>
+              </w:rPr>
+              <w:t xml:space="preserve">Hình 16</w:t>
+            </w:r>
+          </w:p>
+        </w:tc>
+        <w:tc>
+          <w:tcPr>
+            <w:tcW w:type="dxa" w:w="4111"/>
+            <w:tcBorders>
+              <w:top w:val="single" w:color="A6A6A6" w:sz="4"/>
+              <w:left w:val="single" w:color="A6A6A6" w:sz="4"/>
+              <w:bottom w:val="single" w:color="A6A6A6" w:sz="4"/>
+              <w:right w:val="single" w:color="A6A6A6" w:sz="4"/>
+            </w:tcBorders>
+            <w:tcMar>
+              <w:top w:type="dxa" w:w="30"/>
+              <w:left w:type="dxa" w:w="80"/>
+              <w:bottom w:type="dxa" w:w="30"/>
+              <w:right w:type="dxa" w:w="80"/>
+            </w:tcMar>
+            <w:vAlign w:val="center"/>
+          </w:tcPr>
+          <w:p>
+            <w:pPr>
+              <w:spacing w:after="0" w:line="260"/>
+              <w:jc w:val="left"/>
+            </w:pPr>
+            <w:r>
+              <w:rPr>
+                <w:b w:val="false"/>
+                <w:bCs w:val="false"/>
+                <w:sz w:val="20"/>
+                <w:szCs w:val="20"/>
+              </w:rPr>
+              <w:t xml:space="preserve">GA4 Tech &gt; Device category</w:t>
+            </w:r>
+          </w:p>
+        </w:tc>
+        <w:tc>
+          <w:tcPr>
+            <w:tcW w:type="dxa" w:w="4113"/>
+            <w:tcBorders>
+              <w:top w:val="single" w:color="A6A6A6" w:sz="4"/>
+              <w:left w:val="single" w:color="A6A6A6" w:sz="4"/>
+              <w:bottom w:val="single" w:color="A6A6A6" w:sz="4"/>
+              <w:right w:val="single" w:color="A6A6A6" w:sz="4"/>
+            </w:tcBorders>
+            <w:tcMar>
+              <w:top w:type="dxa" w:w="30"/>
+              <w:left w:type="dxa" w:w="80"/>
+              <w:bottom w:type="dxa" w:w="30"/>
+              <w:right w:type="dxa" w:w="80"/>
+            </w:tcMar>
+            <w:vAlign w:val="center"/>
+          </w:tcPr>
+          <w:p>
+            <w:pPr>
+              <w:spacing w:after="0" w:line="260"/>
+              <w:jc w:val="left"/>
+            </w:pPr>
+            <w:r>
+              <w:rPr>
+                <w:b w:val="false"/>
+                <w:bCs w:val="false"/>
+                <w:sz w:val="20"/>
+                <w:szCs w:val="20"/>
+              </w:rPr>
+              <w:t xml:space="preserve">[CẦN BỔ SUNG: chụp GA4 &gt; Reports &gt; Tech]</w:t>
+            </w:r>
+          </w:p>
+        </w:tc>
+      </w:tr>
+      <w:tr>
+        <w:trPr>
+          <w:tblHeader w:val="false"/>
+        </w:trPr>
+        <w:tc>
+          <w:tcPr>
+            <w:tcW w:type="dxa" w:w="1130"/>
+            <w:tcBorders>
+              <w:top w:val="single" w:color="A6A6A6" w:sz="4"/>
+              <w:left w:val="single" w:color="A6A6A6" w:sz="4"/>
+              <w:bottom w:val="single" w:color="A6A6A6" w:sz="4"/>
+              <w:right w:val="single" w:color="A6A6A6" w:sz="4"/>
+            </w:tcBorders>
+            <w:tcMar>
+              <w:top w:type="dxa" w:w="30"/>
+              <w:left w:type="dxa" w:w="80"/>
+              <w:bottom w:type="dxa" w:w="30"/>
+              <w:right w:type="dxa" w:w="80"/>
+            </w:tcMar>
+            <w:vAlign w:val="center"/>
+          </w:tcPr>
+          <w:p>
+            <w:pPr>
+              <w:spacing w:after="0" w:line="260"/>
+              <w:jc w:val="left"/>
+            </w:pPr>
+            <w:r>
+              <w:rPr>
+                <w:b w:val="false"/>
+                <w:bCs w:val="false"/>
+                <w:sz w:val="20"/>
+                <w:szCs w:val="20"/>
+              </w:rPr>
+              <w:t xml:space="preserve">Hình 17</w:t>
+            </w:r>
+          </w:p>
+        </w:tc>
+        <w:tc>
+          <w:tcPr>
+            <w:tcW w:type="dxa" w:w="4111"/>
             <w:tcBorders>
               <w:top w:val="single" w:color="A6A6A6" w:sz="4"/>
               <w:left w:val="single" w:color="A6A6A6" w:sz="4"/>
@@ -14012,7 +14843,7 @@
         </w:tc>
         <w:tc>
           <w:tcPr>
-            <w:tcW w:type="dxa" w:w="4205"/>
+            <w:tcW w:type="dxa" w:w="4113"/>
             <w:tcBorders>
               <w:top w:val="single" w:color="A6A6A6" w:sz="4"/>
               <w:left w:val="single" w:color="A6A6A6" w:sz="4"/>
@@ -14047,10 +14878,17 @@
     </w:tbl>
     <w:p>
       <w:pPr>
-        <w:pStyle w:val="Heading2"/>
-      </w:pPr>
-      <w:r>
-        <w:t xml:space="preserve">Phụ lục B. Chi tiết kiểm soát chất lượng dữ liệu</w:t>
+        <w:spacing w:after="160" w:before="40"/>
+        <w:jc w:val="left"/>
+      </w:pPr>
+      <w:r>
+        <w:rPr>
+          <w:i/>
+          <w:iCs/>
+          <w:sz w:val="20"/>
+          <w:szCs w:val="20"/>
+        </w:rPr>
+        <w:t xml:space="preserve">Hình 1 đến Hình 4 là biểu đồ nhóm dựng từ số liệu GA4 và order log, đã có trong bài.</w:t>
       </w:r>
     </w:p>
     <w:p>
@@ -14066,7 +14904,405 @@
           <w:sz w:val="22"/>
           <w:szCs w:val="22"/>
         </w:rPr>
-        <w:t xml:space="preserve">Bảng 12. Vấn đề chất lượng dữ liệu và cách xử lý</w:t>
+        <w:t xml:space="preserve">Hình 9. Trang chủ nookky.shop (máy tính)</w:t>
+      </w:r>
+    </w:p>
+    <w:p>
+      <w:pPr>
+        <w:keepNext/>
+        <w:spacing w:after="0"/>
+        <w:jc w:val="center"/>
+      </w:pPr>
+      <w:r>
+        <w:drawing>
+          <wp:inline distT="0" distB="0" distL="0" distR="0">
+            <wp:extent cx="3810000" cy="2286000"/>
+            <wp:effectExtent t="0" r="0" b="0" l="0"/>
+            <wp:docPr id="1" name="w1_trangchu.jpg" descr="w1_trangchu.jpg" title="w1_trangchu.jpg"/>
+            <wp:cNvGraphicFramePr>
+              <a:graphicFrameLocks xmlns:a="http://schemas.openxmlformats.org/drawingml/2006/main" noChangeAspect="1"/>
+            </wp:cNvGraphicFramePr>
+            <a:graphic xmlns:a="http://schemas.openxmlformats.org/drawingml/2006/main">
+              <a:graphicData uri="http://schemas.openxmlformats.org/drawingml/2006/picture">
+                <pic:pic xmlns:pic="http://schemas.openxmlformats.org/drawingml/2006/picture">
+                  <pic:nvPicPr>
+                    <pic:cNvPr id="0" name="" descr=""/>
+                    <pic:cNvPicPr>
+                      <a:picLocks noChangeAspect="1" noChangeArrowheads="1"/>
+                    </pic:cNvPicPr>
+                  </pic:nvPicPr>
+                  <pic:blipFill>
+                    <a:blip r:embed="rId17" cstate="none"/>
+                    <a:srcRect/>
+                    <a:stretch>
+                      <a:fillRect/>
+                    </a:stretch>
+                  </pic:blipFill>
+                  <pic:spPr bwMode="auto">
+                    <a:xfrm>
+                      <a:off x="0" y="0"/>
+                      <a:ext cx="3810000" cy="2286000"/>
+                    </a:xfrm>
+                    <a:prstGeom prst="rect">
+                      <a:avLst/>
+                    </a:prstGeom>
+                  </pic:spPr>
+                </pic:pic>
+              </a:graphicData>
+            </a:graphic>
+          </wp:inline>
+        </w:drawing>
+      </w:r>
+    </w:p>
+    <w:p>
+      <w:pPr>
+        <w:spacing w:after="160" w:before="40"/>
+        <w:jc w:val="left"/>
+      </w:pPr>
+      <w:r>
+        <w:rPr>
+          <w:i/>
+          <w:iCs/>
+          <w:sz w:val="20"/>
+          <w:szCs w:val="20"/>
+        </w:rPr>
+        <w:t xml:space="preserve">Ảnh chụp ngày 26/10/2026: hình ảnh, thông điệp thương hiệu, hai nút kêu gọi hành động, danh sách địa danh và chatbot. Đây là nhóm yếu tố được lớp đánh giá cao (mục 3.5).</w:t>
+      </w:r>
+    </w:p>
+    <w:p>
+      <w:pPr>
+        <w:keepNext/>
+        <w:spacing w:after="60" w:before="120"/>
+        <w:jc w:val="center"/>
+      </w:pPr>
+      <w:r>
+        <w:rPr>
+          <w:b/>
+          <w:bCs/>
+          <w:sz w:val="22"/>
+          <w:szCs w:val="22"/>
+        </w:rPr>
+        <w:t xml:space="preserve">Hình 10. Phần giới thiệu bộ sưu tập trên trang chủ</w:t>
+      </w:r>
+    </w:p>
+    <w:p>
+      <w:pPr>
+        <w:keepNext/>
+        <w:spacing w:after="0"/>
+        <w:jc w:val="center"/>
+      </w:pPr>
+      <w:r>
+        <w:drawing>
+          <wp:inline distT="0" distB="0" distL="0" distR="0">
+            <wp:extent cx="3810000" cy="2286000"/>
+            <wp:effectExtent t="0" r="0" b="0" l="0"/>
+            <wp:docPr id="1" name="w2_gioithieu.jpg" descr="w2_gioithieu.jpg" title="w2_gioithieu.jpg"/>
+            <wp:cNvGraphicFramePr>
+              <a:graphicFrameLocks xmlns:a="http://schemas.openxmlformats.org/drawingml/2006/main" noChangeAspect="1"/>
+            </wp:cNvGraphicFramePr>
+            <a:graphic xmlns:a="http://schemas.openxmlformats.org/drawingml/2006/main">
+              <a:graphicData uri="http://schemas.openxmlformats.org/drawingml/2006/picture">
+                <pic:pic xmlns:pic="http://schemas.openxmlformats.org/drawingml/2006/picture">
+                  <pic:nvPicPr>
+                    <pic:cNvPr id="0" name="" descr=""/>
+                    <pic:cNvPicPr>
+                      <a:picLocks noChangeAspect="1" noChangeArrowheads="1"/>
+                    </pic:cNvPicPr>
+                  </pic:nvPicPr>
+                  <pic:blipFill>
+                    <a:blip r:embed="rId18" cstate="none"/>
+                    <a:srcRect/>
+                    <a:stretch>
+                      <a:fillRect/>
+                    </a:stretch>
+                  </pic:blipFill>
+                  <pic:spPr bwMode="auto">
+                    <a:xfrm>
+                      <a:off x="0" y="0"/>
+                      <a:ext cx="3810000" cy="2286000"/>
+                    </a:xfrm>
+                    <a:prstGeom prst="rect">
+                      <a:avLst/>
+                    </a:prstGeom>
+                  </pic:spPr>
+                </pic:pic>
+              </a:graphicData>
+            </a:graphic>
+          </wp:inline>
+        </w:drawing>
+      </w:r>
+    </w:p>
+    <w:p>
+      <w:pPr>
+        <w:spacing w:after="160" w:before="40"/>
+        <w:jc w:val="left"/>
+      </w:pPr>
+      <w:r>
+        <w:rPr>
+          <w:i/>
+          <w:iCs/>
+          <w:sz w:val="20"/>
+          <w:szCs w:val="20"/>
+        </w:rPr>
+        <w:t xml:space="preserve">Ảnh chụp ngày 26/10/2026: nhịp kể chuyện và minh họa sản phẩm.</w:t>
+      </w:r>
+    </w:p>
+    <w:p>
+      <w:pPr>
+        <w:keepNext/>
+        <w:spacing w:after="60" w:before="120"/>
+        <w:jc w:val="center"/>
+      </w:pPr>
+      <w:r>
+        <w:rPr>
+          <w:b/>
+          <w:bCs/>
+          <w:sz w:val="22"/>
+          <w:szCs w:val="22"/>
+        </w:rPr>
+        <w:t xml:space="preserve">Hình 11. Khoảnh khắc chuyển cảnh khi cuộn trang chủ</w:t>
+      </w:r>
+    </w:p>
+    <w:p>
+      <w:pPr>
+        <w:keepNext/>
+        <w:spacing w:after="0"/>
+        <w:jc w:val="center"/>
+      </w:pPr>
+      <w:r>
+        <w:drawing>
+          <wp:inline distT="0" distB="0" distL="0" distR="0">
+            <wp:extent cx="3810000" cy="2286000"/>
+            <wp:effectExtent t="0" r="0" b="0" l="0"/>
+            <wp:docPr id="1" name="w3_chuyencanh.jpg" descr="w3_chuyencanh.jpg" title="w3_chuyencanh.jpg"/>
+            <wp:cNvGraphicFramePr>
+              <a:graphicFrameLocks xmlns:a="http://schemas.openxmlformats.org/drawingml/2006/main" noChangeAspect="1"/>
+            </wp:cNvGraphicFramePr>
+            <a:graphic xmlns:a="http://schemas.openxmlformats.org/drawingml/2006/main">
+              <a:graphicData uri="http://schemas.openxmlformats.org/drawingml/2006/picture">
+                <pic:pic xmlns:pic="http://schemas.openxmlformats.org/drawingml/2006/picture">
+                  <pic:nvPicPr>
+                    <pic:cNvPr id="0" name="" descr=""/>
+                    <pic:cNvPicPr>
+                      <a:picLocks noChangeAspect="1" noChangeArrowheads="1"/>
+                    </pic:cNvPicPr>
+                  </pic:nvPicPr>
+                  <pic:blipFill>
+                    <a:blip r:embed="rId19" cstate="none"/>
+                    <a:srcRect/>
+                    <a:stretch>
+                      <a:fillRect/>
+                    </a:stretch>
+                  </pic:blipFill>
+                  <pic:spPr bwMode="auto">
+                    <a:xfrm>
+                      <a:off x="0" y="0"/>
+                      <a:ext cx="3810000" cy="2286000"/>
+                    </a:xfrm>
+                    <a:prstGeom prst="rect">
+                      <a:avLst/>
+                    </a:prstGeom>
+                  </pic:spPr>
+                </pic:pic>
+              </a:graphicData>
+            </a:graphic>
+          </wp:inline>
+        </w:drawing>
+      </w:r>
+    </w:p>
+    <w:p>
+      <w:pPr>
+        <w:spacing w:after="160" w:before="40"/>
+        <w:jc w:val="left"/>
+      </w:pPr>
+      <w:r>
+        <w:rPr>
+          <w:i/>
+          <w:iCs/>
+          <w:sz w:val="20"/>
+          <w:szCs w:val="20"/>
+        </w:rPr>
+        <w:t xml:space="preserve">Ảnh chụp ngày 26/10/2026: nội dung hai phần hiển thị chồng nhau trong thời gian ngắn. Nhóm đang tinh chỉnh hiệu ứng này (mục 3.5).</w:t>
+      </w:r>
+    </w:p>
+    <w:p>
+      <w:pPr>
+        <w:keepNext/>
+        <w:spacing w:after="60" w:before="120"/>
+        <w:jc w:val="center"/>
+      </w:pPr>
+      <w:r>
+        <w:rPr>
+          <w:b/>
+          <w:bCs/>
+          <w:sz w:val="22"/>
+          <w:szCs w:val="22"/>
+        </w:rPr>
+        <w:t xml:space="preserve">Hình 12. Phần "Hành trình tạo nên một Nook"</w:t>
+      </w:r>
+    </w:p>
+    <w:p>
+      <w:pPr>
+        <w:keepNext/>
+        <w:spacing w:after="0"/>
+        <w:jc w:val="center"/>
+      </w:pPr>
+      <w:r>
+        <w:drawing>
+          <wp:inline distT="0" distB="0" distL="0" distR="0">
+            <wp:extent cx="3810000" cy="2286000"/>
+            <wp:effectExtent t="0" r="0" b="0" l="0"/>
+            <wp:docPr id="1" name="w4_hanhtrinh.jpg" descr="w4_hanhtrinh.jpg" title="w4_hanhtrinh.jpg"/>
+            <wp:cNvGraphicFramePr>
+              <a:graphicFrameLocks xmlns:a="http://schemas.openxmlformats.org/drawingml/2006/main" noChangeAspect="1"/>
+            </wp:cNvGraphicFramePr>
+            <a:graphic xmlns:a="http://schemas.openxmlformats.org/drawingml/2006/main">
+              <a:graphicData uri="http://schemas.openxmlformats.org/drawingml/2006/picture">
+                <pic:pic xmlns:pic="http://schemas.openxmlformats.org/drawingml/2006/picture">
+                  <pic:nvPicPr>
+                    <pic:cNvPr id="0" name="" descr=""/>
+                    <pic:cNvPicPr>
+                      <a:picLocks noChangeAspect="1" noChangeArrowheads="1"/>
+                    </pic:cNvPicPr>
+                  </pic:nvPicPr>
+                  <pic:blipFill>
+                    <a:blip r:embed="rId20" cstate="none"/>
+                    <a:srcRect/>
+                    <a:stretch>
+                      <a:fillRect/>
+                    </a:stretch>
+                  </pic:blipFill>
+                  <pic:spPr bwMode="auto">
+                    <a:xfrm>
+                      <a:off x="0" y="0"/>
+                      <a:ext cx="3810000" cy="2286000"/>
+                    </a:xfrm>
+                    <a:prstGeom prst="rect">
+                      <a:avLst/>
+                    </a:prstGeom>
+                  </pic:spPr>
+                </pic:pic>
+              </a:graphicData>
+            </a:graphic>
+          </wp:inline>
+        </w:drawing>
+      </w:r>
+    </w:p>
+    <w:p>
+      <w:pPr>
+        <w:spacing w:after="160" w:before="40"/>
+        <w:jc w:val="left"/>
+      </w:pPr>
+      <w:r>
+        <w:rPr>
+          <w:i/>
+          <w:iCs/>
+          <w:sz w:val="20"/>
+          <w:szCs w:val="20"/>
+        </w:rPr>
+        <w:t xml:space="preserve">Ảnh chụp ngày 26/10/2026: ảnh minh họa của các bước chưa tải được (hiển thị chữ thay thế); nguyên nhân là tệp ảnh chưa có trong thư mục media (8 yêu cầu trả mã 404, mục 3.5). [CẦN BỔ SUNG: thay bằng ảnh Sau khi nhóm bổ sung tệp ảnh]</w:t>
+      </w:r>
+    </w:p>
+    <w:p>
+      <w:pPr>
+        <w:keepNext/>
+        <w:spacing w:after="60" w:before="120"/>
+        <w:jc w:val="center"/>
+      </w:pPr>
+      <w:r>
+        <w:rPr>
+          <w:b/>
+          <w:bCs/>
+          <w:sz w:val="22"/>
+          <w:szCs w:val="22"/>
+        </w:rPr>
+        <w:t xml:space="preserve">Hình 13. Trang /shop</w:t>
+      </w:r>
+    </w:p>
+    <w:p>
+      <w:pPr>
+        <w:keepNext/>
+        <w:spacing w:after="0"/>
+        <w:jc w:val="center"/>
+      </w:pPr>
+      <w:r>
+        <w:drawing>
+          <wp:inline distT="0" distB="0" distL="0" distR="0">
+            <wp:extent cx="3810000" cy="2286000"/>
+            <wp:effectExtent t="0" r="0" b="0" l="0"/>
+            <wp:docPr id="1" name="w5_shop.jpg" descr="w5_shop.jpg" title="w5_shop.jpg"/>
+            <wp:cNvGraphicFramePr>
+              <a:graphicFrameLocks xmlns:a="http://schemas.openxmlformats.org/drawingml/2006/main" noChangeAspect="1"/>
+            </wp:cNvGraphicFramePr>
+            <a:graphic xmlns:a="http://schemas.openxmlformats.org/drawingml/2006/main">
+              <a:graphicData uri="http://schemas.openxmlformats.org/drawingml/2006/picture">
+                <pic:pic xmlns:pic="http://schemas.openxmlformats.org/drawingml/2006/picture">
+                  <pic:nvPicPr>
+                    <pic:cNvPr id="0" name="" descr=""/>
+                    <pic:cNvPicPr>
+                      <a:picLocks noChangeAspect="1" noChangeArrowheads="1"/>
+                    </pic:cNvPicPr>
+                  </pic:nvPicPr>
+                  <pic:blipFill>
+                    <a:blip r:embed="rId21" cstate="none"/>
+                    <a:srcRect/>
+                    <a:stretch>
+                      <a:fillRect/>
+                    </a:stretch>
+                  </pic:blipFill>
+                  <pic:spPr bwMode="auto">
+                    <a:xfrm>
+                      <a:off x="0" y="0"/>
+                      <a:ext cx="3810000" cy="2286000"/>
+                    </a:xfrm>
+                    <a:prstGeom prst="rect">
+                      <a:avLst/>
+                    </a:prstGeom>
+                  </pic:spPr>
+                </pic:pic>
+              </a:graphicData>
+            </a:graphic>
+          </wp:inline>
+        </w:drawing>
+      </w:r>
+    </w:p>
+    <w:p>
+      <w:pPr>
+        <w:spacing w:after="160" w:before="40"/>
+        <w:jc w:val="left"/>
+      </w:pPr>
+      <w:r>
+        <w:rPr>
+          <w:i/>
+          <w:iCs/>
+          <w:sz w:val="20"/>
+          <w:szCs w:val="20"/>
+        </w:rPr>
+        <w:t xml:space="preserve">Ảnh chụp ngày 26/10/2026: giới thiệu bộ sưu tập 6 mẫu.</w:t>
+      </w:r>
+    </w:p>
+    <w:p>
+      <w:pPr>
+        <w:pStyle w:val="Heading2"/>
+      </w:pPr>
+      <w:r>
+        <w:t xml:space="preserve">Phụ lục B. Chi tiết kiểm soát chất lượng dữ liệu</w:t>
+      </w:r>
+    </w:p>
+    <w:p>
+      <w:pPr>
+        <w:keepNext/>
+        <w:spacing w:after="60" w:before="120"/>
+        <w:jc w:val="center"/>
+      </w:pPr>
+      <w:r>
+        <w:rPr>
+          <w:b/>
+          <w:bCs/>
+          <w:sz w:val="22"/>
+          <w:szCs w:val="22"/>
+        </w:rPr>
+        <w:t xml:space="preserve">Bảng 13. Vấn đề chất lượng dữ liệu và cách xử lý</w:t>
       </w:r>
     </w:p>
     <w:tbl>
@@ -15026,8 +16262,8 @@
     <w:rPrDefault>
       <w:rPr>
         <w:rFonts w:ascii="Times New Roman" w:cs="Times New Roman" w:eastAsia="Times New Roman" w:hAnsi="Times New Roman"/>
-        <w:sz w:val="24"/>
-        <w:szCs w:val="24"/>
+        <w:sz w:val="23"/>
+        <w:szCs w:val="23"/>
       </w:rPr>
     </w:rPrDefault>
     <w:pPrDefault/>
